--- a/ОПД/Lab_6/ЛБ6.docx
+++ b/ОПД/Lab_6/ЛБ6.docx
@@ -151,7 +151,6 @@
           <w:rFonts w:ascii="Times New Roman" w:hAnsi="Times New Roman" w:cs="Times New Roman"/>
           <w:sz w:val="28"/>
           <w:szCs w:val="28"/>
-          <w:lang w:val="en-US"/>
         </w:rPr>
       </w:pPr>
       <w:r>
@@ -167,7 +166,6 @@
           <w:rFonts w:ascii="Times New Roman" w:hAnsi="Times New Roman" w:cs="Times New Roman"/>
           <w:sz w:val="28"/>
           <w:szCs w:val="28"/>
-          <w:lang w:val="en-US"/>
         </w:rPr>
         <w:t>6</w:t>
       </w:r>
@@ -452,7 +450,7 @@
             </w:rPr>
             <w:fldChar w:fldCharType="separate"/>
           </w:r>
-          <w:hyperlink w:anchor="_Toc223790451" w:history="1">
+          <w:hyperlink w:anchor="_Toc224577849" w:history="1">
             <w:r>
               <w:rPr>
                 <w:rStyle w:val="ad"/>
@@ -491,7 +489,7 @@
                 <w:sz w:val="28"/>
                 <w:szCs w:val="28"/>
               </w:rPr>
-              <w:instrText xml:space="preserve"> PAGEREF _Toc223790451 \h </w:instrText>
+              <w:instrText xml:space="preserve"> PAGEREF _Toc224577849 \h </w:instrText>
             </w:r>
             <w:r>
               <w:rPr>
@@ -549,17 +547,16 @@
               <w:lang w:eastAsia="ru-RU"/>
             </w:rPr>
           </w:pPr>
-          <w:hyperlink w:anchor="_Toc223790452" w:history="1">
+          <w:hyperlink w:anchor="_Toc224577850" w:history="1">
             <w:r>
               <w:rPr>
                 <w:rStyle w:val="ad"/>
                 <w:rFonts w:ascii="Times New Roman" w:hAnsi="Times New Roman" w:cs="Times New Roman"/>
-                <w:iCs/>
                 <w:noProof/>
                 <w:sz w:val="28"/>
                 <w:szCs w:val="28"/>
               </w:rPr>
-              <w:t>4. Трассировка программы для первых 2-х символов строки</w:t>
+              <w:t>2. Описание программы</w:t>
             </w:r>
             <w:r>
               <w:rPr>
@@ -589,7 +586,7 @@
                 <w:sz w:val="28"/>
                 <w:szCs w:val="28"/>
               </w:rPr>
-              <w:instrText xml:space="preserve"> PAGEREF _Toc223790452 \h </w:instrText>
+              <w:instrText xml:space="preserve"> PAGEREF _Toc224577850 \h </w:instrText>
             </w:r>
             <w:r>
               <w:rPr>
@@ -618,7 +615,7 @@
                 <w:sz w:val="28"/>
                 <w:szCs w:val="28"/>
               </w:rPr>
-              <w:t>8</w:t>
+              <w:t>4</w:t>
             </w:r>
             <w:r>
               <w:rPr>
@@ -647,17 +644,16 @@
               <w:lang w:eastAsia="ru-RU"/>
             </w:rPr>
           </w:pPr>
-          <w:hyperlink w:anchor="_Toc223790453" w:history="1">
+          <w:hyperlink w:anchor="_Toc224577851" w:history="1">
             <w:r>
               <w:rPr>
                 <w:rStyle w:val="ad"/>
                 <w:rFonts w:ascii="Times New Roman" w:hAnsi="Times New Roman" w:cs="Times New Roman"/>
-                <w:iCs/>
                 <w:noProof/>
                 <w:sz w:val="28"/>
                 <w:szCs w:val="28"/>
               </w:rPr>
-              <w:t>5. Дополнительное задание</w:t>
+              <w:t>3. Методика проверки программы</w:t>
             </w:r>
             <w:r>
               <w:rPr>
@@ -687,7 +683,7 @@
                 <w:sz w:val="28"/>
                 <w:szCs w:val="28"/>
               </w:rPr>
-              <w:instrText xml:space="preserve"> PAGEREF _Toc223790453 \h </w:instrText>
+              <w:instrText xml:space="preserve"> PAGEREF _Toc224577851 \h </w:instrText>
             </w:r>
             <w:r>
               <w:rPr>
@@ -716,7 +712,7 @@
                 <w:sz w:val="28"/>
                 <w:szCs w:val="28"/>
               </w:rPr>
-              <w:t>9</w:t>
+              <w:t>5</w:t>
             </w:r>
             <w:r>
               <w:rPr>
@@ -745,7 +741,7 @@
               <w:lang w:eastAsia="ru-RU"/>
             </w:rPr>
           </w:pPr>
-          <w:hyperlink w:anchor="_Toc223790454" w:history="1">
+          <w:hyperlink w:anchor="_Toc224577852" w:history="1">
             <w:r>
               <w:rPr>
                 <w:rStyle w:val="ad"/>
@@ -754,20 +750,8 @@
                 <w:noProof/>
                 <w:sz w:val="28"/>
                 <w:szCs w:val="28"/>
-                <w:lang w:val="en-US"/>
-              </w:rPr>
-              <w:t>6</w:t>
-            </w:r>
-            <w:r>
-              <w:rPr>
-                <w:rStyle w:val="ad"/>
-                <w:rFonts w:ascii="Times New Roman" w:hAnsi="Times New Roman" w:cs="Times New Roman"/>
-                <w:iCs/>
-                <w:noProof/>
-                <w:sz w:val="28"/>
-                <w:szCs w:val="28"/>
-              </w:rPr>
-              <w:t>. Вывод по работе</w:t>
+              </w:rPr>
+              <w:t>4. Вывод по работе</w:t>
             </w:r>
             <w:r>
               <w:rPr>
@@ -797,7 +781,7 @@
                 <w:sz w:val="28"/>
                 <w:szCs w:val="28"/>
               </w:rPr>
-              <w:instrText xml:space="preserve"> PAGEREF _Toc223790454 \h </w:instrText>
+              <w:instrText xml:space="preserve"> PAGEREF _Toc224577852 \h </w:instrText>
             </w:r>
             <w:r>
               <w:rPr>
@@ -826,7 +810,7 @@
                 <w:sz w:val="28"/>
                 <w:szCs w:val="28"/>
               </w:rPr>
-              <w:t>10</w:t>
+              <w:t>6</w:t>
             </w:r>
             <w:r>
               <w:rPr>
@@ -855,7 +839,7 @@
               <w:lang w:eastAsia="ru-RU"/>
             </w:rPr>
           </w:pPr>
-          <w:hyperlink w:anchor="_Toc223790455" w:history="1">
+          <w:hyperlink w:anchor="_Toc224577853" w:history="1">
             <w:r>
               <w:rPr>
                 <w:rStyle w:val="ad"/>
@@ -863,19 +847,8 @@
                 <w:noProof/>
                 <w:sz w:val="28"/>
                 <w:szCs w:val="28"/>
-                <w:lang w:val="en-US"/>
-              </w:rPr>
-              <w:t>7</w:t>
-            </w:r>
-            <w:r>
-              <w:rPr>
-                <w:rStyle w:val="ad"/>
-                <w:rFonts w:ascii="Times New Roman" w:hAnsi="Times New Roman" w:cs="Times New Roman"/>
-                <w:noProof/>
-                <w:sz w:val="28"/>
-                <w:szCs w:val="28"/>
-              </w:rPr>
-              <w:t>. Список использованной литературы</w:t>
+              </w:rPr>
+              <w:t>5. Список использованной литературы</w:t>
             </w:r>
             <w:r>
               <w:rPr>
@@ -905,7 +878,7 @@
                 <w:sz w:val="28"/>
                 <w:szCs w:val="28"/>
               </w:rPr>
-              <w:instrText xml:space="preserve"> PAGEREF _Toc223790455 \h </w:instrText>
+              <w:instrText xml:space="preserve"> PAGEREF _Toc224577853 \h </w:instrText>
             </w:r>
             <w:r>
               <w:rPr>
@@ -934,7 +907,7 @@
                 <w:sz w:val="28"/>
                 <w:szCs w:val="28"/>
               </w:rPr>
-              <w:t>11</w:t>
+              <w:t>7</w:t>
             </w:r>
             <w:r>
               <w:rPr>
@@ -986,7 +959,7 @@
           <w:szCs w:val="28"/>
         </w:rPr>
       </w:pPr>
-      <w:bookmarkStart w:id="0" w:name="_Toc223790451"/>
+      <w:bookmarkStart w:id="0" w:name="_Toc224577849"/>
       <w:r>
         <w:rPr>
           <w:rFonts w:ascii="Times New Roman" w:hAnsi="Times New Roman" w:cs="Times New Roman"/>
@@ -1119,9 +1092,11 @@
     </w:p>
     <w:p>
       <w:pPr>
+        <w:pStyle w:val="1"/>
+        <w:spacing w:line="360" w:lineRule="auto"/>
         <w:jc w:val="center"/>
         <w:rPr>
-          <w:rFonts w:ascii="Times New Roman" w:eastAsiaTheme="majorEastAsia" w:hAnsi="Times New Roman" w:cs="Times New Roman"/>
+          <w:rFonts w:ascii="Times New Roman" w:hAnsi="Times New Roman" w:cs="Times New Roman"/>
           <w:b/>
           <w:bCs/>
           <w:color w:val="000000" w:themeColor="text1"/>
@@ -1131,16 +1106,17 @@
       </w:pPr>
       <w:r>
         <w:rPr>
-          <w:rFonts w:ascii="Times New Roman" w:eastAsiaTheme="majorEastAsia" w:hAnsi="Times New Roman" w:cs="Times New Roman"/>
+          <w:rFonts w:ascii="Times New Roman" w:hAnsi="Times New Roman" w:cs="Times New Roman"/>
           <w:color w:val="000000" w:themeColor="text1"/>
           <w:sz w:val="28"/>
           <w:szCs w:val="28"/>
         </w:rPr>
         <w:br w:type="page"/>
       </w:r>
-      <w:r>
-        <w:rPr>
-          <w:rFonts w:ascii="Times New Roman" w:eastAsiaTheme="majorEastAsia" w:hAnsi="Times New Roman" w:cs="Times New Roman"/>
+      <w:bookmarkStart w:id="1" w:name="_Toc224577850"/>
+      <w:r>
+        <w:rPr>
+          <w:rFonts w:ascii="Times New Roman" w:hAnsi="Times New Roman" w:cs="Times New Roman"/>
           <w:b/>
           <w:bCs/>
           <w:color w:val="000000" w:themeColor="text1"/>
@@ -1152,26 +1128,5653 @@
       </w:r>
       <w:r>
         <w:rPr>
-          <w:rFonts w:ascii="Times New Roman" w:eastAsiaTheme="majorEastAsia" w:hAnsi="Times New Roman" w:cs="Times New Roman"/>
+          <w:rFonts w:ascii="Times New Roman" w:hAnsi="Times New Roman" w:cs="Times New Roman"/>
           <w:b/>
           <w:bCs/>
           <w:color w:val="000000" w:themeColor="text1"/>
           <w:sz w:val="28"/>
           <w:szCs w:val="28"/>
         </w:rPr>
-        <w:t>Текст программы на Ассемблере</w:t>
+        <w:t>Описание программы</w:t>
+      </w:r>
+      <w:bookmarkEnd w:id="1"/>
+    </w:p>
+    <w:p/>
+    <w:p>
+      <w:pPr>
+        <w:pStyle w:val="af6"/>
+        <w:spacing w:line="360" w:lineRule="auto"/>
+        <w:jc w:val="center"/>
+        <w:rPr>
+          <w:b/>
+          <w:bCs/>
+        </w:rPr>
+      </w:pPr>
+      <w:r>
+        <w:rPr>
+          <w:b/>
+          <w:bCs/>
+        </w:rPr>
+        <w:t>Код программы, написанной на Ассемблере</w:t>
       </w:r>
     </w:p>
     <w:p>
       <w:pPr>
         <w:rPr>
           <w:rFonts w:ascii="Times New Roman" w:eastAsiaTheme="majorEastAsia" w:hAnsi="Times New Roman" w:cs="Times New Roman"/>
+          <w:i/>
+          <w:iCs/>
+          <w:color w:val="000000" w:themeColor="text1"/>
+          <w:sz w:val="28"/>
+          <w:szCs w:val="28"/>
+        </w:rPr>
+      </w:pPr>
+      <w:hyperlink r:id="rId9" w:history="1">
+        <w:r>
+          <w:rPr>
+            <w:rStyle w:val="ad"/>
+            <w:rFonts w:ascii="Times New Roman" w:eastAsiaTheme="majorEastAsia" w:hAnsi="Times New Roman" w:cs="Times New Roman"/>
+            <w:i/>
+            <w:iCs/>
+            <w:sz w:val="28"/>
+            <w:szCs w:val="28"/>
+            <w:lang w:val="en-US"/>
+          </w:rPr>
+          <w:t>https</w:t>
+        </w:r>
+        <w:r>
+          <w:rPr>
+            <w:rStyle w:val="ad"/>
+            <w:rFonts w:ascii="Times New Roman" w:eastAsiaTheme="majorEastAsia" w:hAnsi="Times New Roman" w:cs="Times New Roman"/>
+            <w:i/>
+            <w:iCs/>
+            <w:sz w:val="28"/>
+            <w:szCs w:val="28"/>
+          </w:rPr>
+          <w:t>://</w:t>
+        </w:r>
+        <w:proofErr w:type="spellStart"/>
+        <w:r>
+          <w:rPr>
+            <w:rStyle w:val="ad"/>
+            <w:rFonts w:ascii="Times New Roman" w:eastAsiaTheme="majorEastAsia" w:hAnsi="Times New Roman" w:cs="Times New Roman"/>
+            <w:i/>
+            <w:iCs/>
+            <w:sz w:val="28"/>
+            <w:szCs w:val="28"/>
+            <w:lang w:val="en-US"/>
+          </w:rPr>
+          <w:t>github</w:t>
+        </w:r>
+        <w:proofErr w:type="spellEnd"/>
+        <w:r>
+          <w:rPr>
+            <w:rStyle w:val="ad"/>
+            <w:rFonts w:ascii="Times New Roman" w:eastAsiaTheme="majorEastAsia" w:hAnsi="Times New Roman" w:cs="Times New Roman"/>
+            <w:i/>
+            <w:iCs/>
+            <w:sz w:val="28"/>
+            <w:szCs w:val="28"/>
+          </w:rPr>
+          <w:t>.</w:t>
+        </w:r>
+        <w:r>
+          <w:rPr>
+            <w:rStyle w:val="ad"/>
+            <w:rFonts w:ascii="Times New Roman" w:eastAsiaTheme="majorEastAsia" w:hAnsi="Times New Roman" w:cs="Times New Roman"/>
+            <w:i/>
+            <w:iCs/>
+            <w:sz w:val="28"/>
+            <w:szCs w:val="28"/>
+            <w:lang w:val="en-US"/>
+          </w:rPr>
+          <w:t>com</w:t>
+        </w:r>
+        <w:r>
+          <w:rPr>
+            <w:rStyle w:val="ad"/>
+            <w:rFonts w:ascii="Times New Roman" w:eastAsiaTheme="majorEastAsia" w:hAnsi="Times New Roman" w:cs="Times New Roman"/>
+            <w:i/>
+            <w:iCs/>
+            <w:sz w:val="28"/>
+            <w:szCs w:val="28"/>
+          </w:rPr>
+          <w:t>/</w:t>
+        </w:r>
+        <w:proofErr w:type="spellStart"/>
+        <w:r>
+          <w:rPr>
+            <w:rStyle w:val="ad"/>
+            <w:rFonts w:ascii="Times New Roman" w:eastAsiaTheme="majorEastAsia" w:hAnsi="Times New Roman" w:cs="Times New Roman"/>
+            <w:i/>
+            <w:iCs/>
+            <w:sz w:val="28"/>
+            <w:szCs w:val="28"/>
+            <w:lang w:val="en-US"/>
+          </w:rPr>
+          <w:t>tetraminomusic</w:t>
+        </w:r>
+        <w:proofErr w:type="spellEnd"/>
+        <w:r>
+          <w:rPr>
+            <w:rStyle w:val="ad"/>
+            <w:rFonts w:ascii="Times New Roman" w:eastAsiaTheme="majorEastAsia" w:hAnsi="Times New Roman" w:cs="Times New Roman"/>
+            <w:i/>
+            <w:iCs/>
+            <w:sz w:val="28"/>
+            <w:szCs w:val="28"/>
+          </w:rPr>
+          <w:t>/</w:t>
+        </w:r>
+        <w:r>
+          <w:rPr>
+            <w:rStyle w:val="ad"/>
+            <w:rFonts w:ascii="Times New Roman" w:eastAsiaTheme="majorEastAsia" w:hAnsi="Times New Roman" w:cs="Times New Roman"/>
+            <w:i/>
+            <w:iCs/>
+            <w:sz w:val="28"/>
+            <w:szCs w:val="28"/>
+            <w:lang w:val="en-US"/>
+          </w:rPr>
+          <w:t>ITMO</w:t>
+        </w:r>
+        <w:r>
+          <w:rPr>
+            <w:rStyle w:val="ad"/>
+            <w:rFonts w:ascii="Times New Roman" w:eastAsiaTheme="majorEastAsia" w:hAnsi="Times New Roman" w:cs="Times New Roman"/>
+            <w:i/>
+            <w:iCs/>
+            <w:sz w:val="28"/>
+            <w:szCs w:val="28"/>
+          </w:rPr>
+          <w:t>_2</w:t>
+        </w:r>
+        <w:proofErr w:type="spellStart"/>
+        <w:r>
+          <w:rPr>
+            <w:rStyle w:val="ad"/>
+            <w:rFonts w:ascii="Times New Roman" w:eastAsiaTheme="majorEastAsia" w:hAnsi="Times New Roman" w:cs="Times New Roman"/>
+            <w:i/>
+            <w:iCs/>
+            <w:sz w:val="28"/>
+            <w:szCs w:val="28"/>
+            <w:lang w:val="en-US"/>
+          </w:rPr>
+          <w:t>sem</w:t>
+        </w:r>
+        <w:proofErr w:type="spellEnd"/>
+        <w:r>
+          <w:rPr>
+            <w:rStyle w:val="ad"/>
+            <w:rFonts w:ascii="Times New Roman" w:eastAsiaTheme="majorEastAsia" w:hAnsi="Times New Roman" w:cs="Times New Roman"/>
+            <w:i/>
+            <w:iCs/>
+            <w:sz w:val="28"/>
+            <w:szCs w:val="28"/>
+          </w:rPr>
+          <w:t>/</w:t>
+        </w:r>
+        <w:r>
+          <w:rPr>
+            <w:rStyle w:val="ad"/>
+            <w:rFonts w:ascii="Times New Roman" w:eastAsiaTheme="majorEastAsia" w:hAnsi="Times New Roman" w:cs="Times New Roman"/>
+            <w:i/>
+            <w:iCs/>
+            <w:sz w:val="28"/>
+            <w:szCs w:val="28"/>
+            <w:lang w:val="en-US"/>
+          </w:rPr>
+          <w:t>blob</w:t>
+        </w:r>
+        <w:r>
+          <w:rPr>
+            <w:rStyle w:val="ad"/>
+            <w:rFonts w:ascii="Times New Roman" w:eastAsiaTheme="majorEastAsia" w:hAnsi="Times New Roman" w:cs="Times New Roman"/>
+            <w:i/>
+            <w:iCs/>
+            <w:sz w:val="28"/>
+            <w:szCs w:val="28"/>
+          </w:rPr>
+          <w:t>/</w:t>
+        </w:r>
+        <w:r>
+          <w:rPr>
+            <w:rStyle w:val="ad"/>
+            <w:rFonts w:ascii="Times New Roman" w:eastAsiaTheme="majorEastAsia" w:hAnsi="Times New Roman" w:cs="Times New Roman"/>
+            <w:i/>
+            <w:iCs/>
+            <w:sz w:val="28"/>
+            <w:szCs w:val="28"/>
+            <w:lang w:val="en-US"/>
+          </w:rPr>
+          <w:t>main</w:t>
+        </w:r>
+        <w:r>
+          <w:rPr>
+            <w:rStyle w:val="ad"/>
+            <w:rFonts w:ascii="Times New Roman" w:eastAsiaTheme="majorEastAsia" w:hAnsi="Times New Roman" w:cs="Times New Roman"/>
+            <w:i/>
+            <w:iCs/>
+            <w:sz w:val="28"/>
+            <w:szCs w:val="28"/>
+          </w:rPr>
+          <w:t>/</w:t>
+        </w:r>
+        <w:r>
+          <w:rPr>
+            <w:rStyle w:val="ad"/>
+            <w:rFonts w:ascii="Times New Roman" w:eastAsiaTheme="majorEastAsia" w:hAnsi="Times New Roman" w:cs="Times New Roman"/>
+            <w:i/>
+            <w:iCs/>
+            <w:sz w:val="28"/>
+            <w:szCs w:val="28"/>
+          </w:rPr>
+          <w:t>ОПД</w:t>
+        </w:r>
+        <w:r>
+          <w:rPr>
+            <w:rStyle w:val="ad"/>
+            <w:rFonts w:ascii="Times New Roman" w:eastAsiaTheme="majorEastAsia" w:hAnsi="Times New Roman" w:cs="Times New Roman"/>
+            <w:i/>
+            <w:iCs/>
+            <w:sz w:val="28"/>
+            <w:szCs w:val="28"/>
+          </w:rPr>
+          <w:t>/</w:t>
+        </w:r>
+        <w:r>
+          <w:rPr>
+            <w:rStyle w:val="ad"/>
+            <w:rFonts w:ascii="Times New Roman" w:eastAsiaTheme="majorEastAsia" w:hAnsi="Times New Roman" w:cs="Times New Roman"/>
+            <w:i/>
+            <w:iCs/>
+            <w:sz w:val="28"/>
+            <w:szCs w:val="28"/>
+            <w:lang w:val="en-US"/>
+          </w:rPr>
+          <w:t>Lab</w:t>
+        </w:r>
+        <w:r>
+          <w:rPr>
+            <w:rStyle w:val="ad"/>
+            <w:rFonts w:ascii="Times New Roman" w:eastAsiaTheme="majorEastAsia" w:hAnsi="Times New Roman" w:cs="Times New Roman"/>
+            <w:i/>
+            <w:iCs/>
+            <w:sz w:val="28"/>
+            <w:szCs w:val="28"/>
+          </w:rPr>
+          <w:t>_6/</w:t>
+        </w:r>
+        <w:r>
+          <w:rPr>
+            <w:rStyle w:val="ad"/>
+            <w:rFonts w:ascii="Times New Roman" w:eastAsiaTheme="majorEastAsia" w:hAnsi="Times New Roman" w:cs="Times New Roman"/>
+            <w:i/>
+            <w:iCs/>
+            <w:sz w:val="28"/>
+            <w:szCs w:val="28"/>
+            <w:lang w:val="en-US"/>
+          </w:rPr>
+          <w:t>prog</w:t>
+        </w:r>
+        <w:r>
+          <w:rPr>
+            <w:rStyle w:val="ad"/>
+            <w:rFonts w:ascii="Times New Roman" w:eastAsiaTheme="majorEastAsia" w:hAnsi="Times New Roman" w:cs="Times New Roman"/>
+            <w:i/>
+            <w:iCs/>
+            <w:sz w:val="28"/>
+            <w:szCs w:val="28"/>
+          </w:rPr>
+          <w:t>.</w:t>
+        </w:r>
+        <w:proofErr w:type="spellStart"/>
+        <w:r>
+          <w:rPr>
+            <w:rStyle w:val="ad"/>
+            <w:rFonts w:ascii="Times New Roman" w:eastAsiaTheme="majorEastAsia" w:hAnsi="Times New Roman" w:cs="Times New Roman"/>
+            <w:i/>
+            <w:iCs/>
+            <w:sz w:val="28"/>
+            <w:szCs w:val="28"/>
+            <w:lang w:val="en-US"/>
+          </w:rPr>
+          <w:t>asm</w:t>
+        </w:r>
+        <w:proofErr w:type="spellEnd"/>
+      </w:hyperlink>
+    </w:p>
+    <w:p>
+      <w:pPr>
+        <w:spacing w:line="360" w:lineRule="auto"/>
+        <w:rPr>
+          <w:rFonts w:ascii="Times New Roman" w:eastAsiaTheme="majorEastAsia" w:hAnsi="Times New Roman" w:cs="Times New Roman"/>
+          <w:i/>
+          <w:iCs/>
+          <w:color w:val="000000" w:themeColor="text1"/>
+          <w:sz w:val="28"/>
+          <w:szCs w:val="28"/>
+        </w:rPr>
+      </w:pPr>
+    </w:p>
+    <w:p>
+      <w:pPr>
+        <w:spacing w:line="360" w:lineRule="auto"/>
+        <w:jc w:val="center"/>
+        <w:rPr>
+          <w:rFonts w:ascii="Times New Roman" w:eastAsiaTheme="majorEastAsia" w:hAnsi="Times New Roman" w:cs="Times New Roman"/>
+          <w:b/>
+          <w:bCs/>
+          <w:color w:val="000000" w:themeColor="text1"/>
+          <w:sz w:val="28"/>
+          <w:szCs w:val="28"/>
+        </w:rPr>
+      </w:pPr>
+      <w:r>
+        <w:rPr>
+          <w:rFonts w:ascii="Times New Roman" w:eastAsiaTheme="majorEastAsia" w:hAnsi="Times New Roman" w:cs="Times New Roman"/>
+          <w:b/>
+          <w:bCs/>
+          <w:color w:val="000000" w:themeColor="text1"/>
+          <w:sz w:val="28"/>
+          <w:szCs w:val="28"/>
+        </w:rPr>
+        <w:t>Расположение данных в памяти</w:t>
+      </w:r>
+    </w:p>
+    <w:p>
+      <w:pPr>
+        <w:spacing w:line="360" w:lineRule="auto"/>
+        <w:jc w:val="both"/>
+        <w:rPr>
+          <w:rFonts w:ascii="Times New Roman" w:eastAsiaTheme="majorEastAsia" w:hAnsi="Times New Roman" w:cs="Times New Roman"/>
+          <w:color w:val="000000" w:themeColor="text1"/>
+          <w:sz w:val="28"/>
+          <w:szCs w:val="28"/>
+        </w:rPr>
+      </w:pPr>
+      <w:r>
+        <w:rPr>
+          <w:rFonts w:ascii="Times New Roman" w:eastAsiaTheme="majorEastAsia" w:hAnsi="Times New Roman" w:cs="Times New Roman"/>
+          <w:color w:val="000000" w:themeColor="text1"/>
+          <w:sz w:val="28"/>
+          <w:szCs w:val="28"/>
+        </w:rPr>
+        <w:t>Векторы прерываний</w:t>
+      </w:r>
+      <w:r>
+        <w:rPr>
+          <w:rFonts w:ascii="Times New Roman" w:eastAsiaTheme="majorEastAsia" w:hAnsi="Times New Roman" w:cs="Times New Roman"/>
+          <w:color w:val="000000" w:themeColor="text1"/>
+          <w:sz w:val="28"/>
+          <w:szCs w:val="28"/>
+        </w:rPr>
+        <w:t xml:space="preserve">: </w:t>
+      </w:r>
+      <m:oMath>
+        <m:sSub>
+          <m:sSubPr>
+            <m:ctrlPr>
+              <w:rPr>
+                <w:rFonts w:ascii="Cambria Math" w:eastAsiaTheme="majorEastAsia" w:hAnsi="Cambria Math" w:cs="Times New Roman"/>
+                <w:i/>
+                <w:color w:val="000000" w:themeColor="text1"/>
+                <w:sz w:val="28"/>
+                <w:szCs w:val="28"/>
+                <w:lang w:val="en-US"/>
+              </w:rPr>
+            </m:ctrlPr>
+          </m:sSubPr>
+          <m:e>
+            <m:r>
+              <w:rPr>
+                <w:rFonts w:ascii="Cambria Math" w:eastAsiaTheme="majorEastAsia" w:hAnsi="Cambria Math" w:cs="Times New Roman"/>
+                <w:color w:val="000000" w:themeColor="text1"/>
+                <w:sz w:val="28"/>
+                <w:szCs w:val="28"/>
+              </w:rPr>
+              <m:t>0</m:t>
+            </m:r>
+          </m:e>
+          <m:sub>
+            <m:r>
+              <w:rPr>
+                <w:rFonts w:ascii="Cambria Math" w:eastAsiaTheme="majorEastAsia" w:hAnsi="Cambria Math" w:cs="Times New Roman"/>
+                <w:color w:val="000000" w:themeColor="text1"/>
+                <w:sz w:val="28"/>
+                <w:szCs w:val="28"/>
+              </w:rPr>
+              <m:t>16</m:t>
+            </m:r>
+          </m:sub>
+        </m:sSub>
+      </m:oMath>
+      <w:r>
+        <w:rPr>
+          <w:rFonts w:ascii="Times New Roman" w:eastAsiaTheme="majorEastAsia" w:hAnsi="Times New Roman" w:cs="Times New Roman"/>
+          <w:color w:val="000000" w:themeColor="text1"/>
+          <w:sz w:val="28"/>
+          <w:szCs w:val="28"/>
+        </w:rPr>
+        <w:t xml:space="preserve"> – </w:t>
+      </w:r>
+      <m:oMath>
+        <m:sSub>
+          <m:sSubPr>
+            <m:ctrlPr>
+              <w:rPr>
+                <w:rFonts w:ascii="Cambria Math" w:eastAsiaTheme="majorEastAsia" w:hAnsi="Cambria Math" w:cs="Times New Roman"/>
+                <w:i/>
+                <w:color w:val="000000" w:themeColor="text1"/>
+                <w:sz w:val="28"/>
+                <w:szCs w:val="28"/>
+                <w:lang w:val="en-US"/>
+              </w:rPr>
+            </m:ctrlPr>
+          </m:sSubPr>
+          <m:e>
+            <m:r>
+              <w:rPr>
+                <w:rFonts w:ascii="Cambria Math" w:eastAsiaTheme="majorEastAsia" w:hAnsi="Cambria Math" w:cs="Times New Roman"/>
+                <w:color w:val="000000" w:themeColor="text1"/>
+                <w:sz w:val="28"/>
+                <w:szCs w:val="28"/>
+              </w:rPr>
+              <m:t>00</m:t>
+            </m:r>
+            <m:r>
+              <w:rPr>
+                <w:rFonts w:ascii="Cambria Math" w:eastAsiaTheme="majorEastAsia" w:hAnsi="Cambria Math" w:cs="Times New Roman"/>
+                <w:color w:val="000000" w:themeColor="text1"/>
+                <w:sz w:val="28"/>
+                <w:szCs w:val="28"/>
+                <w:lang w:val="en-US"/>
+              </w:rPr>
+              <m:t>F</m:t>
+            </m:r>
+          </m:e>
+          <m:sub>
+            <m:r>
+              <w:rPr>
+                <w:rFonts w:ascii="Cambria Math" w:eastAsiaTheme="majorEastAsia" w:hAnsi="Cambria Math" w:cs="Times New Roman"/>
+                <w:color w:val="000000" w:themeColor="text1"/>
+                <w:sz w:val="28"/>
+                <w:szCs w:val="28"/>
+              </w:rPr>
+              <m:t>16</m:t>
+            </m:r>
+          </m:sub>
+        </m:sSub>
+      </m:oMath>
+    </w:p>
+    <w:p>
+      <w:pPr>
+        <w:spacing w:line="360" w:lineRule="auto"/>
+        <w:jc w:val="both"/>
+        <w:rPr>
+          <w:rFonts w:ascii="Times New Roman" w:eastAsiaTheme="majorEastAsia" w:hAnsi="Times New Roman" w:cs="Times New Roman"/>
+          <w:color w:val="000000" w:themeColor="text1"/>
+          <w:sz w:val="28"/>
+          <w:szCs w:val="28"/>
+        </w:rPr>
+      </w:pPr>
+      <w:r>
+        <w:rPr>
+          <w:rFonts w:ascii="Times New Roman" w:eastAsiaTheme="majorEastAsia" w:hAnsi="Times New Roman" w:cs="Times New Roman"/>
+          <w:color w:val="000000" w:themeColor="text1"/>
+          <w:sz w:val="28"/>
+          <w:szCs w:val="28"/>
+        </w:rPr>
+        <w:t>Переменные</w:t>
+      </w:r>
+      <w:r>
+        <w:rPr>
+          <w:rFonts w:ascii="Times New Roman" w:eastAsiaTheme="majorEastAsia" w:hAnsi="Times New Roman" w:cs="Times New Roman"/>
+          <w:color w:val="000000" w:themeColor="text1"/>
+          <w:sz w:val="28"/>
+          <w:szCs w:val="28"/>
+        </w:rPr>
+        <w:t xml:space="preserve">: </w:t>
+      </w:r>
+      <m:oMath>
+        <m:sSub>
+          <m:sSubPr>
+            <m:ctrlPr>
+              <w:rPr>
+                <w:rFonts w:ascii="Cambria Math" w:eastAsiaTheme="majorEastAsia" w:hAnsi="Cambria Math" w:cs="Times New Roman"/>
+                <w:i/>
+                <w:color w:val="000000" w:themeColor="text1"/>
+                <w:sz w:val="28"/>
+                <w:szCs w:val="28"/>
+                <w:lang w:val="en-US"/>
+              </w:rPr>
+            </m:ctrlPr>
+          </m:sSubPr>
+          <m:e>
+            <m:r>
+              <w:rPr>
+                <w:rFonts w:ascii="Cambria Math" w:eastAsiaTheme="majorEastAsia" w:hAnsi="Cambria Math" w:cs="Times New Roman"/>
+                <w:color w:val="000000" w:themeColor="text1"/>
+                <w:sz w:val="28"/>
+                <w:szCs w:val="28"/>
+              </w:rPr>
+              <m:t>042</m:t>
+            </m:r>
+          </m:e>
+          <m:sub>
+            <m:r>
+              <w:rPr>
+                <w:rFonts w:ascii="Cambria Math" w:eastAsiaTheme="majorEastAsia" w:hAnsi="Cambria Math" w:cs="Times New Roman"/>
+                <w:color w:val="000000" w:themeColor="text1"/>
+                <w:sz w:val="28"/>
+                <w:szCs w:val="28"/>
+              </w:rPr>
+              <m:t>16</m:t>
+            </m:r>
+          </m:sub>
+        </m:sSub>
+      </m:oMath>
+      <w:r>
+        <w:rPr>
+          <w:rFonts w:ascii="Times New Roman" w:eastAsiaTheme="majorEastAsia" w:hAnsi="Times New Roman" w:cs="Times New Roman"/>
+          <w:color w:val="000000" w:themeColor="text1"/>
+          <w:sz w:val="28"/>
+          <w:szCs w:val="28"/>
+        </w:rPr>
+        <w:t xml:space="preserve"> – </w:t>
+      </w:r>
+      <m:oMath>
+        <m:sSub>
+          <m:sSubPr>
+            <m:ctrlPr>
+              <w:rPr>
+                <w:rFonts w:ascii="Cambria Math" w:eastAsiaTheme="majorEastAsia" w:hAnsi="Cambria Math" w:cs="Times New Roman"/>
+                <w:i/>
+                <w:color w:val="000000" w:themeColor="text1"/>
+                <w:sz w:val="28"/>
+                <w:szCs w:val="28"/>
+                <w:lang w:val="en-US"/>
+              </w:rPr>
+            </m:ctrlPr>
+          </m:sSubPr>
+          <m:e>
+            <m:r>
+              <w:rPr>
+                <w:rFonts w:ascii="Cambria Math" w:eastAsiaTheme="majorEastAsia" w:hAnsi="Cambria Math" w:cs="Times New Roman"/>
+                <w:color w:val="000000" w:themeColor="text1"/>
+                <w:sz w:val="28"/>
+                <w:szCs w:val="28"/>
+              </w:rPr>
+              <m:t>045</m:t>
+            </m:r>
+          </m:e>
+          <m:sub>
+            <m:r>
+              <w:rPr>
+                <w:rFonts w:ascii="Cambria Math" w:eastAsiaTheme="majorEastAsia" w:hAnsi="Cambria Math" w:cs="Times New Roman"/>
+                <w:color w:val="000000" w:themeColor="text1"/>
+                <w:sz w:val="28"/>
+                <w:szCs w:val="28"/>
+              </w:rPr>
+              <m:t>16</m:t>
+            </m:r>
+          </m:sub>
+        </m:sSub>
+      </m:oMath>
+    </w:p>
+    <w:p>
+      <w:pPr>
+        <w:spacing w:line="360" w:lineRule="auto"/>
+        <w:jc w:val="both"/>
+        <w:rPr>
+          <w:rFonts w:eastAsiaTheme="minorEastAsia"/>
+          <w:sz w:val="28"/>
+          <w:szCs w:val="28"/>
+        </w:rPr>
+      </w:pPr>
+      <w:r>
+        <w:rPr>
+          <w:rFonts w:ascii="Times New Roman" w:eastAsiaTheme="majorEastAsia" w:hAnsi="Times New Roman" w:cs="Times New Roman"/>
+          <w:color w:val="000000" w:themeColor="text1"/>
+          <w:sz w:val="28"/>
+          <w:szCs w:val="28"/>
+        </w:rPr>
+        <w:t>Программа</w:t>
+      </w:r>
+      <w:r>
+        <w:rPr>
+          <w:rFonts w:ascii="Times New Roman" w:eastAsiaTheme="majorEastAsia" w:hAnsi="Times New Roman" w:cs="Times New Roman"/>
+          <w:color w:val="000000" w:themeColor="text1"/>
+          <w:sz w:val="28"/>
+          <w:szCs w:val="28"/>
+        </w:rPr>
+        <w:t xml:space="preserve">: </w:t>
+      </w:r>
+      <m:oMath>
+        <m:sSub>
+          <m:sSubPr>
+            <m:ctrlPr>
+              <w:rPr>
+                <w:rFonts w:ascii="Cambria Math" w:eastAsiaTheme="majorEastAsia" w:hAnsi="Cambria Math" w:cs="Times New Roman"/>
+                <w:i/>
+                <w:color w:val="000000" w:themeColor="text1"/>
+                <w:sz w:val="28"/>
+                <w:szCs w:val="28"/>
+                <w:lang w:val="en-US"/>
+              </w:rPr>
+            </m:ctrlPr>
+          </m:sSubPr>
+          <m:e>
+            <m:r>
+              <w:rPr>
+                <w:rFonts w:ascii="Cambria Math" w:eastAsiaTheme="majorEastAsia" w:hAnsi="Cambria Math" w:cs="Times New Roman"/>
+                <w:color w:val="000000" w:themeColor="text1"/>
+                <w:sz w:val="28"/>
+                <w:szCs w:val="28"/>
+              </w:rPr>
+              <m:t>046</m:t>
+            </m:r>
+          </m:e>
+          <m:sub>
+            <m:r>
+              <w:rPr>
+                <w:rFonts w:ascii="Cambria Math" w:eastAsiaTheme="majorEastAsia" w:hAnsi="Cambria Math" w:cs="Times New Roman"/>
+                <w:color w:val="000000" w:themeColor="text1"/>
+                <w:sz w:val="28"/>
+                <w:szCs w:val="28"/>
+              </w:rPr>
+              <m:t>16</m:t>
+            </m:r>
+          </m:sub>
+        </m:sSub>
+      </m:oMath>
+      <w:r>
+        <w:rPr>
+          <w:rFonts w:ascii="Times New Roman" w:eastAsiaTheme="majorEastAsia" w:hAnsi="Times New Roman" w:cs="Times New Roman"/>
+          <w:color w:val="000000" w:themeColor="text1"/>
+          <w:sz w:val="28"/>
+          <w:szCs w:val="28"/>
+        </w:rPr>
+        <w:t xml:space="preserve"> –</w:t>
+      </w:r>
+      <w:r>
+        <w:t xml:space="preserve"> </w:t>
+      </w:r>
+      <m:oMath>
+        <m:sSub>
+          <m:sSubPr>
+            <m:ctrlPr>
+              <w:rPr>
+                <w:rFonts w:ascii="Cambria Math" w:hAnsi="Cambria Math"/>
+                <w:i/>
+                <w:sz w:val="28"/>
+                <w:szCs w:val="28"/>
+                <w:lang w:val="en-US"/>
+              </w:rPr>
+            </m:ctrlPr>
+          </m:sSubPr>
+          <m:e>
+            <m:r>
+              <m:rPr>
+                <m:sty m:val="p"/>
+              </m:rPr>
+              <w:rPr>
+                <w:rFonts w:ascii="Cambria Math" w:hAnsi="Cambria Math"/>
+                <w:sz w:val="28"/>
+                <w:szCs w:val="28"/>
+              </w:rPr>
+              <m:t>074</m:t>
+            </m:r>
+          </m:e>
+          <m:sub>
+            <m:r>
+              <w:rPr>
+                <w:rFonts w:ascii="Cambria Math" w:hAnsi="Cambria Math"/>
+                <w:sz w:val="28"/>
+                <w:szCs w:val="28"/>
+              </w:rPr>
+              <m:t>16</m:t>
+            </m:r>
+          </m:sub>
+        </m:sSub>
+      </m:oMath>
+    </w:p>
+    <w:p>
+      <w:pPr>
+        <w:spacing w:line="360" w:lineRule="auto"/>
+        <w:jc w:val="both"/>
+      </w:pPr>
+    </w:p>
+    <w:p>
+      <w:pPr>
+        <w:spacing w:line="360" w:lineRule="auto"/>
+        <w:jc w:val="center"/>
+        <w:rPr>
+          <w:rFonts w:ascii="Times New Roman" w:eastAsiaTheme="majorEastAsia" w:hAnsi="Times New Roman" w:cs="Times New Roman"/>
+          <w:b/>
+          <w:bCs/>
+          <w:color w:val="000000" w:themeColor="text1"/>
+          <w:sz w:val="28"/>
+          <w:szCs w:val="28"/>
+        </w:rPr>
+      </w:pPr>
+      <w:r>
+        <w:rPr>
+          <w:rFonts w:ascii="Times New Roman" w:eastAsiaTheme="majorEastAsia" w:hAnsi="Times New Roman" w:cs="Times New Roman"/>
+          <w:b/>
+          <w:bCs/>
+          <w:color w:val="000000" w:themeColor="text1"/>
+          <w:sz w:val="28"/>
+          <w:szCs w:val="28"/>
+        </w:rPr>
+        <w:t>ОПИ</w:t>
+      </w:r>
+    </w:p>
+    <w:p>
+      <w:pPr>
+        <w:spacing w:line="360" w:lineRule="auto"/>
+        <w:jc w:val="both"/>
+        <w:rPr>
+          <w:rFonts w:ascii="Times New Roman" w:eastAsiaTheme="majorEastAsia" w:hAnsi="Times New Roman" w:cs="Times New Roman"/>
+          <w:color w:val="000000" w:themeColor="text1"/>
+          <w:sz w:val="28"/>
+          <w:szCs w:val="28"/>
+        </w:rPr>
+      </w:pPr>
+      <w:r>
+        <w:rPr>
+          <w:rFonts w:ascii="Times New Roman" w:eastAsiaTheme="majorEastAsia" w:hAnsi="Times New Roman" w:cs="Times New Roman"/>
+          <w:color w:val="000000" w:themeColor="text1"/>
+          <w:sz w:val="28"/>
+          <w:szCs w:val="28"/>
+        </w:rPr>
+        <w:t>{</w:t>
+      </w:r>
+      <w:r>
+        <w:rPr>
+          <w:rFonts w:ascii="Times New Roman" w:eastAsiaTheme="majorEastAsia" w:hAnsi="Times New Roman" w:cs="Times New Roman"/>
           <w:color w:val="000000" w:themeColor="text1"/>
           <w:sz w:val="28"/>
           <w:szCs w:val="28"/>
           <w:lang w:val="en-US"/>
         </w:rPr>
-      </w:pPr>
+        <w:t>X</w:t>
+      </w:r>
+      <w:r>
+        <w:rPr>
+          <w:rFonts w:ascii="Times New Roman" w:eastAsiaTheme="majorEastAsia" w:hAnsi="Times New Roman" w:cs="Times New Roman"/>
+          <w:color w:val="000000" w:themeColor="text1"/>
+          <w:sz w:val="28"/>
+          <w:szCs w:val="28"/>
+        </w:rPr>
+        <w:t xml:space="preserve">, </w:t>
+      </w:r>
+      <w:r>
+        <w:rPr>
+          <w:rFonts w:ascii="Times New Roman" w:eastAsiaTheme="majorEastAsia" w:hAnsi="Times New Roman" w:cs="Times New Roman"/>
+          <w:color w:val="000000" w:themeColor="text1"/>
+          <w:sz w:val="28"/>
+          <w:szCs w:val="28"/>
+          <w:lang w:val="en-US"/>
+        </w:rPr>
+        <w:t>min</w:t>
+      </w:r>
+      <w:r>
+        <w:rPr>
+          <w:rFonts w:ascii="Times New Roman" w:eastAsiaTheme="majorEastAsia" w:hAnsi="Times New Roman" w:cs="Times New Roman"/>
+          <w:color w:val="000000" w:themeColor="text1"/>
+          <w:sz w:val="28"/>
+          <w:szCs w:val="28"/>
+        </w:rPr>
+        <w:t xml:space="preserve">, </w:t>
+      </w:r>
+      <w:r>
+        <w:rPr>
+          <w:rFonts w:ascii="Times New Roman" w:eastAsiaTheme="majorEastAsia" w:hAnsi="Times New Roman" w:cs="Times New Roman"/>
+          <w:color w:val="000000" w:themeColor="text1"/>
+          <w:sz w:val="28"/>
+          <w:szCs w:val="28"/>
+          <w:lang w:val="en-US"/>
+        </w:rPr>
+        <w:t>max</w:t>
+      </w:r>
+      <w:r>
+        <w:rPr>
+          <w:rFonts w:ascii="Times New Roman" w:eastAsiaTheme="majorEastAsia" w:hAnsi="Times New Roman" w:cs="Times New Roman"/>
+          <w:color w:val="000000" w:themeColor="text1"/>
+          <w:sz w:val="28"/>
+          <w:szCs w:val="28"/>
+        </w:rPr>
+        <w:t xml:space="preserve">, </w:t>
+      </w:r>
+      <w:r>
+        <w:rPr>
+          <w:rFonts w:ascii="Times New Roman" w:eastAsiaTheme="majorEastAsia" w:hAnsi="Times New Roman" w:cs="Times New Roman"/>
+          <w:color w:val="000000" w:themeColor="text1"/>
+          <w:sz w:val="28"/>
+          <w:szCs w:val="28"/>
+          <w:lang w:val="en-US"/>
+        </w:rPr>
+        <w:t>temp</w:t>
+      </w:r>
+      <w:r>
+        <w:rPr>
+          <w:rFonts w:ascii="Times New Roman" w:eastAsiaTheme="majorEastAsia" w:hAnsi="Times New Roman" w:cs="Times New Roman"/>
+          <w:color w:val="000000" w:themeColor="text1"/>
+          <w:sz w:val="28"/>
+          <w:szCs w:val="28"/>
+        </w:rPr>
+        <w:t>_</w:t>
+      </w:r>
+      <w:r>
+        <w:rPr>
+          <w:rFonts w:ascii="Times New Roman" w:eastAsiaTheme="majorEastAsia" w:hAnsi="Times New Roman" w:cs="Times New Roman"/>
+          <w:color w:val="000000" w:themeColor="text1"/>
+          <w:sz w:val="28"/>
+          <w:szCs w:val="28"/>
+          <w:lang w:val="en-US"/>
+        </w:rPr>
+        <w:t>int</w:t>
+      </w:r>
+      <w:r>
+        <w:rPr>
+          <w:rFonts w:ascii="Times New Roman" w:eastAsiaTheme="majorEastAsia" w:hAnsi="Times New Roman" w:cs="Times New Roman"/>
+          <w:color w:val="000000" w:themeColor="text1"/>
+          <w:sz w:val="28"/>
+          <w:szCs w:val="28"/>
+        </w:rPr>
+        <w:t xml:space="preserve">2} – </w:t>
+      </w:r>
+      <w:r>
+        <w:rPr>
+          <w:rFonts w:ascii="Times New Roman" w:eastAsiaTheme="majorEastAsia" w:hAnsi="Times New Roman" w:cs="Times New Roman"/>
+          <w:color w:val="000000" w:themeColor="text1"/>
+          <w:sz w:val="28"/>
+          <w:szCs w:val="28"/>
+        </w:rPr>
+        <w:t>знаковые</w:t>
+      </w:r>
+      <w:r>
+        <w:rPr>
+          <w:rFonts w:ascii="Times New Roman" w:eastAsiaTheme="majorEastAsia" w:hAnsi="Times New Roman" w:cs="Times New Roman"/>
+          <w:color w:val="000000" w:themeColor="text1"/>
+          <w:sz w:val="28"/>
+          <w:szCs w:val="28"/>
+        </w:rPr>
+        <w:t xml:space="preserve"> 16-</w:t>
+      </w:r>
+      <w:r>
+        <w:rPr>
+          <w:rFonts w:ascii="Times New Roman" w:eastAsiaTheme="majorEastAsia" w:hAnsi="Times New Roman" w:cs="Times New Roman"/>
+          <w:color w:val="000000" w:themeColor="text1"/>
+          <w:sz w:val="28"/>
+          <w:szCs w:val="28"/>
+        </w:rPr>
+        <w:t>ти</w:t>
+      </w:r>
+      <w:r>
+        <w:rPr>
+          <w:rFonts w:ascii="Times New Roman" w:eastAsiaTheme="majorEastAsia" w:hAnsi="Times New Roman" w:cs="Times New Roman"/>
+          <w:color w:val="000000" w:themeColor="text1"/>
+          <w:sz w:val="28"/>
+          <w:szCs w:val="28"/>
+        </w:rPr>
+        <w:t xml:space="preserve"> </w:t>
+      </w:r>
+      <w:r>
+        <w:rPr>
+          <w:rFonts w:ascii="Times New Roman" w:eastAsiaTheme="majorEastAsia" w:hAnsi="Times New Roman" w:cs="Times New Roman"/>
+          <w:color w:val="000000" w:themeColor="text1"/>
+          <w:sz w:val="28"/>
+          <w:szCs w:val="28"/>
+        </w:rPr>
+        <w:t>разрядные числа</w:t>
+      </w:r>
+    </w:p>
+    <w:p>
+      <w:pPr>
+        <w:spacing w:line="360" w:lineRule="auto"/>
+        <w:jc w:val="both"/>
+        <w:rPr>
+          <w:rFonts w:ascii="Times New Roman" w:eastAsiaTheme="majorEastAsia" w:hAnsi="Times New Roman" w:cs="Times New Roman"/>
+          <w:color w:val="000000" w:themeColor="text1"/>
+          <w:sz w:val="28"/>
+          <w:szCs w:val="28"/>
+        </w:rPr>
+      </w:pPr>
+      <w:r>
+        <w:rPr>
+          <w:rFonts w:ascii="Times New Roman" w:eastAsiaTheme="majorEastAsia" w:hAnsi="Times New Roman" w:cs="Times New Roman"/>
+          <w:color w:val="000000" w:themeColor="text1"/>
+          <w:sz w:val="28"/>
+          <w:szCs w:val="28"/>
+        </w:rPr>
+        <w:t>{</w:t>
+      </w:r>
+      <w:r>
+        <w:rPr>
+          <w:rFonts w:ascii="Times New Roman" w:eastAsiaTheme="majorEastAsia" w:hAnsi="Times New Roman" w:cs="Times New Roman"/>
+          <w:color w:val="000000" w:themeColor="text1"/>
+          <w:sz w:val="28"/>
+          <w:szCs w:val="28"/>
+          <w:lang w:val="en-US"/>
+        </w:rPr>
+        <w:t>DR</w:t>
+      </w:r>
+      <w:r>
+        <w:rPr>
+          <w:rFonts w:ascii="Times New Roman" w:eastAsiaTheme="majorEastAsia" w:hAnsi="Times New Roman" w:cs="Times New Roman"/>
+          <w:color w:val="000000" w:themeColor="text1"/>
+          <w:sz w:val="28"/>
+          <w:szCs w:val="28"/>
+        </w:rPr>
+        <w:t>(</w:t>
+      </w:r>
+      <w:r>
+        <w:rPr>
+          <w:rFonts w:ascii="Times New Roman" w:eastAsiaTheme="majorEastAsia" w:hAnsi="Times New Roman" w:cs="Times New Roman"/>
+          <w:color w:val="000000" w:themeColor="text1"/>
+          <w:sz w:val="28"/>
+          <w:szCs w:val="28"/>
+        </w:rPr>
+        <w:t>ВУ-3</w:t>
+      </w:r>
+      <w:r>
+        <w:rPr>
+          <w:rFonts w:ascii="Times New Roman" w:eastAsiaTheme="majorEastAsia" w:hAnsi="Times New Roman" w:cs="Times New Roman"/>
+          <w:color w:val="000000" w:themeColor="text1"/>
+          <w:sz w:val="28"/>
+          <w:szCs w:val="28"/>
+        </w:rPr>
+        <w:t xml:space="preserve">), </w:t>
+      </w:r>
+      <w:r>
+        <w:rPr>
+          <w:rFonts w:ascii="Times New Roman" w:eastAsiaTheme="majorEastAsia" w:hAnsi="Times New Roman" w:cs="Times New Roman"/>
+          <w:color w:val="000000" w:themeColor="text1"/>
+          <w:sz w:val="28"/>
+          <w:szCs w:val="28"/>
+          <w:lang w:val="en-US"/>
+        </w:rPr>
+        <w:t>DR</w:t>
+      </w:r>
+      <w:r>
+        <w:rPr>
+          <w:rFonts w:ascii="Times New Roman" w:eastAsiaTheme="majorEastAsia" w:hAnsi="Times New Roman" w:cs="Times New Roman"/>
+          <w:color w:val="000000" w:themeColor="text1"/>
+          <w:sz w:val="28"/>
+          <w:szCs w:val="28"/>
+        </w:rPr>
+        <w:t>(</w:t>
+      </w:r>
+      <w:r>
+        <w:rPr>
+          <w:rFonts w:ascii="Times New Roman" w:eastAsiaTheme="majorEastAsia" w:hAnsi="Times New Roman" w:cs="Times New Roman"/>
+          <w:color w:val="000000" w:themeColor="text1"/>
+          <w:sz w:val="28"/>
+          <w:szCs w:val="28"/>
+        </w:rPr>
+        <w:t>ВУ-2</w:t>
+      </w:r>
+      <w:r>
+        <w:rPr>
+          <w:rFonts w:ascii="Times New Roman" w:eastAsiaTheme="majorEastAsia" w:hAnsi="Times New Roman" w:cs="Times New Roman"/>
+          <w:color w:val="000000" w:themeColor="text1"/>
+          <w:sz w:val="28"/>
+          <w:szCs w:val="28"/>
+        </w:rPr>
+        <w:t>)}</w:t>
+      </w:r>
+      <w:r>
+        <w:rPr>
+          <w:rFonts w:ascii="Times New Roman" w:eastAsiaTheme="majorEastAsia" w:hAnsi="Times New Roman" w:cs="Times New Roman"/>
+          <w:color w:val="000000" w:themeColor="text1"/>
+          <w:sz w:val="28"/>
+          <w:szCs w:val="28"/>
+        </w:rPr>
+        <w:t xml:space="preserve"> – знаковые 8-ми разрядные числа</w:t>
+      </w:r>
+    </w:p>
+    <w:p>
+      <w:pPr>
+        <w:spacing w:line="360" w:lineRule="auto"/>
+        <w:jc w:val="both"/>
+        <w:rPr>
+          <w:rFonts w:ascii="Times New Roman" w:eastAsiaTheme="majorEastAsia" w:hAnsi="Times New Roman" w:cs="Times New Roman"/>
+          <w:color w:val="000000" w:themeColor="text1"/>
+          <w:sz w:val="28"/>
+          <w:szCs w:val="28"/>
+        </w:rPr>
+      </w:pPr>
+    </w:p>
+    <w:p>
+      <w:pPr>
+        <w:spacing w:line="360" w:lineRule="auto"/>
+        <w:jc w:val="center"/>
+        <w:rPr>
+          <w:rFonts w:ascii="Times New Roman" w:eastAsiaTheme="majorEastAsia" w:hAnsi="Times New Roman" w:cs="Times New Roman"/>
+          <w:b/>
+          <w:bCs/>
+          <w:color w:val="000000" w:themeColor="text1"/>
+          <w:sz w:val="28"/>
+          <w:szCs w:val="28"/>
+        </w:rPr>
+      </w:pPr>
+      <w:r>
+        <w:rPr>
+          <w:rFonts w:ascii="Times New Roman" w:eastAsiaTheme="majorEastAsia" w:hAnsi="Times New Roman" w:cs="Times New Roman"/>
+          <w:b/>
+          <w:bCs/>
+          <w:color w:val="000000" w:themeColor="text1"/>
+          <w:sz w:val="28"/>
+          <w:szCs w:val="28"/>
+        </w:rPr>
+        <w:t>ОДЗ</w:t>
+      </w:r>
+    </w:p>
+    <w:p>
+      <w:pPr>
+        <w:spacing w:line="360" w:lineRule="auto"/>
+        <w:jc w:val="both"/>
+        <w:rPr>
+          <w:rFonts w:ascii="Times New Roman" w:eastAsiaTheme="majorEastAsia" w:hAnsi="Times New Roman" w:cs="Times New Roman"/>
+          <w:color w:val="000000" w:themeColor="text1"/>
+          <w:sz w:val="28"/>
+          <w:szCs w:val="28"/>
+        </w:rPr>
+      </w:pPr>
+      <w:r>
+        <w:rPr>
+          <w:rFonts w:ascii="Times New Roman" w:eastAsiaTheme="majorEastAsia" w:hAnsi="Times New Roman" w:cs="Times New Roman"/>
+          <w:color w:val="000000" w:themeColor="text1"/>
+          <w:sz w:val="28"/>
+          <w:szCs w:val="28"/>
+        </w:rPr>
+        <w:t>Ограничение накладывает функция, которая используется при работе с ВУ-3. Функция, использующая при работе с ВУ-2, является предикатом, поэтому ограничение на ОДЗ не накладывает</w:t>
+      </w:r>
+      <w:r>
+        <w:rPr>
+          <w:rFonts w:ascii="Times New Roman" w:eastAsiaTheme="majorEastAsia" w:hAnsi="Times New Roman" w:cs="Times New Roman"/>
+          <w:color w:val="000000" w:themeColor="text1"/>
+          <w:sz w:val="28"/>
+          <w:szCs w:val="28"/>
+        </w:rPr>
+        <w:t>:</w:t>
+      </w:r>
+    </w:p>
+    <w:p>
+      <w:pPr>
+        <w:spacing w:line="360" w:lineRule="auto"/>
+        <w:jc w:val="center"/>
+        <w:rPr>
+          <w:rFonts w:ascii="Times New Roman" w:eastAsiaTheme="majorEastAsia" w:hAnsi="Times New Roman" w:cs="Times New Roman"/>
+          <w:color w:val="000000" w:themeColor="text1"/>
+          <w:sz w:val="28"/>
+          <w:szCs w:val="28"/>
+          <w:lang w:val="en-US"/>
+        </w:rPr>
+      </w:pPr>
+      <m:oMathPara>
+        <m:oMath>
+          <m:r>
+            <w:rPr>
+              <w:rFonts w:ascii="Cambria Math" w:eastAsiaTheme="majorEastAsia" w:hAnsi="Cambria Math" w:cs="Times New Roman"/>
+              <w:color w:val="000000" w:themeColor="text1"/>
+              <w:sz w:val="28"/>
+              <w:szCs w:val="28"/>
+              <w:lang w:val="en-US"/>
+            </w:rPr>
+            <m:t>-128 ≤ 3x - 3 ≤ 127</m:t>
+          </m:r>
+        </m:oMath>
+      </m:oMathPara>
+    </w:p>
+    <w:p>
+      <w:pPr>
+        <w:spacing w:line="360" w:lineRule="auto"/>
+        <w:jc w:val="center"/>
+        <w:rPr>
+          <w:rFonts w:ascii="Times New Roman" w:eastAsiaTheme="majorEastAsia" w:hAnsi="Times New Roman" w:cs="Times New Roman"/>
+          <w:color w:val="000000" w:themeColor="text1"/>
+          <w:sz w:val="28"/>
+          <w:szCs w:val="28"/>
+          <w:lang w:val="en-US"/>
+        </w:rPr>
+      </w:pPr>
+      <m:oMathPara>
+        <m:oMath>
+          <m:r>
+            <w:rPr>
+              <w:rFonts w:ascii="Cambria Math" w:eastAsiaTheme="majorEastAsia" w:hAnsi="Cambria Math" w:cs="Times New Roman"/>
+              <w:color w:val="000000" w:themeColor="text1"/>
+              <w:sz w:val="28"/>
+              <w:szCs w:val="28"/>
+              <w:lang w:val="en-US"/>
+            </w:rPr>
+            <m:t>-125≤ 3x ≤ 130</m:t>
+          </m:r>
+        </m:oMath>
+      </m:oMathPara>
+    </w:p>
+    <w:p>
+      <w:pPr>
+        <w:spacing w:line="360" w:lineRule="auto"/>
+        <w:jc w:val="center"/>
+        <w:rPr>
+          <w:rFonts w:ascii="Times New Roman" w:eastAsiaTheme="majorEastAsia" w:hAnsi="Times New Roman" w:cs="Times New Roman"/>
+          <w:color w:val="000000" w:themeColor="text1"/>
+          <w:sz w:val="28"/>
+          <w:szCs w:val="28"/>
+          <w:lang w:val="en-US"/>
+        </w:rPr>
+      </w:pPr>
+      <m:oMathPara>
+        <m:oMath>
+          <m:r>
+            <w:rPr>
+              <w:rFonts w:ascii="Cambria Math" w:eastAsiaTheme="majorEastAsia" w:hAnsi="Cambria Math" w:cs="Times New Roman"/>
+              <w:color w:val="000000" w:themeColor="text1"/>
+              <w:sz w:val="28"/>
+              <w:szCs w:val="28"/>
+              <w:lang w:val="en-US"/>
+            </w:rPr>
+            <m:t>x∈</m:t>
+          </m:r>
+          <m:d>
+            <m:dPr>
+              <m:begChr m:val="["/>
+              <m:endChr m:val="]"/>
+              <m:ctrlPr>
+                <w:rPr>
+                  <w:rFonts w:ascii="Cambria Math" w:eastAsiaTheme="majorEastAsia" w:hAnsi="Cambria Math" w:cs="Times New Roman"/>
+                  <w:i/>
+                  <w:color w:val="000000" w:themeColor="text1"/>
+                  <w:sz w:val="28"/>
+                  <w:szCs w:val="28"/>
+                  <w:lang w:val="en-US"/>
+                </w:rPr>
+              </m:ctrlPr>
+            </m:dPr>
+            <m:e>
+              <m:r>
+                <w:rPr>
+                  <w:rFonts w:ascii="Cambria Math" w:eastAsiaTheme="majorEastAsia" w:hAnsi="Cambria Math" w:cs="Times New Roman"/>
+                  <w:color w:val="000000" w:themeColor="text1"/>
+                  <w:sz w:val="28"/>
+                  <w:szCs w:val="28"/>
+                  <w:lang w:val="en-US"/>
+                </w:rPr>
+                <m:t>-41;43</m:t>
+              </m:r>
+            </m:e>
+          </m:d>
+          <m:r>
+            <w:rPr>
+              <w:rFonts w:ascii="Cambria Math" w:eastAsiaTheme="majorEastAsia" w:hAnsi="Cambria Math" w:cs="Times New Roman"/>
+              <w:color w:val="000000" w:themeColor="text1"/>
+              <w:sz w:val="28"/>
+              <w:szCs w:val="28"/>
+              <w:lang w:val="en-US"/>
+            </w:rPr>
+            <m:t>,</m:t>
+          </m:r>
+          <m:r>
+            <w:rPr>
+              <w:rFonts w:ascii="Cambria Math" w:eastAsiaTheme="majorEastAsia" w:hAnsi="Cambria Math" w:cs="Times New Roman"/>
+              <w:color w:val="000000" w:themeColor="text1"/>
+              <w:sz w:val="28"/>
+              <w:szCs w:val="28"/>
+            </w:rPr>
+            <m:t xml:space="preserve">при </m:t>
+          </m:r>
+          <m:r>
+            <w:rPr>
+              <w:rFonts w:ascii="Cambria Math" w:eastAsiaTheme="majorEastAsia" w:hAnsi="Cambria Math" w:cs="Times New Roman"/>
+              <w:color w:val="000000" w:themeColor="text1"/>
+              <w:sz w:val="28"/>
+              <w:szCs w:val="28"/>
+              <w:lang w:val="en-US"/>
+            </w:rPr>
+            <m:t>x∈Z,</m:t>
+          </m:r>
+        </m:oMath>
+      </m:oMathPara>
+    </w:p>
+    <w:p>
+      <w:pPr>
+        <w:spacing w:line="360" w:lineRule="auto"/>
+        <w:jc w:val="center"/>
+        <w:rPr>
+          <w:rFonts w:ascii="Times New Roman" w:eastAsiaTheme="majorEastAsia" w:hAnsi="Times New Roman" w:cs="Times New Roman"/>
+          <w:color w:val="000000" w:themeColor="text1"/>
+          <w:sz w:val="28"/>
+          <w:szCs w:val="28"/>
+          <w:lang w:val="en-US"/>
+        </w:rPr>
+      </w:pPr>
+      <m:oMathPara>
+        <m:oMath>
+          <m:sSub>
+            <m:sSubPr>
+              <m:ctrlPr>
+                <w:rPr>
+                  <w:rFonts w:ascii="Cambria Math" w:eastAsiaTheme="majorEastAsia" w:hAnsi="Cambria Math" w:cs="Times New Roman"/>
+                  <w:i/>
+                  <w:color w:val="000000" w:themeColor="text1"/>
+                  <w:sz w:val="28"/>
+                  <w:szCs w:val="28"/>
+                  <w:lang w:val="en-US"/>
+                </w:rPr>
+              </m:ctrlPr>
+            </m:sSubPr>
+            <m:e>
+              <m:r>
+                <w:rPr>
+                  <w:rFonts w:ascii="Cambria Math" w:eastAsiaTheme="majorEastAsia" w:hAnsi="Cambria Math" w:cs="Times New Roman"/>
+                  <w:color w:val="000000" w:themeColor="text1"/>
+                  <w:sz w:val="28"/>
+                  <w:szCs w:val="28"/>
+                  <w:lang w:val="en-US"/>
+                </w:rPr>
+                <m:t>-41</m:t>
+              </m:r>
+            </m:e>
+            <m:sub>
+              <m:r>
+                <w:rPr>
+                  <w:rFonts w:ascii="Cambria Math" w:eastAsiaTheme="majorEastAsia" w:hAnsi="Cambria Math" w:cs="Times New Roman"/>
+                  <w:color w:val="000000" w:themeColor="text1"/>
+                  <w:sz w:val="28"/>
+                  <w:szCs w:val="28"/>
+                  <w:lang w:val="en-US"/>
+                </w:rPr>
+                <m:t>10</m:t>
+              </m:r>
+            </m:sub>
+          </m:sSub>
+          <m:r>
+            <w:rPr>
+              <w:rFonts w:ascii="Cambria Math" w:eastAsiaTheme="majorEastAsia" w:hAnsi="Cambria Math" w:cs="Times New Roman"/>
+              <w:color w:val="000000" w:themeColor="text1"/>
+              <w:sz w:val="28"/>
+              <w:szCs w:val="28"/>
+              <w:lang w:val="en-US"/>
+            </w:rPr>
+            <m:t xml:space="preserve"> = </m:t>
+          </m:r>
+          <m:sSub>
+            <m:sSubPr>
+              <m:ctrlPr>
+                <w:rPr>
+                  <w:rFonts w:ascii="Cambria Math" w:eastAsiaTheme="majorEastAsia" w:hAnsi="Cambria Math" w:cs="Times New Roman"/>
+                  <w:i/>
+                  <w:color w:val="000000" w:themeColor="text1"/>
+                  <w:sz w:val="28"/>
+                  <w:szCs w:val="28"/>
+                  <w:lang w:val="en-US"/>
+                </w:rPr>
+              </m:ctrlPr>
+            </m:sSubPr>
+            <m:e>
+              <m:r>
+                <w:rPr>
+                  <w:rFonts w:ascii="Cambria Math" w:eastAsiaTheme="majorEastAsia" w:hAnsi="Cambria Math" w:cs="Times New Roman"/>
+                  <w:color w:val="000000" w:themeColor="text1"/>
+                  <w:sz w:val="28"/>
+                  <w:szCs w:val="28"/>
+                  <w:lang w:val="en-US"/>
+                </w:rPr>
+                <m:t>FFD7</m:t>
+              </m:r>
+            </m:e>
+            <m:sub>
+              <m:r>
+                <w:rPr>
+                  <w:rFonts w:ascii="Cambria Math" w:eastAsiaTheme="majorEastAsia" w:hAnsi="Cambria Math" w:cs="Times New Roman"/>
+                  <w:color w:val="000000" w:themeColor="text1"/>
+                  <w:sz w:val="28"/>
+                  <w:szCs w:val="28"/>
+                  <w:lang w:val="en-US"/>
+                </w:rPr>
+                <m:t>16</m:t>
+              </m:r>
+            </m:sub>
+          </m:sSub>
+        </m:oMath>
+      </m:oMathPara>
+    </w:p>
+    <w:p>
+      <w:pPr>
+        <w:spacing w:line="360" w:lineRule="auto"/>
+        <w:jc w:val="center"/>
+        <w:rPr>
+          <w:rFonts w:ascii="Times New Roman" w:eastAsiaTheme="majorEastAsia" w:hAnsi="Times New Roman" w:cs="Times New Roman"/>
+          <w:color w:val="000000" w:themeColor="text1"/>
+          <w:sz w:val="28"/>
+          <w:szCs w:val="28"/>
+          <w:lang w:val="en-US"/>
+        </w:rPr>
+      </w:pPr>
+      <m:oMathPara>
+        <m:oMath>
+          <m:sSub>
+            <m:sSubPr>
+              <m:ctrlPr>
+                <w:rPr>
+                  <w:rFonts w:ascii="Cambria Math" w:eastAsiaTheme="majorEastAsia" w:hAnsi="Cambria Math" w:cs="Times New Roman"/>
+                  <w:i/>
+                  <w:color w:val="000000" w:themeColor="text1"/>
+                  <w:sz w:val="28"/>
+                  <w:szCs w:val="28"/>
+                  <w:lang w:val="en-US"/>
+                </w:rPr>
+              </m:ctrlPr>
+            </m:sSubPr>
+            <m:e>
+              <m:r>
+                <w:rPr>
+                  <w:rFonts w:ascii="Cambria Math" w:eastAsiaTheme="majorEastAsia" w:hAnsi="Cambria Math" w:cs="Times New Roman"/>
+                  <w:color w:val="000000" w:themeColor="text1"/>
+                  <w:sz w:val="28"/>
+                  <w:szCs w:val="28"/>
+                  <w:lang w:val="en-US"/>
+                </w:rPr>
+                <m:t>43</m:t>
+              </m:r>
+            </m:e>
+            <m:sub>
+              <m:r>
+                <w:rPr>
+                  <w:rFonts w:ascii="Cambria Math" w:eastAsiaTheme="majorEastAsia" w:hAnsi="Cambria Math" w:cs="Times New Roman"/>
+                  <w:color w:val="000000" w:themeColor="text1"/>
+                  <w:sz w:val="28"/>
+                  <w:szCs w:val="28"/>
+                  <w:lang w:val="en-US"/>
+                </w:rPr>
+                <m:t>10</m:t>
+              </m:r>
+            </m:sub>
+          </m:sSub>
+          <m:r>
+            <w:rPr>
+              <w:rFonts w:ascii="Cambria Math" w:eastAsiaTheme="majorEastAsia" w:hAnsi="Cambria Math" w:cs="Times New Roman"/>
+              <w:color w:val="000000" w:themeColor="text1"/>
+              <w:sz w:val="28"/>
+              <w:szCs w:val="28"/>
+              <w:lang w:val="en-US"/>
+            </w:rPr>
+            <m:t xml:space="preserve"> = </m:t>
+          </m:r>
+          <m:sSub>
+            <m:sSubPr>
+              <m:ctrlPr>
+                <w:rPr>
+                  <w:rFonts w:ascii="Cambria Math" w:eastAsiaTheme="majorEastAsia" w:hAnsi="Cambria Math" w:cs="Times New Roman"/>
+                  <w:i/>
+                  <w:color w:val="000000" w:themeColor="text1"/>
+                  <w:sz w:val="28"/>
+                  <w:szCs w:val="28"/>
+                  <w:lang w:val="en-US"/>
+                </w:rPr>
+              </m:ctrlPr>
+            </m:sSubPr>
+            <m:e>
+              <m:r>
+                <w:rPr>
+                  <w:rFonts w:ascii="Cambria Math" w:eastAsiaTheme="majorEastAsia" w:hAnsi="Cambria Math" w:cs="Times New Roman"/>
+                  <w:color w:val="000000" w:themeColor="text1"/>
+                  <w:sz w:val="28"/>
+                  <w:szCs w:val="28"/>
+                  <w:lang w:val="en-US"/>
+                </w:rPr>
+                <m:t>002B</m:t>
+              </m:r>
+            </m:e>
+            <m:sub>
+              <m:r>
+                <w:rPr>
+                  <w:rFonts w:ascii="Cambria Math" w:eastAsiaTheme="majorEastAsia" w:hAnsi="Cambria Math" w:cs="Times New Roman"/>
+                  <w:color w:val="000000" w:themeColor="text1"/>
+                  <w:sz w:val="28"/>
+                  <w:szCs w:val="28"/>
+                  <w:lang w:val="en-US"/>
+                </w:rPr>
+                <m:t>16</m:t>
+              </m:r>
+            </m:sub>
+          </m:sSub>
+        </m:oMath>
+      </m:oMathPara>
+    </w:p>
+    <w:p>
+      <w:pPr>
+        <w:pStyle w:val="1"/>
+        <w:spacing w:line="360" w:lineRule="auto"/>
+        <w:jc w:val="center"/>
+        <w:rPr>
+          <w:rFonts w:ascii="Times New Roman" w:hAnsi="Times New Roman" w:cs="Times New Roman"/>
+          <w:b/>
+          <w:bCs/>
+          <w:color w:val="000000" w:themeColor="text1"/>
+          <w:sz w:val="28"/>
+          <w:szCs w:val="28"/>
+        </w:rPr>
+      </w:pPr>
+      <w:bookmarkStart w:id="2" w:name="_Toc224577851"/>
+      <w:r>
+        <w:rPr>
+          <w:rFonts w:ascii="Times New Roman" w:hAnsi="Times New Roman" w:cs="Times New Roman"/>
+          <w:b/>
+          <w:bCs/>
+          <w:color w:val="000000" w:themeColor="text1"/>
+          <w:sz w:val="28"/>
+          <w:szCs w:val="28"/>
+        </w:rPr>
+        <w:lastRenderedPageBreak/>
+        <w:t xml:space="preserve">3. </w:t>
+      </w:r>
+      <w:r>
+        <w:rPr>
+          <w:rFonts w:ascii="Times New Roman" w:hAnsi="Times New Roman" w:cs="Times New Roman"/>
+          <w:b/>
+          <w:bCs/>
+          <w:color w:val="000000" w:themeColor="text1"/>
+          <w:sz w:val="28"/>
+          <w:szCs w:val="28"/>
+        </w:rPr>
+        <w:t>Методика проверки программы</w:t>
+      </w:r>
+      <w:bookmarkEnd w:id="2"/>
+    </w:p>
+    <w:p>
+      <w:pPr>
+        <w:spacing w:line="360" w:lineRule="auto"/>
+        <w:jc w:val="center"/>
+        <w:rPr>
+          <w:rFonts w:ascii="Times New Roman" w:eastAsiaTheme="majorEastAsia" w:hAnsi="Times New Roman" w:cs="Times New Roman"/>
+          <w:i/>
+          <w:iCs/>
+          <w:color w:val="000000" w:themeColor="text1"/>
+          <w:sz w:val="28"/>
+          <w:szCs w:val="28"/>
+          <w:lang w:val="en-US"/>
+        </w:rPr>
+      </w:pPr>
+      <w:r>
+        <w:rPr>
+          <w:rFonts w:ascii="Times New Roman" w:eastAsiaTheme="majorEastAsia" w:hAnsi="Times New Roman" w:cs="Times New Roman"/>
+          <w:i/>
+          <w:iCs/>
+          <w:color w:val="000000" w:themeColor="text1"/>
+          <w:sz w:val="28"/>
+          <w:szCs w:val="28"/>
+        </w:rPr>
+        <w:t>Проверка обработки прерываний</w:t>
+      </w:r>
+      <w:r>
+        <w:rPr>
+          <w:rFonts w:ascii="Times New Roman" w:eastAsiaTheme="majorEastAsia" w:hAnsi="Times New Roman" w:cs="Times New Roman"/>
+          <w:i/>
+          <w:iCs/>
+          <w:color w:val="000000" w:themeColor="text1"/>
+          <w:sz w:val="28"/>
+          <w:szCs w:val="28"/>
+          <w:lang w:val="en-US"/>
+        </w:rPr>
+        <w:t>:</w:t>
+      </w:r>
+    </w:p>
+    <w:p>
+      <w:pPr>
+        <w:spacing w:line="360" w:lineRule="auto"/>
+        <w:jc w:val="both"/>
+        <w:rPr>
+          <w:rFonts w:ascii="Times New Roman" w:eastAsiaTheme="majorEastAsia" w:hAnsi="Times New Roman" w:cs="Times New Roman"/>
+          <w:color w:val="000000" w:themeColor="text1"/>
+          <w:sz w:val="28"/>
+          <w:szCs w:val="28"/>
+        </w:rPr>
+      </w:pPr>
+      <w:r>
+        <w:rPr>
+          <w:rFonts w:ascii="Times New Roman" w:eastAsiaTheme="majorEastAsia" w:hAnsi="Times New Roman" w:cs="Times New Roman"/>
+          <w:color w:val="000000" w:themeColor="text1"/>
+          <w:sz w:val="28"/>
+          <w:szCs w:val="28"/>
+        </w:rPr>
+        <w:t xml:space="preserve">1) </w:t>
+      </w:r>
+      <w:r>
+        <w:rPr>
+          <w:rFonts w:ascii="Times New Roman" w:eastAsiaTheme="majorEastAsia" w:hAnsi="Times New Roman" w:cs="Times New Roman"/>
+          <w:color w:val="000000" w:themeColor="text1"/>
+          <w:sz w:val="28"/>
+          <w:szCs w:val="28"/>
+        </w:rPr>
+        <w:t>Загрузить текст программы в</w:t>
+      </w:r>
+      <w:r>
+        <w:rPr>
+          <w:rFonts w:ascii="Times New Roman" w:eastAsiaTheme="majorEastAsia" w:hAnsi="Times New Roman" w:cs="Times New Roman"/>
+          <w:color w:val="000000" w:themeColor="text1"/>
+          <w:sz w:val="28"/>
+          <w:szCs w:val="28"/>
+        </w:rPr>
+        <w:t xml:space="preserve"> поле для компиляции </w:t>
+      </w:r>
+      <w:r>
+        <w:rPr>
+          <w:rFonts w:ascii="Times New Roman" w:eastAsiaTheme="majorEastAsia" w:hAnsi="Times New Roman" w:cs="Times New Roman"/>
+          <w:color w:val="000000" w:themeColor="text1"/>
+          <w:sz w:val="28"/>
+          <w:szCs w:val="28"/>
+        </w:rPr>
+        <w:t>ассемблер</w:t>
+      </w:r>
+      <w:r>
+        <w:rPr>
+          <w:rFonts w:ascii="Times New Roman" w:eastAsiaTheme="majorEastAsia" w:hAnsi="Times New Roman" w:cs="Times New Roman"/>
+          <w:color w:val="000000" w:themeColor="text1"/>
+          <w:sz w:val="28"/>
+          <w:szCs w:val="28"/>
+        </w:rPr>
+        <w:t xml:space="preserve">ного кода </w:t>
+      </w:r>
+      <w:r>
+        <w:rPr>
+          <w:rFonts w:ascii="Times New Roman" w:eastAsiaTheme="majorEastAsia" w:hAnsi="Times New Roman" w:cs="Times New Roman"/>
+          <w:color w:val="000000" w:themeColor="text1"/>
+          <w:sz w:val="28"/>
+          <w:szCs w:val="28"/>
+        </w:rPr>
+        <w:t>БЭВМ</w:t>
+      </w:r>
+      <w:r>
+        <w:rPr>
+          <w:rFonts w:ascii="Times New Roman" w:eastAsiaTheme="majorEastAsia" w:hAnsi="Times New Roman" w:cs="Times New Roman"/>
+          <w:color w:val="000000" w:themeColor="text1"/>
+          <w:sz w:val="28"/>
+          <w:szCs w:val="28"/>
+        </w:rPr>
+        <w:t>;</w:t>
+      </w:r>
+    </w:p>
+    <w:p>
+      <w:pPr>
+        <w:spacing w:line="360" w:lineRule="auto"/>
+        <w:jc w:val="both"/>
+        <w:rPr>
+          <w:rFonts w:ascii="Times New Roman" w:eastAsiaTheme="majorEastAsia" w:hAnsi="Times New Roman" w:cs="Times New Roman"/>
+          <w:color w:val="000000" w:themeColor="text1"/>
+          <w:sz w:val="28"/>
+          <w:szCs w:val="28"/>
+        </w:rPr>
+      </w:pPr>
+      <w:r>
+        <w:rPr>
+          <w:rFonts w:ascii="Times New Roman" w:eastAsiaTheme="majorEastAsia" w:hAnsi="Times New Roman" w:cs="Times New Roman"/>
+          <w:color w:val="000000" w:themeColor="text1"/>
+          <w:sz w:val="28"/>
+          <w:szCs w:val="28"/>
+        </w:rPr>
+        <w:t>2</w:t>
+      </w:r>
+      <w:r>
+        <w:rPr>
+          <w:rFonts w:ascii="Times New Roman" w:eastAsiaTheme="majorEastAsia" w:hAnsi="Times New Roman" w:cs="Times New Roman"/>
+          <w:color w:val="000000" w:themeColor="text1"/>
+          <w:sz w:val="28"/>
+          <w:szCs w:val="28"/>
+        </w:rPr>
+        <w:t>)</w:t>
+      </w:r>
+      <w:r>
+        <w:rPr>
+          <w:rFonts w:ascii="Times New Roman" w:eastAsiaTheme="majorEastAsia" w:hAnsi="Times New Roman" w:cs="Times New Roman"/>
+          <w:color w:val="000000" w:themeColor="text1"/>
+          <w:sz w:val="28"/>
+          <w:szCs w:val="28"/>
+        </w:rPr>
+        <w:t xml:space="preserve"> Заменить команды </w:t>
+      </w:r>
+      <w:r>
+        <w:rPr>
+          <w:rFonts w:ascii="Times New Roman" w:eastAsiaTheme="majorEastAsia" w:hAnsi="Times New Roman" w:cs="Times New Roman"/>
+          <w:color w:val="000000" w:themeColor="text1"/>
+          <w:sz w:val="28"/>
+          <w:szCs w:val="28"/>
+          <w:lang w:val="en-US"/>
+        </w:rPr>
+        <w:t>NOP</w:t>
+      </w:r>
+      <w:r>
+        <w:rPr>
+          <w:rFonts w:ascii="Times New Roman" w:eastAsiaTheme="majorEastAsia" w:hAnsi="Times New Roman" w:cs="Times New Roman"/>
+          <w:color w:val="000000" w:themeColor="text1"/>
+          <w:sz w:val="28"/>
+          <w:szCs w:val="28"/>
+        </w:rPr>
+        <w:t xml:space="preserve"> </w:t>
+      </w:r>
+      <w:r>
+        <w:rPr>
+          <w:rFonts w:ascii="Times New Roman" w:eastAsiaTheme="majorEastAsia" w:hAnsi="Times New Roman" w:cs="Times New Roman"/>
+          <w:color w:val="000000" w:themeColor="text1"/>
+          <w:sz w:val="28"/>
+          <w:szCs w:val="28"/>
+        </w:rPr>
+        <w:t xml:space="preserve">по рассматриваемому адресу на </w:t>
+      </w:r>
+      <w:r>
+        <w:rPr>
+          <w:rFonts w:ascii="Times New Roman" w:eastAsiaTheme="majorEastAsia" w:hAnsi="Times New Roman" w:cs="Times New Roman"/>
+          <w:color w:val="000000" w:themeColor="text1"/>
+          <w:sz w:val="28"/>
+          <w:szCs w:val="28"/>
+          <w:lang w:val="en-US"/>
+        </w:rPr>
+        <w:t>HLT</w:t>
+      </w:r>
+      <w:r>
+        <w:rPr>
+          <w:rFonts w:ascii="Times New Roman" w:eastAsiaTheme="majorEastAsia" w:hAnsi="Times New Roman" w:cs="Times New Roman"/>
+          <w:color w:val="000000" w:themeColor="text1"/>
+          <w:sz w:val="28"/>
+          <w:szCs w:val="28"/>
+        </w:rPr>
+        <w:t>;</w:t>
+      </w:r>
+    </w:p>
+    <w:p>
+      <w:pPr>
+        <w:spacing w:line="360" w:lineRule="auto"/>
+        <w:jc w:val="both"/>
+        <w:rPr>
+          <w:rFonts w:ascii="Times New Roman" w:eastAsiaTheme="majorEastAsia" w:hAnsi="Times New Roman" w:cs="Times New Roman"/>
+          <w:color w:val="000000" w:themeColor="text1"/>
+          <w:sz w:val="28"/>
+          <w:szCs w:val="28"/>
+        </w:rPr>
+      </w:pPr>
+      <w:r>
+        <w:rPr>
+          <w:rFonts w:ascii="Times New Roman" w:eastAsiaTheme="majorEastAsia" w:hAnsi="Times New Roman" w:cs="Times New Roman"/>
+          <w:color w:val="000000" w:themeColor="text1"/>
+          <w:sz w:val="28"/>
+          <w:szCs w:val="28"/>
+        </w:rPr>
+        <w:t xml:space="preserve">3) </w:t>
+      </w:r>
+      <w:r>
+        <w:rPr>
+          <w:rFonts w:ascii="Times New Roman" w:eastAsiaTheme="majorEastAsia" w:hAnsi="Times New Roman" w:cs="Times New Roman"/>
+          <w:color w:val="000000" w:themeColor="text1"/>
+          <w:sz w:val="28"/>
+          <w:szCs w:val="28"/>
+        </w:rPr>
+        <w:t>Скомпилировать программу</w:t>
+      </w:r>
+      <w:r>
+        <w:rPr>
+          <w:rFonts w:ascii="Times New Roman" w:eastAsiaTheme="majorEastAsia" w:hAnsi="Times New Roman" w:cs="Times New Roman"/>
+          <w:color w:val="000000" w:themeColor="text1"/>
+          <w:sz w:val="28"/>
+          <w:szCs w:val="28"/>
+        </w:rPr>
+        <w:t>;</w:t>
+      </w:r>
+    </w:p>
+    <w:p>
+      <w:pPr>
+        <w:spacing w:line="360" w:lineRule="auto"/>
+        <w:jc w:val="both"/>
+        <w:rPr>
+          <w:rFonts w:ascii="Times New Roman" w:eastAsiaTheme="majorEastAsia" w:hAnsi="Times New Roman" w:cs="Times New Roman"/>
+          <w:color w:val="000000" w:themeColor="text1"/>
+          <w:sz w:val="28"/>
+          <w:szCs w:val="28"/>
+        </w:rPr>
+      </w:pPr>
+      <w:r>
+        <w:rPr>
+          <w:rFonts w:ascii="Times New Roman" w:eastAsiaTheme="majorEastAsia" w:hAnsi="Times New Roman" w:cs="Times New Roman"/>
+          <w:color w:val="000000" w:themeColor="text1"/>
+          <w:sz w:val="28"/>
+          <w:szCs w:val="28"/>
+        </w:rPr>
+        <w:t>4</w:t>
+      </w:r>
+      <w:r>
+        <w:rPr>
+          <w:rFonts w:ascii="Times New Roman" w:eastAsiaTheme="majorEastAsia" w:hAnsi="Times New Roman" w:cs="Times New Roman"/>
+          <w:color w:val="000000" w:themeColor="text1"/>
+          <w:sz w:val="28"/>
+          <w:szCs w:val="28"/>
+        </w:rPr>
+        <w:t>)</w:t>
+      </w:r>
+      <w:r>
+        <w:rPr>
+          <w:rFonts w:ascii="Times New Roman" w:eastAsiaTheme="majorEastAsia" w:hAnsi="Times New Roman" w:cs="Times New Roman"/>
+          <w:color w:val="000000" w:themeColor="text1"/>
+          <w:sz w:val="28"/>
+          <w:szCs w:val="28"/>
+        </w:rPr>
+        <w:t xml:space="preserve"> Запустить программу в режиме </w:t>
+      </w:r>
+      <w:r>
+        <w:rPr>
+          <w:rFonts w:ascii="Times New Roman" w:eastAsiaTheme="majorEastAsia" w:hAnsi="Times New Roman" w:cs="Times New Roman"/>
+          <w:color w:val="000000" w:themeColor="text1"/>
+          <w:sz w:val="28"/>
+          <w:szCs w:val="28"/>
+        </w:rPr>
+        <w:t>“</w:t>
+      </w:r>
+      <w:r>
+        <w:rPr>
+          <w:rFonts w:ascii="Times New Roman" w:eastAsiaTheme="majorEastAsia" w:hAnsi="Times New Roman" w:cs="Times New Roman"/>
+          <w:color w:val="000000" w:themeColor="text1"/>
+          <w:sz w:val="28"/>
+          <w:szCs w:val="28"/>
+        </w:rPr>
+        <w:t>Работа</w:t>
+      </w:r>
+      <w:r>
+        <w:rPr>
+          <w:rFonts w:ascii="Times New Roman" w:eastAsiaTheme="majorEastAsia" w:hAnsi="Times New Roman" w:cs="Times New Roman"/>
+          <w:color w:val="000000" w:themeColor="text1"/>
+          <w:sz w:val="28"/>
+          <w:szCs w:val="28"/>
+        </w:rPr>
+        <w:t>”;</w:t>
+      </w:r>
+    </w:p>
+    <w:p>
+      <w:pPr>
+        <w:spacing w:line="360" w:lineRule="auto"/>
+        <w:jc w:val="both"/>
+        <w:rPr>
+          <w:rFonts w:ascii="Times New Roman" w:eastAsiaTheme="majorEastAsia" w:hAnsi="Times New Roman" w:cs="Times New Roman"/>
+          <w:color w:val="000000" w:themeColor="text1"/>
+          <w:sz w:val="28"/>
+          <w:szCs w:val="28"/>
+        </w:rPr>
+      </w:pPr>
+      <w:r>
+        <w:rPr>
+          <w:rFonts w:ascii="Times New Roman" w:eastAsiaTheme="majorEastAsia" w:hAnsi="Times New Roman" w:cs="Times New Roman"/>
+          <w:color w:val="000000" w:themeColor="text1"/>
+          <w:sz w:val="28"/>
+          <w:szCs w:val="28"/>
+        </w:rPr>
+        <w:t xml:space="preserve">5) </w:t>
+      </w:r>
+      <w:r>
+        <w:rPr>
+          <w:rFonts w:ascii="Times New Roman" w:eastAsiaTheme="majorEastAsia" w:hAnsi="Times New Roman" w:cs="Times New Roman"/>
+          <w:color w:val="000000" w:themeColor="text1"/>
+          <w:sz w:val="28"/>
+          <w:szCs w:val="28"/>
+        </w:rPr>
+        <w:t xml:space="preserve">Установить </w:t>
+      </w:r>
+      <w:r>
+        <w:rPr>
+          <w:rFonts w:ascii="Times New Roman" w:eastAsiaTheme="majorEastAsia" w:hAnsi="Times New Roman" w:cs="Times New Roman"/>
+          <w:color w:val="000000" w:themeColor="text1"/>
+          <w:sz w:val="28"/>
+          <w:szCs w:val="28"/>
+        </w:rPr>
+        <w:t>“</w:t>
+      </w:r>
+      <w:r>
+        <w:rPr>
+          <w:rFonts w:ascii="Times New Roman" w:eastAsiaTheme="majorEastAsia" w:hAnsi="Times New Roman" w:cs="Times New Roman"/>
+          <w:color w:val="000000" w:themeColor="text1"/>
+          <w:sz w:val="28"/>
+          <w:szCs w:val="28"/>
+        </w:rPr>
+        <w:t>Готовность ВУ-</w:t>
+      </w:r>
+      <w:r>
+        <w:rPr>
+          <w:rFonts w:ascii="Times New Roman" w:eastAsiaTheme="majorEastAsia" w:hAnsi="Times New Roman" w:cs="Times New Roman"/>
+          <w:color w:val="000000" w:themeColor="text1"/>
+          <w:sz w:val="28"/>
+          <w:szCs w:val="28"/>
+          <w:lang w:val="en-US"/>
+        </w:rPr>
+        <w:t>3</w:t>
+      </w:r>
+      <w:r>
+        <w:rPr>
+          <w:rFonts w:ascii="Times New Roman" w:eastAsiaTheme="majorEastAsia" w:hAnsi="Times New Roman" w:cs="Times New Roman"/>
+          <w:color w:val="000000" w:themeColor="text1"/>
+          <w:sz w:val="28"/>
+          <w:szCs w:val="28"/>
+        </w:rPr>
+        <w:t>”;</w:t>
+      </w:r>
+    </w:p>
+    <w:p>
+      <w:pPr>
+        <w:spacing w:line="360" w:lineRule="auto"/>
+        <w:jc w:val="both"/>
+        <w:rPr>
+          <w:rFonts w:ascii="Times New Roman" w:eastAsiaTheme="majorEastAsia" w:hAnsi="Times New Roman" w:cs="Times New Roman"/>
+          <w:color w:val="000000" w:themeColor="text1"/>
+          <w:sz w:val="28"/>
+          <w:szCs w:val="28"/>
+        </w:rPr>
+      </w:pPr>
+      <w:r>
+        <w:rPr>
+          <w:rFonts w:ascii="Times New Roman" w:eastAsiaTheme="majorEastAsia" w:hAnsi="Times New Roman" w:cs="Times New Roman"/>
+          <w:color w:val="000000" w:themeColor="text1"/>
+          <w:sz w:val="28"/>
+          <w:szCs w:val="28"/>
+        </w:rPr>
+        <w:t xml:space="preserve">6) </w:t>
+      </w:r>
+      <w:r>
+        <w:rPr>
+          <w:rFonts w:ascii="Times New Roman" w:eastAsiaTheme="majorEastAsia" w:hAnsi="Times New Roman" w:cs="Times New Roman"/>
+          <w:color w:val="000000" w:themeColor="text1"/>
+          <w:sz w:val="28"/>
+          <w:szCs w:val="28"/>
+        </w:rPr>
+        <w:t>Дождаться остановки программы</w:t>
+      </w:r>
+    </w:p>
+    <w:p>
+      <w:pPr>
+        <w:spacing w:line="360" w:lineRule="auto"/>
+        <w:jc w:val="both"/>
+        <w:rPr>
+          <w:rFonts w:ascii="Times New Roman" w:eastAsiaTheme="majorEastAsia" w:hAnsi="Times New Roman" w:cs="Times New Roman"/>
+          <w:color w:val="000000" w:themeColor="text1"/>
+          <w:sz w:val="28"/>
+          <w:szCs w:val="28"/>
+        </w:rPr>
+      </w:pPr>
+      <w:r>
+        <w:rPr>
+          <w:rFonts w:ascii="Times New Roman" w:eastAsiaTheme="majorEastAsia" w:hAnsi="Times New Roman" w:cs="Times New Roman"/>
+          <w:color w:val="000000" w:themeColor="text1"/>
+          <w:sz w:val="28"/>
+          <w:szCs w:val="28"/>
+        </w:rPr>
+        <w:t>7</w:t>
+      </w:r>
+      <w:r>
+        <w:rPr>
+          <w:rFonts w:ascii="Times New Roman" w:eastAsiaTheme="majorEastAsia" w:hAnsi="Times New Roman" w:cs="Times New Roman"/>
+          <w:color w:val="000000" w:themeColor="text1"/>
+          <w:sz w:val="28"/>
+          <w:szCs w:val="28"/>
+        </w:rPr>
+        <w:t>)</w:t>
+      </w:r>
+      <w:r>
+        <w:rPr>
+          <w:rFonts w:ascii="Times New Roman" w:eastAsiaTheme="majorEastAsia" w:hAnsi="Times New Roman" w:cs="Times New Roman"/>
+          <w:color w:val="000000" w:themeColor="text1"/>
+          <w:sz w:val="28"/>
+          <w:szCs w:val="28"/>
+        </w:rPr>
+        <w:t xml:space="preserve"> Записать текущее значение </w:t>
+      </w:r>
+      <w:r>
+        <w:rPr>
+          <w:rFonts w:ascii="Times New Roman" w:eastAsiaTheme="majorEastAsia" w:hAnsi="Times New Roman" w:cs="Times New Roman"/>
+          <w:color w:val="000000" w:themeColor="text1"/>
+          <w:sz w:val="28"/>
+          <w:szCs w:val="28"/>
+          <w:lang w:val="en-US"/>
+        </w:rPr>
+        <w:t>X</w:t>
+      </w:r>
+      <w:r>
+        <w:rPr>
+          <w:rFonts w:ascii="Times New Roman" w:eastAsiaTheme="majorEastAsia" w:hAnsi="Times New Roman" w:cs="Times New Roman"/>
+          <w:color w:val="000000" w:themeColor="text1"/>
+          <w:sz w:val="28"/>
+          <w:szCs w:val="28"/>
+        </w:rPr>
+        <w:t xml:space="preserve"> </w:t>
+      </w:r>
+      <w:r>
+        <w:rPr>
+          <w:rFonts w:ascii="Times New Roman" w:eastAsiaTheme="majorEastAsia" w:hAnsi="Times New Roman" w:cs="Times New Roman"/>
+          <w:color w:val="000000" w:themeColor="text1"/>
+          <w:sz w:val="28"/>
+          <w:szCs w:val="28"/>
+        </w:rPr>
+        <w:t>из памяти БЭВМ</w:t>
+      </w:r>
+      <w:r>
+        <w:rPr>
+          <w:rFonts w:ascii="Times New Roman" w:eastAsiaTheme="majorEastAsia" w:hAnsi="Times New Roman" w:cs="Times New Roman"/>
+          <w:color w:val="000000" w:themeColor="text1"/>
+          <w:sz w:val="28"/>
+          <w:szCs w:val="28"/>
+        </w:rPr>
+        <w:t>:</w:t>
+      </w:r>
+    </w:p>
+    <w:p>
+      <w:pPr>
+        <w:spacing w:line="360" w:lineRule="auto"/>
+        <w:jc w:val="both"/>
+        <w:rPr>
+          <w:rFonts w:ascii="Times New Roman" w:eastAsiaTheme="majorEastAsia" w:hAnsi="Times New Roman" w:cs="Times New Roman"/>
+          <w:color w:val="000000" w:themeColor="text1"/>
+          <w:sz w:val="28"/>
+          <w:szCs w:val="28"/>
+          <w:lang w:val="en-US"/>
+        </w:rPr>
+      </w:pPr>
+      <w:r>
+        <w:rPr>
+          <w:rFonts w:ascii="Times New Roman" w:eastAsiaTheme="majorEastAsia" w:hAnsi="Times New Roman" w:cs="Times New Roman"/>
+          <w:color w:val="000000" w:themeColor="text1"/>
+          <w:sz w:val="28"/>
+          <w:szCs w:val="28"/>
+        </w:rPr>
+        <w:tab/>
+        <w:t xml:space="preserve">7.1) </w:t>
+      </w:r>
+      <w:r>
+        <w:rPr>
+          <w:rFonts w:ascii="Times New Roman" w:eastAsiaTheme="majorEastAsia" w:hAnsi="Times New Roman" w:cs="Times New Roman"/>
+          <w:color w:val="000000" w:themeColor="text1"/>
+          <w:sz w:val="28"/>
+          <w:szCs w:val="28"/>
+        </w:rPr>
+        <w:t xml:space="preserve">Запомнить текущее состояние регистра </w:t>
+      </w:r>
+      <w:r>
+        <w:rPr>
+          <w:rFonts w:ascii="Times New Roman" w:eastAsiaTheme="majorEastAsia" w:hAnsi="Times New Roman" w:cs="Times New Roman"/>
+          <w:color w:val="000000" w:themeColor="text1"/>
+          <w:sz w:val="28"/>
+          <w:szCs w:val="28"/>
+          <w:lang w:val="en-US"/>
+        </w:rPr>
+        <w:t>IP</w:t>
+      </w:r>
+      <w:r>
+        <w:rPr>
+          <w:rFonts w:ascii="Times New Roman" w:eastAsiaTheme="majorEastAsia" w:hAnsi="Times New Roman" w:cs="Times New Roman"/>
+          <w:color w:val="000000" w:themeColor="text1"/>
+          <w:sz w:val="28"/>
+          <w:szCs w:val="28"/>
+        </w:rPr>
+        <w:t>;</w:t>
+      </w:r>
+    </w:p>
+    <w:p>
+      <w:pPr>
+        <w:spacing w:line="360" w:lineRule="auto"/>
+        <w:jc w:val="both"/>
+        <w:rPr>
+          <w:rFonts w:ascii="Times New Roman" w:eastAsiaTheme="majorEastAsia" w:hAnsi="Times New Roman" w:cs="Times New Roman"/>
+          <w:color w:val="000000" w:themeColor="text1"/>
+          <w:sz w:val="28"/>
+          <w:szCs w:val="28"/>
+        </w:rPr>
+      </w:pPr>
+      <w:r>
+        <w:rPr>
+          <w:rFonts w:ascii="Times New Roman" w:eastAsiaTheme="majorEastAsia" w:hAnsi="Times New Roman" w:cs="Times New Roman"/>
+          <w:color w:val="000000" w:themeColor="text1"/>
+          <w:sz w:val="28"/>
+          <w:szCs w:val="28"/>
+          <w:lang w:val="en-US"/>
+        </w:rPr>
+        <w:tab/>
+      </w:r>
+      <w:r>
+        <w:rPr>
+          <w:rFonts w:ascii="Times New Roman" w:eastAsiaTheme="majorEastAsia" w:hAnsi="Times New Roman" w:cs="Times New Roman"/>
+          <w:color w:val="000000" w:themeColor="text1"/>
+          <w:sz w:val="28"/>
+          <w:szCs w:val="28"/>
+        </w:rPr>
+        <w:t xml:space="preserve">7.2) </w:t>
+      </w:r>
+      <w:r>
+        <w:rPr>
+          <w:rFonts w:ascii="Times New Roman" w:eastAsiaTheme="majorEastAsia" w:hAnsi="Times New Roman" w:cs="Times New Roman"/>
+          <w:color w:val="000000" w:themeColor="text1"/>
+          <w:sz w:val="28"/>
+          <w:szCs w:val="28"/>
+        </w:rPr>
+        <w:t xml:space="preserve">Ввести в клавишный регистр значение </w:t>
+      </w:r>
+      <w:r>
+        <w:rPr>
+          <w:rFonts w:ascii="Times New Roman" w:eastAsiaTheme="majorEastAsia" w:hAnsi="Times New Roman" w:cs="Times New Roman"/>
+          <w:color w:val="000000" w:themeColor="text1"/>
+          <w:sz w:val="28"/>
+          <w:szCs w:val="28"/>
+        </w:rPr>
+        <w:t>042</w:t>
+      </w:r>
+      <w:r>
+        <w:rPr>
+          <w:rFonts w:ascii="Times New Roman" w:eastAsiaTheme="majorEastAsia" w:hAnsi="Times New Roman" w:cs="Times New Roman"/>
+          <w:color w:val="000000" w:themeColor="text1"/>
+          <w:sz w:val="28"/>
+          <w:szCs w:val="28"/>
+          <w:vertAlign w:val="subscript"/>
+        </w:rPr>
+        <w:t>16</w:t>
+      </w:r>
+      <w:r>
+        <w:rPr>
+          <w:rFonts w:ascii="Times New Roman" w:eastAsiaTheme="majorEastAsia" w:hAnsi="Times New Roman" w:cs="Times New Roman"/>
+          <w:color w:val="000000" w:themeColor="text1"/>
+          <w:sz w:val="28"/>
+          <w:szCs w:val="28"/>
+        </w:rPr>
+        <w:t>;</w:t>
+      </w:r>
+    </w:p>
+    <w:p>
+      <w:pPr>
+        <w:spacing w:line="360" w:lineRule="auto"/>
+        <w:jc w:val="both"/>
+        <w:rPr>
+          <w:rFonts w:ascii="Times New Roman" w:eastAsiaTheme="majorEastAsia" w:hAnsi="Times New Roman" w:cs="Times New Roman"/>
+          <w:color w:val="000000" w:themeColor="text1"/>
+          <w:sz w:val="28"/>
+          <w:szCs w:val="28"/>
+          <w:lang w:val="en-US"/>
+        </w:rPr>
+      </w:pPr>
+      <w:r>
+        <w:rPr>
+          <w:rFonts w:ascii="Times New Roman" w:eastAsiaTheme="majorEastAsia" w:hAnsi="Times New Roman" w:cs="Times New Roman"/>
+          <w:color w:val="000000" w:themeColor="text1"/>
+          <w:sz w:val="28"/>
+          <w:szCs w:val="28"/>
+          <w:lang w:val="en-US"/>
+        </w:rPr>
+        <w:tab/>
+      </w:r>
+      <w:r>
+        <w:rPr>
+          <w:rFonts w:ascii="Times New Roman" w:eastAsiaTheme="majorEastAsia" w:hAnsi="Times New Roman" w:cs="Times New Roman"/>
+          <w:color w:val="000000" w:themeColor="text1"/>
+          <w:sz w:val="28"/>
+          <w:szCs w:val="28"/>
+        </w:rPr>
+        <w:t xml:space="preserve">7.3) </w:t>
+      </w:r>
+      <w:r>
+        <w:rPr>
+          <w:rFonts w:ascii="Times New Roman" w:eastAsiaTheme="majorEastAsia" w:hAnsi="Times New Roman" w:cs="Times New Roman"/>
+          <w:color w:val="000000" w:themeColor="text1"/>
+          <w:sz w:val="28"/>
+          <w:szCs w:val="28"/>
+        </w:rPr>
+        <w:t xml:space="preserve">Нажать на </w:t>
+      </w:r>
+      <w:r>
+        <w:rPr>
+          <w:rFonts w:ascii="Times New Roman" w:eastAsiaTheme="majorEastAsia" w:hAnsi="Times New Roman" w:cs="Times New Roman"/>
+          <w:color w:val="000000" w:themeColor="text1"/>
+          <w:sz w:val="28"/>
+          <w:szCs w:val="28"/>
+        </w:rPr>
+        <w:t>“</w:t>
+      </w:r>
+      <w:r>
+        <w:rPr>
+          <w:rFonts w:ascii="Times New Roman" w:eastAsiaTheme="majorEastAsia" w:hAnsi="Times New Roman" w:cs="Times New Roman"/>
+          <w:color w:val="000000" w:themeColor="text1"/>
+          <w:sz w:val="28"/>
+          <w:szCs w:val="28"/>
+        </w:rPr>
+        <w:t>Ввод адреса</w:t>
+      </w:r>
+      <w:r>
+        <w:rPr>
+          <w:rFonts w:ascii="Times New Roman" w:eastAsiaTheme="majorEastAsia" w:hAnsi="Times New Roman" w:cs="Times New Roman"/>
+          <w:color w:val="000000" w:themeColor="text1"/>
+          <w:sz w:val="28"/>
+          <w:szCs w:val="28"/>
+        </w:rPr>
+        <w:t>”</w:t>
+      </w:r>
+      <w:r>
+        <w:rPr>
+          <w:rFonts w:ascii="Times New Roman" w:eastAsiaTheme="majorEastAsia" w:hAnsi="Times New Roman" w:cs="Times New Roman"/>
+          <w:color w:val="000000" w:themeColor="text1"/>
+          <w:sz w:val="28"/>
+          <w:szCs w:val="28"/>
+          <w:lang w:val="en-US"/>
+        </w:rPr>
+        <w:t>;</w:t>
+      </w:r>
+    </w:p>
+    <w:p>
+      <w:pPr>
+        <w:spacing w:line="360" w:lineRule="auto"/>
+        <w:jc w:val="both"/>
+        <w:rPr>
+          <w:rFonts w:ascii="Times New Roman" w:eastAsiaTheme="majorEastAsia" w:hAnsi="Times New Roman" w:cs="Times New Roman"/>
+          <w:color w:val="000000" w:themeColor="text1"/>
+          <w:sz w:val="28"/>
+          <w:szCs w:val="28"/>
+          <w:lang w:val="en-US"/>
+        </w:rPr>
+      </w:pPr>
+      <w:r>
+        <w:rPr>
+          <w:rFonts w:ascii="Times New Roman" w:eastAsiaTheme="majorEastAsia" w:hAnsi="Times New Roman" w:cs="Times New Roman"/>
+          <w:color w:val="000000" w:themeColor="text1"/>
+          <w:sz w:val="28"/>
+          <w:szCs w:val="28"/>
+          <w:lang w:val="en-US"/>
+        </w:rPr>
+        <w:tab/>
+        <w:t xml:space="preserve">7.4) </w:t>
+      </w:r>
+      <w:r>
+        <w:rPr>
+          <w:rFonts w:ascii="Times New Roman" w:eastAsiaTheme="majorEastAsia" w:hAnsi="Times New Roman" w:cs="Times New Roman"/>
+          <w:color w:val="000000" w:themeColor="text1"/>
+          <w:sz w:val="28"/>
+          <w:szCs w:val="28"/>
+        </w:rPr>
+        <w:t xml:space="preserve">Нажать на </w:t>
+      </w:r>
+      <w:r>
+        <w:rPr>
+          <w:rFonts w:ascii="Times New Roman" w:eastAsiaTheme="majorEastAsia" w:hAnsi="Times New Roman" w:cs="Times New Roman"/>
+          <w:color w:val="000000" w:themeColor="text1"/>
+          <w:sz w:val="28"/>
+          <w:szCs w:val="28"/>
+          <w:lang w:val="en-US"/>
+        </w:rPr>
+        <w:t>“</w:t>
+      </w:r>
+      <w:r>
+        <w:rPr>
+          <w:rFonts w:ascii="Times New Roman" w:eastAsiaTheme="majorEastAsia" w:hAnsi="Times New Roman" w:cs="Times New Roman"/>
+          <w:color w:val="000000" w:themeColor="text1"/>
+          <w:sz w:val="28"/>
+          <w:szCs w:val="28"/>
+        </w:rPr>
+        <w:t>Чтение</w:t>
+      </w:r>
+      <w:r>
+        <w:rPr>
+          <w:rFonts w:ascii="Times New Roman" w:eastAsiaTheme="majorEastAsia" w:hAnsi="Times New Roman" w:cs="Times New Roman"/>
+          <w:color w:val="000000" w:themeColor="text1"/>
+          <w:sz w:val="28"/>
+          <w:szCs w:val="28"/>
+          <w:lang w:val="en-US"/>
+        </w:rPr>
+        <w:t>”;</w:t>
+      </w:r>
+    </w:p>
+    <w:p>
+      <w:pPr>
+        <w:spacing w:line="360" w:lineRule="auto"/>
+        <w:jc w:val="both"/>
+        <w:rPr>
+          <w:rFonts w:ascii="Times New Roman" w:eastAsiaTheme="majorEastAsia" w:hAnsi="Times New Roman" w:cs="Times New Roman"/>
+          <w:color w:val="000000" w:themeColor="text1"/>
+          <w:sz w:val="28"/>
+          <w:szCs w:val="28"/>
+          <w:lang w:val="en-US"/>
+        </w:rPr>
+      </w:pPr>
+      <w:r>
+        <w:rPr>
+          <w:rFonts w:ascii="Times New Roman" w:eastAsiaTheme="majorEastAsia" w:hAnsi="Times New Roman" w:cs="Times New Roman"/>
+          <w:color w:val="000000" w:themeColor="text1"/>
+          <w:sz w:val="28"/>
+          <w:szCs w:val="28"/>
+          <w:lang w:val="en-US"/>
+        </w:rPr>
+        <w:tab/>
+      </w:r>
+      <w:r>
+        <w:rPr>
+          <w:rFonts w:ascii="Times New Roman" w:eastAsiaTheme="majorEastAsia" w:hAnsi="Times New Roman" w:cs="Times New Roman"/>
+          <w:color w:val="000000" w:themeColor="text1"/>
+          <w:sz w:val="28"/>
+          <w:szCs w:val="28"/>
+        </w:rPr>
+        <w:t xml:space="preserve">7.5) </w:t>
+      </w:r>
+      <w:r>
+        <w:rPr>
+          <w:rFonts w:ascii="Times New Roman" w:eastAsiaTheme="majorEastAsia" w:hAnsi="Times New Roman" w:cs="Times New Roman"/>
+          <w:color w:val="000000" w:themeColor="text1"/>
+          <w:sz w:val="28"/>
+          <w:szCs w:val="28"/>
+        </w:rPr>
+        <w:t xml:space="preserve">Записать значение </w:t>
+      </w:r>
+      <w:r>
+        <w:rPr>
+          <w:rFonts w:ascii="Times New Roman" w:eastAsiaTheme="majorEastAsia" w:hAnsi="Times New Roman" w:cs="Times New Roman"/>
+          <w:color w:val="000000" w:themeColor="text1"/>
+          <w:sz w:val="28"/>
+          <w:szCs w:val="28"/>
+          <w:lang w:val="en-US"/>
+        </w:rPr>
+        <w:t>DR;</w:t>
+      </w:r>
+    </w:p>
+    <w:p>
+      <w:pPr>
+        <w:spacing w:line="360" w:lineRule="auto"/>
+        <w:jc w:val="both"/>
+        <w:rPr>
+          <w:rFonts w:ascii="Times New Roman" w:eastAsiaTheme="majorEastAsia" w:hAnsi="Times New Roman" w:cs="Times New Roman"/>
+          <w:color w:val="000000" w:themeColor="text1"/>
+          <w:sz w:val="28"/>
+          <w:szCs w:val="28"/>
+          <w:lang w:val="en-US"/>
+        </w:rPr>
+      </w:pPr>
+      <w:r>
+        <w:rPr>
+          <w:rFonts w:ascii="Times New Roman" w:eastAsiaTheme="majorEastAsia" w:hAnsi="Times New Roman" w:cs="Times New Roman"/>
+          <w:color w:val="000000" w:themeColor="text1"/>
+          <w:sz w:val="28"/>
+          <w:szCs w:val="28"/>
+          <w:lang w:val="en-US"/>
+        </w:rPr>
+        <w:tab/>
+      </w:r>
+      <w:r>
+        <w:rPr>
+          <w:rFonts w:ascii="Times New Roman" w:eastAsiaTheme="majorEastAsia" w:hAnsi="Times New Roman" w:cs="Times New Roman"/>
+          <w:color w:val="000000" w:themeColor="text1"/>
+          <w:sz w:val="28"/>
+          <w:szCs w:val="28"/>
+        </w:rPr>
+        <w:t xml:space="preserve">7.6) </w:t>
+      </w:r>
+      <w:r>
+        <w:rPr>
+          <w:rFonts w:ascii="Times New Roman" w:eastAsiaTheme="majorEastAsia" w:hAnsi="Times New Roman" w:cs="Times New Roman"/>
+          <w:color w:val="000000" w:themeColor="text1"/>
+          <w:sz w:val="28"/>
+          <w:szCs w:val="28"/>
+        </w:rPr>
+        <w:t>Вернуть счётчик команд в исходное состояние</w:t>
+      </w:r>
+      <w:r>
+        <w:rPr>
+          <w:rFonts w:ascii="Times New Roman" w:eastAsiaTheme="majorEastAsia" w:hAnsi="Times New Roman" w:cs="Times New Roman"/>
+          <w:color w:val="000000" w:themeColor="text1"/>
+          <w:sz w:val="28"/>
+          <w:szCs w:val="28"/>
+        </w:rPr>
+        <w:t>;</w:t>
+      </w:r>
+    </w:p>
+    <w:p>
+      <w:pPr>
+        <w:spacing w:line="360" w:lineRule="auto"/>
+        <w:jc w:val="both"/>
+        <w:rPr>
+          <w:rFonts w:ascii="Times New Roman" w:eastAsiaTheme="majorEastAsia" w:hAnsi="Times New Roman" w:cs="Times New Roman"/>
+          <w:color w:val="000000" w:themeColor="text1"/>
+          <w:sz w:val="28"/>
+          <w:szCs w:val="28"/>
+          <w:lang w:val="en-US"/>
+        </w:rPr>
+      </w:pPr>
+      <w:r>
+        <w:rPr>
+          <w:rFonts w:ascii="Times New Roman" w:eastAsiaTheme="majorEastAsia" w:hAnsi="Times New Roman" w:cs="Times New Roman"/>
+          <w:color w:val="000000" w:themeColor="text1"/>
+          <w:sz w:val="28"/>
+          <w:szCs w:val="28"/>
+        </w:rPr>
+        <w:t xml:space="preserve">8) </w:t>
+      </w:r>
+      <w:r>
+        <w:rPr>
+          <w:rFonts w:ascii="Times New Roman" w:eastAsiaTheme="majorEastAsia" w:hAnsi="Times New Roman" w:cs="Times New Roman"/>
+          <w:color w:val="000000" w:themeColor="text1"/>
+          <w:sz w:val="28"/>
+          <w:szCs w:val="28"/>
+        </w:rPr>
+        <w:t xml:space="preserve">Записать результат обработки прерывания – содержимое </w:t>
+      </w:r>
+      <w:r>
+        <w:rPr>
+          <w:rFonts w:ascii="Times New Roman" w:eastAsiaTheme="majorEastAsia" w:hAnsi="Times New Roman" w:cs="Times New Roman"/>
+          <w:color w:val="000000" w:themeColor="text1"/>
+          <w:sz w:val="28"/>
+          <w:szCs w:val="28"/>
+          <w:lang w:val="en-US"/>
+        </w:rPr>
+        <w:t>DR</w:t>
+      </w:r>
+      <w:r>
+        <w:rPr>
+          <w:rFonts w:ascii="Times New Roman" w:eastAsiaTheme="majorEastAsia" w:hAnsi="Times New Roman" w:cs="Times New Roman"/>
+          <w:color w:val="000000" w:themeColor="text1"/>
+          <w:sz w:val="28"/>
+          <w:szCs w:val="28"/>
+        </w:rPr>
+        <w:t xml:space="preserve"> </w:t>
+      </w:r>
+      <w:r>
+        <w:rPr>
+          <w:rFonts w:ascii="Times New Roman" w:eastAsiaTheme="majorEastAsia" w:hAnsi="Times New Roman" w:cs="Times New Roman"/>
+          <w:color w:val="000000" w:themeColor="text1"/>
+          <w:sz w:val="28"/>
+          <w:szCs w:val="28"/>
+        </w:rPr>
+        <w:t>КВУ-3</w:t>
+      </w:r>
+      <w:r>
+        <w:rPr>
+          <w:rFonts w:ascii="Times New Roman" w:eastAsiaTheme="majorEastAsia" w:hAnsi="Times New Roman" w:cs="Times New Roman"/>
+          <w:color w:val="000000" w:themeColor="text1"/>
+          <w:sz w:val="28"/>
+          <w:szCs w:val="28"/>
+        </w:rPr>
+        <w:t>;</w:t>
+      </w:r>
+    </w:p>
+    <w:p>
+      <w:pPr>
+        <w:spacing w:line="360" w:lineRule="auto"/>
+        <w:jc w:val="both"/>
+        <w:rPr>
+          <w:rFonts w:ascii="Times New Roman" w:eastAsiaTheme="majorEastAsia" w:hAnsi="Times New Roman" w:cs="Times New Roman"/>
+          <w:color w:val="000000" w:themeColor="text1"/>
+          <w:sz w:val="28"/>
+          <w:szCs w:val="28"/>
+        </w:rPr>
+      </w:pPr>
+      <w:r>
+        <w:rPr>
+          <w:rFonts w:ascii="Times New Roman" w:eastAsiaTheme="majorEastAsia" w:hAnsi="Times New Roman" w:cs="Times New Roman"/>
+          <w:color w:val="000000" w:themeColor="text1"/>
+          <w:sz w:val="28"/>
+          <w:szCs w:val="28"/>
+        </w:rPr>
+        <w:t xml:space="preserve">9) </w:t>
+      </w:r>
+      <w:r>
+        <w:rPr>
+          <w:rFonts w:ascii="Times New Roman" w:eastAsiaTheme="majorEastAsia" w:hAnsi="Times New Roman" w:cs="Times New Roman"/>
+          <w:color w:val="000000" w:themeColor="text1"/>
+          <w:sz w:val="28"/>
+          <w:szCs w:val="28"/>
+        </w:rPr>
+        <w:t xml:space="preserve">Нажать </w:t>
+      </w:r>
+      <w:r>
+        <w:rPr>
+          <w:rFonts w:ascii="Times New Roman" w:eastAsiaTheme="majorEastAsia" w:hAnsi="Times New Roman" w:cs="Times New Roman"/>
+          <w:color w:val="000000" w:themeColor="text1"/>
+          <w:sz w:val="28"/>
+          <w:szCs w:val="28"/>
+        </w:rPr>
+        <w:t>“</w:t>
+      </w:r>
+      <w:r>
+        <w:rPr>
+          <w:rFonts w:ascii="Times New Roman" w:eastAsiaTheme="majorEastAsia" w:hAnsi="Times New Roman" w:cs="Times New Roman"/>
+          <w:color w:val="000000" w:themeColor="text1"/>
+          <w:sz w:val="28"/>
+          <w:szCs w:val="28"/>
+        </w:rPr>
+        <w:t>Продолжение</w:t>
+      </w:r>
+      <w:r>
+        <w:rPr>
+          <w:rFonts w:ascii="Times New Roman" w:eastAsiaTheme="majorEastAsia" w:hAnsi="Times New Roman" w:cs="Times New Roman"/>
+          <w:color w:val="000000" w:themeColor="text1"/>
+          <w:sz w:val="28"/>
+          <w:szCs w:val="28"/>
+        </w:rPr>
+        <w:t>”;</w:t>
+      </w:r>
+    </w:p>
+    <w:p>
+      <w:pPr>
+        <w:spacing w:line="360" w:lineRule="auto"/>
+        <w:jc w:val="both"/>
+        <w:rPr>
+          <w:rFonts w:ascii="Times New Roman" w:eastAsiaTheme="majorEastAsia" w:hAnsi="Times New Roman" w:cs="Times New Roman"/>
+          <w:color w:val="000000" w:themeColor="text1"/>
+          <w:sz w:val="28"/>
+          <w:szCs w:val="28"/>
+        </w:rPr>
+      </w:pPr>
+      <w:r>
+        <w:rPr>
+          <w:rFonts w:ascii="Times New Roman" w:eastAsiaTheme="majorEastAsia" w:hAnsi="Times New Roman" w:cs="Times New Roman"/>
+          <w:color w:val="000000" w:themeColor="text1"/>
+          <w:sz w:val="28"/>
+          <w:szCs w:val="28"/>
+        </w:rPr>
+        <w:t>10)</w:t>
+      </w:r>
+      <w:r>
+        <w:rPr>
+          <w:rFonts w:ascii="Times New Roman" w:eastAsiaTheme="majorEastAsia" w:hAnsi="Times New Roman" w:cs="Times New Roman"/>
+          <w:color w:val="000000" w:themeColor="text1"/>
+          <w:sz w:val="28"/>
+          <w:szCs w:val="28"/>
+        </w:rPr>
+        <w:t xml:space="preserve"> </w:t>
+      </w:r>
+      <w:r>
+        <w:rPr>
+          <w:rFonts w:ascii="Times New Roman" w:eastAsiaTheme="majorEastAsia" w:hAnsi="Times New Roman" w:cs="Times New Roman"/>
+          <w:color w:val="000000" w:themeColor="text1"/>
+          <w:sz w:val="28"/>
+          <w:szCs w:val="28"/>
+        </w:rPr>
+        <w:t>Ввести в ВУ-2 произвольное</w:t>
+      </w:r>
+      <w:r>
+        <w:rPr>
+          <w:rFonts w:ascii="Times New Roman" w:eastAsiaTheme="majorEastAsia" w:hAnsi="Times New Roman" w:cs="Times New Roman"/>
+          <w:color w:val="000000" w:themeColor="text1"/>
+          <w:sz w:val="28"/>
+          <w:szCs w:val="28"/>
+        </w:rPr>
+        <w:t xml:space="preserve"> число</w:t>
+      </w:r>
+      <w:r>
+        <w:rPr>
+          <w:rFonts w:ascii="Times New Roman" w:eastAsiaTheme="majorEastAsia" w:hAnsi="Times New Roman" w:cs="Times New Roman"/>
+          <w:color w:val="000000" w:themeColor="text1"/>
+          <w:sz w:val="28"/>
+          <w:szCs w:val="28"/>
+        </w:rPr>
+        <w:t>;</w:t>
+      </w:r>
+    </w:p>
+    <w:p>
+      <w:pPr>
+        <w:spacing w:line="360" w:lineRule="auto"/>
+        <w:jc w:val="both"/>
+        <w:rPr>
+          <w:rFonts w:ascii="Times New Roman" w:eastAsiaTheme="majorEastAsia" w:hAnsi="Times New Roman" w:cs="Times New Roman"/>
+          <w:color w:val="000000" w:themeColor="text1"/>
+          <w:sz w:val="28"/>
+          <w:szCs w:val="28"/>
+          <w:lang w:val="en-US"/>
+        </w:rPr>
+      </w:pPr>
+      <w:r>
+        <w:rPr>
+          <w:rFonts w:ascii="Times New Roman" w:eastAsiaTheme="majorEastAsia" w:hAnsi="Times New Roman" w:cs="Times New Roman"/>
+          <w:color w:val="000000" w:themeColor="text1"/>
+          <w:sz w:val="28"/>
+          <w:szCs w:val="28"/>
+        </w:rPr>
+        <w:t xml:space="preserve">11) Установить </w:t>
+      </w:r>
+      <w:r>
+        <w:rPr>
+          <w:rFonts w:ascii="Times New Roman" w:eastAsiaTheme="majorEastAsia" w:hAnsi="Times New Roman" w:cs="Times New Roman"/>
+          <w:color w:val="000000" w:themeColor="text1"/>
+          <w:sz w:val="28"/>
+          <w:szCs w:val="28"/>
+        </w:rPr>
+        <w:t>“</w:t>
+      </w:r>
+      <w:r>
+        <w:rPr>
+          <w:rFonts w:ascii="Times New Roman" w:eastAsiaTheme="majorEastAsia" w:hAnsi="Times New Roman" w:cs="Times New Roman"/>
+          <w:color w:val="000000" w:themeColor="text1"/>
+          <w:sz w:val="28"/>
+          <w:szCs w:val="28"/>
+        </w:rPr>
+        <w:t>Готовность ВУ-2</w:t>
+      </w:r>
+      <w:r>
+        <w:rPr>
+          <w:rFonts w:ascii="Times New Roman" w:eastAsiaTheme="majorEastAsia" w:hAnsi="Times New Roman" w:cs="Times New Roman"/>
+          <w:color w:val="000000" w:themeColor="text1"/>
+          <w:sz w:val="28"/>
+          <w:szCs w:val="28"/>
+        </w:rPr>
+        <w:t>”</w:t>
+      </w:r>
+      <w:r>
+        <w:rPr>
+          <w:rFonts w:ascii="Times New Roman" w:eastAsiaTheme="majorEastAsia" w:hAnsi="Times New Roman" w:cs="Times New Roman"/>
+          <w:color w:val="000000" w:themeColor="text1"/>
+          <w:sz w:val="28"/>
+          <w:szCs w:val="28"/>
+          <w:lang w:val="en-US"/>
+        </w:rPr>
+        <w:t>;</w:t>
+      </w:r>
+    </w:p>
+    <w:p>
+      <w:pPr>
+        <w:spacing w:line="360" w:lineRule="auto"/>
+        <w:jc w:val="both"/>
+        <w:rPr>
+          <w:rFonts w:ascii="Times New Roman" w:eastAsiaTheme="majorEastAsia" w:hAnsi="Times New Roman" w:cs="Times New Roman"/>
+          <w:color w:val="000000" w:themeColor="text1"/>
+          <w:sz w:val="28"/>
+          <w:szCs w:val="28"/>
+        </w:rPr>
+      </w:pPr>
+      <w:r>
+        <w:rPr>
+          <w:rFonts w:ascii="Times New Roman" w:eastAsiaTheme="majorEastAsia" w:hAnsi="Times New Roman" w:cs="Times New Roman"/>
+          <w:color w:val="000000" w:themeColor="text1"/>
+          <w:sz w:val="28"/>
+          <w:szCs w:val="28"/>
+        </w:rPr>
+        <w:t>12) Дождаться остановки программы</w:t>
+      </w:r>
+      <w:r>
+        <w:rPr>
+          <w:rFonts w:ascii="Times New Roman" w:eastAsiaTheme="majorEastAsia" w:hAnsi="Times New Roman" w:cs="Times New Roman"/>
+          <w:color w:val="000000" w:themeColor="text1"/>
+          <w:sz w:val="28"/>
+          <w:szCs w:val="28"/>
+        </w:rPr>
+        <w:t>;</w:t>
+      </w:r>
+    </w:p>
+    <w:p>
+      <w:pPr>
+        <w:spacing w:line="360" w:lineRule="auto"/>
+        <w:jc w:val="both"/>
+        <w:rPr>
+          <w:rFonts w:ascii="Times New Roman" w:eastAsiaTheme="majorEastAsia" w:hAnsi="Times New Roman" w:cs="Times New Roman"/>
+          <w:color w:val="000000" w:themeColor="text1"/>
+          <w:sz w:val="28"/>
+          <w:szCs w:val="28"/>
+        </w:rPr>
+      </w:pPr>
+      <w:r>
+        <w:rPr>
+          <w:rFonts w:ascii="Times New Roman" w:eastAsiaTheme="majorEastAsia" w:hAnsi="Times New Roman" w:cs="Times New Roman"/>
+          <w:color w:val="000000" w:themeColor="text1"/>
+          <w:sz w:val="28"/>
+          <w:szCs w:val="28"/>
+        </w:rPr>
+        <w:t xml:space="preserve">13) Записать текущее значение </w:t>
+      </w:r>
+      <w:r>
+        <w:rPr>
+          <w:rFonts w:ascii="Times New Roman" w:eastAsiaTheme="majorEastAsia" w:hAnsi="Times New Roman" w:cs="Times New Roman"/>
+          <w:color w:val="000000" w:themeColor="text1"/>
+          <w:sz w:val="28"/>
+          <w:szCs w:val="28"/>
+          <w:lang w:val="en-US"/>
+        </w:rPr>
+        <w:t>X</w:t>
+      </w:r>
+      <w:r>
+        <w:rPr>
+          <w:rFonts w:ascii="Times New Roman" w:eastAsiaTheme="majorEastAsia" w:hAnsi="Times New Roman" w:cs="Times New Roman"/>
+          <w:color w:val="000000" w:themeColor="text1"/>
+          <w:sz w:val="28"/>
+          <w:szCs w:val="28"/>
+        </w:rPr>
+        <w:t xml:space="preserve"> </w:t>
+      </w:r>
+      <w:r>
+        <w:rPr>
+          <w:rFonts w:ascii="Times New Roman" w:eastAsiaTheme="majorEastAsia" w:hAnsi="Times New Roman" w:cs="Times New Roman"/>
+          <w:color w:val="000000" w:themeColor="text1"/>
+          <w:sz w:val="28"/>
+          <w:szCs w:val="28"/>
+        </w:rPr>
+        <w:t>из памяти БЭВМ, повторя действия из пункта 7</w:t>
+      </w:r>
+      <w:r>
+        <w:rPr>
+          <w:rFonts w:ascii="Times New Roman" w:eastAsiaTheme="majorEastAsia" w:hAnsi="Times New Roman" w:cs="Times New Roman"/>
+          <w:color w:val="000000" w:themeColor="text1"/>
+          <w:sz w:val="28"/>
+          <w:szCs w:val="28"/>
+        </w:rPr>
+        <w:t>;</w:t>
+      </w:r>
+    </w:p>
+    <w:p>
+      <w:pPr>
+        <w:spacing w:line="360" w:lineRule="auto"/>
+        <w:jc w:val="both"/>
+        <w:rPr>
+          <w:rFonts w:ascii="Times New Roman" w:eastAsiaTheme="majorEastAsia" w:hAnsi="Times New Roman" w:cs="Times New Roman"/>
+          <w:color w:val="000000" w:themeColor="text1"/>
+          <w:sz w:val="28"/>
+          <w:szCs w:val="28"/>
+        </w:rPr>
+      </w:pPr>
+      <w:r>
+        <w:rPr>
+          <w:rFonts w:ascii="Times New Roman" w:eastAsiaTheme="majorEastAsia" w:hAnsi="Times New Roman" w:cs="Times New Roman"/>
+          <w:color w:val="000000" w:themeColor="text1"/>
+          <w:sz w:val="28"/>
+          <w:szCs w:val="28"/>
+        </w:rPr>
+        <w:lastRenderedPageBreak/>
+        <w:t xml:space="preserve">14) Нажать </w:t>
+      </w:r>
+      <w:r>
+        <w:rPr>
+          <w:rFonts w:ascii="Times New Roman" w:eastAsiaTheme="majorEastAsia" w:hAnsi="Times New Roman" w:cs="Times New Roman"/>
+          <w:color w:val="000000" w:themeColor="text1"/>
+          <w:sz w:val="28"/>
+          <w:szCs w:val="28"/>
+        </w:rPr>
+        <w:t>“</w:t>
+      </w:r>
+      <w:r>
+        <w:rPr>
+          <w:rFonts w:ascii="Times New Roman" w:eastAsiaTheme="majorEastAsia" w:hAnsi="Times New Roman" w:cs="Times New Roman"/>
+          <w:color w:val="000000" w:themeColor="text1"/>
+          <w:sz w:val="28"/>
+          <w:szCs w:val="28"/>
+        </w:rPr>
+        <w:t>Продолжение</w:t>
+      </w:r>
+      <w:r>
+        <w:rPr>
+          <w:rFonts w:ascii="Times New Roman" w:eastAsiaTheme="majorEastAsia" w:hAnsi="Times New Roman" w:cs="Times New Roman"/>
+          <w:color w:val="000000" w:themeColor="text1"/>
+          <w:sz w:val="28"/>
+          <w:szCs w:val="28"/>
+        </w:rPr>
+        <w:t>”;</w:t>
+      </w:r>
+    </w:p>
+    <w:p>
+      <w:pPr>
+        <w:spacing w:line="360" w:lineRule="auto"/>
+        <w:jc w:val="both"/>
+        <w:rPr>
+          <w:rFonts w:ascii="Times New Roman" w:eastAsiaTheme="majorEastAsia" w:hAnsi="Times New Roman" w:cs="Times New Roman"/>
+          <w:color w:val="000000" w:themeColor="text1"/>
+          <w:sz w:val="28"/>
+          <w:szCs w:val="28"/>
+          <w:lang w:val="en-US"/>
+        </w:rPr>
+      </w:pPr>
+      <w:r>
+        <w:rPr>
+          <w:rFonts w:ascii="Times New Roman" w:eastAsiaTheme="majorEastAsia" w:hAnsi="Times New Roman" w:cs="Times New Roman"/>
+          <w:color w:val="000000" w:themeColor="text1"/>
+          <w:sz w:val="28"/>
+          <w:szCs w:val="28"/>
+        </w:rPr>
+        <w:t xml:space="preserve">15) Записать текущее значение </w:t>
+      </w:r>
+      <w:r>
+        <w:rPr>
+          <w:rFonts w:ascii="Times New Roman" w:eastAsiaTheme="majorEastAsia" w:hAnsi="Times New Roman" w:cs="Times New Roman"/>
+          <w:color w:val="000000" w:themeColor="text1"/>
+          <w:sz w:val="28"/>
+          <w:szCs w:val="28"/>
+          <w:lang w:val="en-US"/>
+        </w:rPr>
+        <w:t>X</w:t>
+      </w:r>
+      <w:r>
+        <w:rPr>
+          <w:rFonts w:ascii="Times New Roman" w:eastAsiaTheme="majorEastAsia" w:hAnsi="Times New Roman" w:cs="Times New Roman"/>
+          <w:color w:val="000000" w:themeColor="text1"/>
+          <w:sz w:val="28"/>
+          <w:szCs w:val="28"/>
+        </w:rPr>
+        <w:t xml:space="preserve"> </w:t>
+      </w:r>
+      <w:r>
+        <w:rPr>
+          <w:rFonts w:ascii="Times New Roman" w:eastAsiaTheme="majorEastAsia" w:hAnsi="Times New Roman" w:cs="Times New Roman"/>
+          <w:color w:val="000000" w:themeColor="text1"/>
+          <w:sz w:val="28"/>
+          <w:szCs w:val="28"/>
+        </w:rPr>
+        <w:t>из памяти БЭВМ, повторяя действия пункта 7</w:t>
+      </w:r>
+      <w:r>
+        <w:rPr>
+          <w:rFonts w:ascii="Times New Roman" w:eastAsiaTheme="majorEastAsia" w:hAnsi="Times New Roman" w:cs="Times New Roman"/>
+          <w:color w:val="000000" w:themeColor="text1"/>
+          <w:sz w:val="28"/>
+          <w:szCs w:val="28"/>
+        </w:rPr>
+        <w:t>;</w:t>
+      </w:r>
+    </w:p>
+    <w:p>
+      <w:pPr>
+        <w:spacing w:line="360" w:lineRule="auto"/>
+        <w:jc w:val="both"/>
+        <w:rPr>
+          <w:rFonts w:ascii="Times New Roman" w:eastAsiaTheme="majorEastAsia" w:hAnsi="Times New Roman" w:cs="Times New Roman"/>
+          <w:color w:val="000000" w:themeColor="text1"/>
+          <w:sz w:val="28"/>
+          <w:szCs w:val="28"/>
+        </w:rPr>
+      </w:pPr>
+      <w:r>
+        <w:rPr>
+          <w:rFonts w:ascii="Times New Roman" w:eastAsiaTheme="majorEastAsia" w:hAnsi="Times New Roman" w:cs="Times New Roman"/>
+          <w:color w:val="000000" w:themeColor="text1"/>
+          <w:sz w:val="28"/>
+          <w:szCs w:val="28"/>
+        </w:rPr>
+        <w:t xml:space="preserve">16) </w:t>
+      </w:r>
+      <w:r>
+        <w:rPr>
+          <w:rFonts w:ascii="Times New Roman" w:eastAsiaTheme="majorEastAsia" w:hAnsi="Times New Roman" w:cs="Times New Roman"/>
+          <w:color w:val="000000" w:themeColor="text1"/>
+          <w:sz w:val="28"/>
+          <w:szCs w:val="28"/>
+        </w:rPr>
+        <w:t xml:space="preserve">Рассчитывать ожидаемое значение </w:t>
+      </w:r>
+      <w:r>
+        <w:rPr>
+          <w:rFonts w:ascii="Times New Roman" w:eastAsiaTheme="majorEastAsia" w:hAnsi="Times New Roman" w:cs="Times New Roman"/>
+          <w:color w:val="000000" w:themeColor="text1"/>
+          <w:sz w:val="28"/>
+          <w:szCs w:val="28"/>
+          <w:lang w:val="en-US"/>
+        </w:rPr>
+        <w:t>X</w:t>
+      </w:r>
+      <w:r>
+        <w:rPr>
+          <w:rFonts w:ascii="Times New Roman" w:eastAsiaTheme="majorEastAsia" w:hAnsi="Times New Roman" w:cs="Times New Roman"/>
+          <w:color w:val="000000" w:themeColor="text1"/>
+          <w:sz w:val="28"/>
+          <w:szCs w:val="28"/>
+        </w:rPr>
+        <w:t xml:space="preserve"> </w:t>
+      </w:r>
+      <w:r>
+        <w:rPr>
+          <w:rFonts w:ascii="Times New Roman" w:eastAsiaTheme="majorEastAsia" w:hAnsi="Times New Roman" w:cs="Times New Roman"/>
+          <w:color w:val="000000" w:themeColor="text1"/>
+          <w:sz w:val="28"/>
+          <w:szCs w:val="28"/>
+        </w:rPr>
+        <w:t>после обработки прерывания</w:t>
+      </w:r>
+      <w:r>
+        <w:rPr>
+          <w:rFonts w:ascii="Times New Roman" w:eastAsiaTheme="majorEastAsia" w:hAnsi="Times New Roman" w:cs="Times New Roman"/>
+          <w:color w:val="000000" w:themeColor="text1"/>
+          <w:sz w:val="28"/>
+          <w:szCs w:val="28"/>
+        </w:rPr>
+        <w:t>;</w:t>
+      </w:r>
+    </w:p>
+    <w:p>
+      <w:pPr>
+        <w:spacing w:line="360" w:lineRule="auto"/>
+        <w:jc w:val="both"/>
+        <w:rPr>
+          <w:rFonts w:ascii="Times New Roman" w:eastAsiaTheme="majorEastAsia" w:hAnsi="Times New Roman" w:cs="Times New Roman"/>
+          <w:color w:val="000000" w:themeColor="text1"/>
+          <w:sz w:val="28"/>
+          <w:szCs w:val="28"/>
+        </w:rPr>
+      </w:pPr>
+    </w:p>
+    <w:p>
+      <w:pPr>
+        <w:spacing w:line="360" w:lineRule="auto"/>
+        <w:jc w:val="center"/>
+        <w:rPr>
+          <w:rFonts w:ascii="Times New Roman" w:eastAsiaTheme="majorEastAsia" w:hAnsi="Times New Roman" w:cs="Times New Roman"/>
+          <w:i/>
+          <w:iCs/>
+          <w:color w:val="000000" w:themeColor="text1"/>
+          <w:sz w:val="28"/>
+          <w:szCs w:val="28"/>
+          <w:lang w:val="en-US"/>
+        </w:rPr>
+      </w:pPr>
+      <w:r>
+        <w:rPr>
+          <w:rFonts w:ascii="Times New Roman" w:eastAsiaTheme="majorEastAsia" w:hAnsi="Times New Roman" w:cs="Times New Roman"/>
+          <w:i/>
+          <w:iCs/>
+          <w:color w:val="000000" w:themeColor="text1"/>
+          <w:sz w:val="28"/>
+          <w:szCs w:val="28"/>
+        </w:rPr>
+        <w:t>Проверка основной программы</w:t>
+      </w:r>
+      <w:r>
+        <w:rPr>
+          <w:rFonts w:ascii="Times New Roman" w:eastAsiaTheme="majorEastAsia" w:hAnsi="Times New Roman" w:cs="Times New Roman"/>
+          <w:i/>
+          <w:iCs/>
+          <w:color w:val="000000" w:themeColor="text1"/>
+          <w:sz w:val="28"/>
+          <w:szCs w:val="28"/>
+          <w:lang w:val="en-US"/>
+        </w:rPr>
+        <w:t>:</w:t>
+      </w:r>
+    </w:p>
+    <w:p>
+      <w:pPr>
+        <w:spacing w:line="360" w:lineRule="auto"/>
+        <w:rPr>
+          <w:rFonts w:ascii="Times New Roman" w:eastAsiaTheme="majorEastAsia" w:hAnsi="Times New Roman" w:cs="Times New Roman"/>
+          <w:color w:val="000000" w:themeColor="text1"/>
+          <w:sz w:val="28"/>
+          <w:szCs w:val="28"/>
+          <w:lang w:val="en-US"/>
+        </w:rPr>
+      </w:pPr>
+      <w:r>
+        <w:rPr>
+          <w:rFonts w:ascii="Times New Roman" w:eastAsiaTheme="majorEastAsia" w:hAnsi="Times New Roman" w:cs="Times New Roman"/>
+          <w:color w:val="000000" w:themeColor="text1"/>
+          <w:sz w:val="28"/>
+          <w:szCs w:val="28"/>
+        </w:rPr>
+        <w:t xml:space="preserve">1) </w:t>
+      </w:r>
+      <w:r>
+        <w:rPr>
+          <w:rFonts w:ascii="Times New Roman" w:eastAsiaTheme="majorEastAsia" w:hAnsi="Times New Roman" w:cs="Times New Roman"/>
+          <w:color w:val="000000" w:themeColor="text1"/>
+          <w:sz w:val="28"/>
+          <w:szCs w:val="28"/>
+        </w:rPr>
+        <w:t>Загрузить текст программы в поле для компиляции ассемблерного кода БЭВМ</w:t>
+      </w:r>
+      <w:r>
+        <w:rPr>
+          <w:rFonts w:ascii="Times New Roman" w:eastAsiaTheme="majorEastAsia" w:hAnsi="Times New Roman" w:cs="Times New Roman"/>
+          <w:color w:val="000000" w:themeColor="text1"/>
+          <w:sz w:val="28"/>
+          <w:szCs w:val="28"/>
+        </w:rPr>
+        <w:t>;</w:t>
+      </w:r>
+    </w:p>
+    <w:p>
+      <w:pPr>
+        <w:spacing w:line="360" w:lineRule="auto"/>
+        <w:rPr>
+          <w:rFonts w:ascii="Times New Roman" w:eastAsiaTheme="majorEastAsia" w:hAnsi="Times New Roman" w:cs="Times New Roman"/>
+          <w:color w:val="000000" w:themeColor="text1"/>
+          <w:sz w:val="28"/>
+          <w:szCs w:val="28"/>
+          <w:lang w:val="en-US"/>
+        </w:rPr>
+      </w:pPr>
+      <w:r>
+        <w:rPr>
+          <w:rFonts w:ascii="Times New Roman" w:eastAsiaTheme="majorEastAsia" w:hAnsi="Times New Roman" w:cs="Times New Roman"/>
+          <w:color w:val="000000" w:themeColor="text1"/>
+          <w:sz w:val="28"/>
+          <w:szCs w:val="28"/>
+        </w:rPr>
+        <w:t xml:space="preserve">2) </w:t>
+      </w:r>
+      <w:r>
+        <w:rPr>
+          <w:rFonts w:ascii="Times New Roman" w:eastAsiaTheme="majorEastAsia" w:hAnsi="Times New Roman" w:cs="Times New Roman"/>
+          <w:color w:val="000000" w:themeColor="text1"/>
+          <w:sz w:val="28"/>
+          <w:szCs w:val="28"/>
+        </w:rPr>
+        <w:t xml:space="preserve">Записать максимальное значение </w:t>
+      </w:r>
+      <w:r>
+        <w:rPr>
+          <w:rFonts w:ascii="Times New Roman" w:eastAsiaTheme="majorEastAsia" w:hAnsi="Times New Roman" w:cs="Times New Roman"/>
+          <w:color w:val="000000" w:themeColor="text1"/>
+          <w:sz w:val="28"/>
+          <w:szCs w:val="28"/>
+          <w:lang w:val="en-US"/>
+        </w:rPr>
+        <w:t>X</w:t>
+      </w:r>
+      <w:r>
+        <w:rPr>
+          <w:rFonts w:ascii="Times New Roman" w:eastAsiaTheme="majorEastAsia" w:hAnsi="Times New Roman" w:cs="Times New Roman"/>
+          <w:color w:val="000000" w:themeColor="text1"/>
+          <w:sz w:val="28"/>
+          <w:szCs w:val="28"/>
+        </w:rPr>
+        <w:t xml:space="preserve"> </w:t>
+      </w:r>
+      <w:r>
+        <w:rPr>
+          <w:rFonts w:ascii="Times New Roman" w:eastAsiaTheme="majorEastAsia" w:hAnsi="Times New Roman" w:cs="Times New Roman"/>
+          <w:color w:val="000000" w:themeColor="text1"/>
+          <w:sz w:val="28"/>
+          <w:szCs w:val="28"/>
+        </w:rPr>
+        <w:t>по ОДЗ</w:t>
+      </w:r>
+      <w:r>
+        <w:rPr>
+          <w:rFonts w:ascii="Times New Roman" w:eastAsiaTheme="majorEastAsia" w:hAnsi="Times New Roman" w:cs="Times New Roman"/>
+          <w:color w:val="000000" w:themeColor="text1"/>
+          <w:sz w:val="28"/>
+          <w:szCs w:val="28"/>
+        </w:rPr>
+        <w:t>: 43;</w:t>
+      </w:r>
+    </w:p>
+    <w:p>
+      <w:pPr>
+        <w:spacing w:line="360" w:lineRule="auto"/>
+        <w:rPr>
+          <w:rFonts w:ascii="Times New Roman" w:eastAsiaTheme="majorEastAsia" w:hAnsi="Times New Roman" w:cs="Times New Roman"/>
+          <w:color w:val="000000" w:themeColor="text1"/>
+          <w:sz w:val="28"/>
+          <w:szCs w:val="28"/>
+          <w:lang w:val="en-US"/>
+        </w:rPr>
+      </w:pPr>
+      <w:r>
+        <w:rPr>
+          <w:rFonts w:ascii="Times New Roman" w:eastAsiaTheme="majorEastAsia" w:hAnsi="Times New Roman" w:cs="Times New Roman"/>
+          <w:color w:val="000000" w:themeColor="text1"/>
+          <w:sz w:val="28"/>
+          <w:szCs w:val="28"/>
+        </w:rPr>
+        <w:t xml:space="preserve">3) </w:t>
+      </w:r>
+      <w:r>
+        <w:rPr>
+          <w:rFonts w:ascii="Times New Roman" w:eastAsiaTheme="majorEastAsia" w:hAnsi="Times New Roman" w:cs="Times New Roman"/>
+          <w:color w:val="000000" w:themeColor="text1"/>
+          <w:sz w:val="28"/>
+          <w:szCs w:val="28"/>
+        </w:rPr>
+        <w:t>Скомпилировать программу</w:t>
+      </w:r>
+      <w:r>
+        <w:rPr>
+          <w:rFonts w:ascii="Times New Roman" w:eastAsiaTheme="majorEastAsia" w:hAnsi="Times New Roman" w:cs="Times New Roman"/>
+          <w:color w:val="000000" w:themeColor="text1"/>
+          <w:sz w:val="28"/>
+          <w:szCs w:val="28"/>
+          <w:lang w:val="en-US"/>
+        </w:rPr>
+        <w:t>;</w:t>
+      </w:r>
+    </w:p>
+    <w:p>
+      <w:pPr>
+        <w:spacing w:line="360" w:lineRule="auto"/>
+        <w:rPr>
+          <w:rFonts w:ascii="Times New Roman" w:eastAsiaTheme="majorEastAsia" w:hAnsi="Times New Roman" w:cs="Times New Roman"/>
+          <w:color w:val="000000" w:themeColor="text1"/>
+          <w:sz w:val="28"/>
+          <w:szCs w:val="28"/>
+        </w:rPr>
+      </w:pPr>
+      <w:r>
+        <w:rPr>
+          <w:rFonts w:ascii="Times New Roman" w:eastAsiaTheme="majorEastAsia" w:hAnsi="Times New Roman" w:cs="Times New Roman"/>
+          <w:color w:val="000000" w:themeColor="text1"/>
+          <w:sz w:val="28"/>
+          <w:szCs w:val="28"/>
+        </w:rPr>
+        <w:t xml:space="preserve">4) </w:t>
+      </w:r>
+      <w:r>
+        <w:rPr>
+          <w:rFonts w:ascii="Times New Roman" w:eastAsiaTheme="majorEastAsia" w:hAnsi="Times New Roman" w:cs="Times New Roman"/>
+          <w:color w:val="000000" w:themeColor="text1"/>
+          <w:sz w:val="28"/>
+          <w:szCs w:val="28"/>
+        </w:rPr>
+        <w:t>Запустить программу в режиме остановки</w:t>
+      </w:r>
+    </w:p>
+    <w:p>
+      <w:pPr>
+        <w:spacing w:line="360" w:lineRule="auto"/>
+        <w:rPr>
+          <w:rFonts w:ascii="Times New Roman" w:eastAsiaTheme="majorEastAsia" w:hAnsi="Times New Roman" w:cs="Times New Roman"/>
+          <w:color w:val="000000" w:themeColor="text1"/>
+          <w:sz w:val="28"/>
+          <w:szCs w:val="28"/>
+        </w:rPr>
+      </w:pPr>
+      <w:r>
+        <w:rPr>
+          <w:rFonts w:ascii="Times New Roman" w:eastAsiaTheme="majorEastAsia" w:hAnsi="Times New Roman" w:cs="Times New Roman"/>
+          <w:color w:val="000000" w:themeColor="text1"/>
+          <w:sz w:val="28"/>
+          <w:szCs w:val="28"/>
+        </w:rPr>
+        <w:t>5) Пройти нужно количество шагов и убедиться, что программа корректно отрабатывает критические моменты, связанные с ОДЗ</w:t>
+      </w:r>
+      <w:r>
+        <w:rPr>
+          <w:rFonts w:ascii="Times New Roman" w:eastAsiaTheme="majorEastAsia" w:hAnsi="Times New Roman" w:cs="Times New Roman"/>
+          <w:color w:val="000000" w:themeColor="text1"/>
+          <w:sz w:val="28"/>
+          <w:szCs w:val="28"/>
+        </w:rPr>
+        <w:t>;</w:t>
+      </w:r>
+    </w:p>
+    <w:tbl>
+      <w:tblPr>
+        <w:tblStyle w:val="af5"/>
+        <w:tblW w:w="0" w:type="auto"/>
+        <w:jc w:val="center"/>
+        <w:tblLook w:val="04A0" w:firstRow="1" w:lastRow="0" w:firstColumn="1" w:lastColumn="0" w:noHBand="0" w:noVBand="1"/>
+      </w:tblPr>
+      <w:tblGrid>
+        <w:gridCol w:w="3115"/>
+        <w:gridCol w:w="3115"/>
+        <w:gridCol w:w="3115"/>
+      </w:tblGrid>
+      <w:tr>
+        <w:trPr>
+          <w:jc w:val="center"/>
+        </w:trPr>
+        <w:tc>
+          <w:tcPr>
+            <w:tcW w:w="9345" w:type="dxa"/>
+            <w:gridSpan w:val="3"/>
+            <w:vAlign w:val="center"/>
+          </w:tcPr>
+          <w:p>
+            <w:pPr>
+              <w:jc w:val="center"/>
+              <w:rPr>
+                <w:rFonts w:ascii="Times New Roman" w:eastAsiaTheme="majorEastAsia" w:hAnsi="Times New Roman" w:cs="Times New Roman"/>
+                <w:color w:val="000000" w:themeColor="text1"/>
+                <w:sz w:val="28"/>
+                <w:szCs w:val="28"/>
+              </w:rPr>
+            </w:pPr>
+            <w:r>
+              <w:rPr>
+                <w:rFonts w:ascii="Times New Roman" w:eastAsiaTheme="majorEastAsia" w:hAnsi="Times New Roman" w:cs="Times New Roman"/>
+                <w:color w:val="000000" w:themeColor="text1"/>
+                <w:sz w:val="28"/>
+                <w:szCs w:val="28"/>
+              </w:rPr>
+              <w:t>Прерывание ВУ-3</w:t>
+            </w:r>
+          </w:p>
+        </w:tc>
+      </w:tr>
+      <w:tr>
+        <w:trPr>
+          <w:jc w:val="center"/>
+        </w:trPr>
+        <w:tc>
+          <w:tcPr>
+            <w:tcW w:w="3115" w:type="dxa"/>
+            <w:vAlign w:val="center"/>
+          </w:tcPr>
+          <w:p>
+            <w:pPr>
+              <w:jc w:val="center"/>
+              <w:rPr>
+                <w:rFonts w:ascii="Times New Roman" w:eastAsiaTheme="majorEastAsia" w:hAnsi="Times New Roman" w:cs="Times New Roman"/>
+                <w:color w:val="000000" w:themeColor="text1"/>
+                <w:sz w:val="28"/>
+                <w:szCs w:val="28"/>
+              </w:rPr>
+            </w:pPr>
+            <m:oMath>
+              <m:sSub>
+                <m:sSubPr>
+                  <m:ctrlPr>
+                    <w:rPr>
+                      <w:rFonts w:ascii="Cambria Math" w:eastAsiaTheme="majorEastAsia" w:hAnsi="Cambria Math" w:cs="Times New Roman"/>
+                      <w:i/>
+                      <w:color w:val="000000" w:themeColor="text1"/>
+                      <w:sz w:val="28"/>
+                      <w:szCs w:val="28"/>
+                      <w:lang w:val="en-US"/>
+                    </w:rPr>
+                  </m:ctrlPr>
+                </m:sSubPr>
+                <m:e>
+                  <m:r>
+                    <w:rPr>
+                      <w:rFonts w:ascii="Cambria Math" w:eastAsiaTheme="majorEastAsia" w:hAnsi="Cambria Math" w:cs="Times New Roman"/>
+                      <w:color w:val="000000" w:themeColor="text1"/>
+                      <w:sz w:val="28"/>
+                      <w:szCs w:val="28"/>
+                      <w:lang w:val="en-US"/>
+                    </w:rPr>
+                    <m:t>AC</m:t>
+                  </m:r>
+                </m:e>
+                <m:sub>
+                  <m:r>
+                    <w:rPr>
+                      <w:rFonts w:ascii="Cambria Math" w:eastAsiaTheme="majorEastAsia" w:hAnsi="Cambria Math" w:cs="Times New Roman"/>
+                      <w:color w:val="000000" w:themeColor="text1"/>
+                      <w:sz w:val="28"/>
+                      <w:szCs w:val="28"/>
+                      <w:lang w:val="en-US"/>
+                    </w:rPr>
+                    <m:t>0</m:t>
+                  </m:r>
+                </m:sub>
+              </m:sSub>
+            </m:oMath>
+            <w:r>
+              <w:rPr>
+                <w:rFonts w:ascii="Times New Roman" w:eastAsiaTheme="majorEastAsia" w:hAnsi="Times New Roman" w:cs="Times New Roman"/>
+                <w:color w:val="000000" w:themeColor="text1"/>
+                <w:sz w:val="28"/>
+                <w:szCs w:val="28"/>
+              </w:rPr>
+              <w:t>-</w:t>
+            </w:r>
+            <m:oMath>
+              <m:sSub>
+                <m:sSubPr>
+                  <m:ctrlPr>
+                    <w:rPr>
+                      <w:rFonts w:ascii="Cambria Math" w:eastAsiaTheme="majorEastAsia" w:hAnsi="Cambria Math" w:cs="Times New Roman"/>
+                      <w:i/>
+                      <w:color w:val="000000" w:themeColor="text1"/>
+                      <w:sz w:val="28"/>
+                      <w:szCs w:val="28"/>
+                      <w:lang w:val="en-US"/>
+                    </w:rPr>
+                  </m:ctrlPr>
+                </m:sSubPr>
+                <m:e>
+                  <m:r>
+                    <w:rPr>
+                      <w:rFonts w:ascii="Cambria Math" w:eastAsiaTheme="majorEastAsia" w:hAnsi="Cambria Math" w:cs="Times New Roman"/>
+                      <w:color w:val="000000" w:themeColor="text1"/>
+                      <w:sz w:val="28"/>
+                      <w:szCs w:val="28"/>
+                      <w:lang w:val="en-US"/>
+                    </w:rPr>
+                    <m:t>AC</m:t>
+                  </m:r>
+                </m:e>
+                <m:sub>
+                  <m:r>
+                    <w:rPr>
+                      <w:rFonts w:ascii="Cambria Math" w:eastAsiaTheme="majorEastAsia" w:hAnsi="Cambria Math" w:cs="Times New Roman"/>
+                      <w:color w:val="000000" w:themeColor="text1"/>
+                      <w:sz w:val="28"/>
+                      <w:szCs w:val="28"/>
+                      <w:lang w:val="en-US"/>
+                    </w:rPr>
+                    <m:t>7</m:t>
+                  </m:r>
+                </m:sub>
+              </m:sSub>
+            </m:oMath>
+          </w:p>
+        </w:tc>
+        <w:tc>
+          <w:tcPr>
+            <w:tcW w:w="3115" w:type="dxa"/>
+            <w:vAlign w:val="center"/>
+          </w:tcPr>
+          <w:p>
+            <w:pPr>
+              <w:jc w:val="center"/>
+              <w:rPr>
+                <w:rFonts w:ascii="Times New Roman" w:eastAsiaTheme="majorEastAsia" w:hAnsi="Times New Roman" w:cs="Times New Roman"/>
+                <w:color w:val="000000" w:themeColor="text1"/>
+                <w:sz w:val="28"/>
+                <w:szCs w:val="28"/>
+                <w:lang w:val="en-US"/>
+              </w:rPr>
+            </w:pPr>
+            <w:r>
+              <w:rPr>
+                <w:rFonts w:ascii="Times New Roman" w:eastAsiaTheme="majorEastAsia" w:hAnsi="Times New Roman" w:cs="Times New Roman"/>
+                <w:color w:val="000000" w:themeColor="text1"/>
+                <w:sz w:val="28"/>
+                <w:szCs w:val="28"/>
+              </w:rPr>
+              <w:t>Предполагаемый результат</w:t>
+            </w:r>
+            <w:r>
+              <w:rPr>
+                <w:rFonts w:ascii="Times New Roman" w:eastAsiaTheme="majorEastAsia" w:hAnsi="Times New Roman" w:cs="Times New Roman"/>
+                <w:color w:val="000000" w:themeColor="text1"/>
+                <w:sz w:val="28"/>
+                <w:szCs w:val="28"/>
+                <w:lang w:val="en-US"/>
+              </w:rPr>
+              <w:t>:</w:t>
+            </w:r>
+          </w:p>
+          <w:p>
+            <w:pPr>
+              <w:jc w:val="center"/>
+              <w:rPr>
+                <w:rFonts w:ascii="Times New Roman" w:eastAsiaTheme="majorEastAsia" w:hAnsi="Times New Roman" w:cs="Times New Roman"/>
+                <w:color w:val="000000" w:themeColor="text1"/>
+                <w:sz w:val="28"/>
+                <w:szCs w:val="28"/>
+                <w:lang w:val="en-US"/>
+              </w:rPr>
+            </w:pPr>
+            <w:r>
+              <w:rPr>
+                <w:rFonts w:ascii="Times New Roman" w:eastAsiaTheme="majorEastAsia" w:hAnsi="Times New Roman" w:cs="Times New Roman"/>
+                <w:color w:val="000000" w:themeColor="text1"/>
+                <w:sz w:val="28"/>
+                <w:szCs w:val="28"/>
+                <w:lang w:val="en-US"/>
+              </w:rPr>
+              <w:t>F(x) = 3x - 3</w:t>
+            </w:r>
+          </w:p>
+        </w:tc>
+        <w:tc>
+          <w:tcPr>
+            <w:tcW w:w="3115" w:type="dxa"/>
+            <w:vAlign w:val="center"/>
+          </w:tcPr>
+          <w:p>
+            <w:pPr>
+              <w:jc w:val="center"/>
+              <w:rPr>
+                <w:rFonts w:ascii="Times New Roman" w:eastAsiaTheme="majorEastAsia" w:hAnsi="Times New Roman" w:cs="Times New Roman"/>
+                <w:color w:val="000000" w:themeColor="text1"/>
+                <w:sz w:val="28"/>
+                <w:szCs w:val="28"/>
+                <w:lang w:val="en-US"/>
+              </w:rPr>
+            </w:pPr>
+            <w:r>
+              <w:rPr>
+                <w:rFonts w:ascii="Times New Roman" w:eastAsiaTheme="majorEastAsia" w:hAnsi="Times New Roman" w:cs="Times New Roman"/>
+                <w:color w:val="000000" w:themeColor="text1"/>
+                <w:sz w:val="28"/>
+                <w:szCs w:val="28"/>
+                <w:lang w:val="en-US"/>
+              </w:rPr>
+              <w:t>DR</w:t>
+            </w:r>
+          </w:p>
+        </w:tc>
+      </w:tr>
+      <w:tr>
+        <w:trPr>
+          <w:jc w:val="center"/>
+        </w:trPr>
+        <w:tc>
+          <w:tcPr>
+            <w:tcW w:w="3115" w:type="dxa"/>
+            <w:vAlign w:val="center"/>
+          </w:tcPr>
+          <w:p>
+            <w:pPr>
+              <w:jc w:val="center"/>
+              <w:rPr>
+                <w:rFonts w:ascii="Times New Roman" w:eastAsiaTheme="majorEastAsia" w:hAnsi="Times New Roman" w:cs="Times New Roman"/>
+                <w:color w:val="000000" w:themeColor="text1"/>
+                <w:sz w:val="28"/>
+                <w:szCs w:val="28"/>
+                <w:lang w:val="en-US"/>
+              </w:rPr>
+            </w:pPr>
+            <m:oMathPara>
+              <m:oMath>
+                <m:sSub>
+                  <m:sSubPr>
+                    <m:ctrlPr>
+                      <w:rPr>
+                        <w:rFonts w:ascii="Cambria Math" w:eastAsiaTheme="majorEastAsia" w:hAnsi="Cambria Math" w:cs="Times New Roman"/>
+                        <w:i/>
+                        <w:color w:val="000000" w:themeColor="text1"/>
+                        <w:sz w:val="28"/>
+                        <w:szCs w:val="28"/>
+                        <w:lang w:val="en-US"/>
+                      </w:rPr>
+                    </m:ctrlPr>
+                  </m:sSubPr>
+                  <m:e>
+                    <m:r>
+                      <w:rPr>
+                        <w:rFonts w:ascii="Cambria Math" w:eastAsiaTheme="majorEastAsia" w:hAnsi="Cambria Math" w:cs="Times New Roman"/>
+                        <w:color w:val="000000" w:themeColor="text1"/>
+                        <w:sz w:val="28"/>
+                        <w:szCs w:val="28"/>
+                        <w:lang w:val="en-US"/>
+                      </w:rPr>
+                      <m:t>1E</m:t>
+                    </m:r>
+                  </m:e>
+                  <m:sub>
+                    <m:r>
+                      <w:rPr>
+                        <w:rFonts w:ascii="Cambria Math" w:eastAsiaTheme="majorEastAsia" w:hAnsi="Cambria Math" w:cs="Times New Roman"/>
+                        <w:color w:val="000000" w:themeColor="text1"/>
+                        <w:sz w:val="28"/>
+                        <w:szCs w:val="28"/>
+                        <w:lang w:val="en-US"/>
+                      </w:rPr>
+                      <m:t>16</m:t>
+                    </m:r>
+                  </m:sub>
+                </m:sSub>
+              </m:oMath>
+            </m:oMathPara>
+          </w:p>
+        </w:tc>
+        <w:tc>
+          <w:tcPr>
+            <w:tcW w:w="3115" w:type="dxa"/>
+            <w:vAlign w:val="center"/>
+          </w:tcPr>
+          <w:p>
+            <w:pPr>
+              <w:jc w:val="center"/>
+              <w:rPr>
+                <w:rFonts w:ascii="Times New Roman" w:eastAsiaTheme="majorEastAsia" w:hAnsi="Times New Roman" w:cs="Times New Roman"/>
+                <w:color w:val="000000" w:themeColor="text1"/>
+                <w:sz w:val="28"/>
+                <w:szCs w:val="28"/>
+                <w:lang w:val="en-US"/>
+              </w:rPr>
+            </w:pPr>
+            <m:oMathPara>
+              <m:oMath>
+                <m:sSub>
+                  <m:sSubPr>
+                    <m:ctrlPr>
+                      <w:rPr>
+                        <w:rFonts w:ascii="Cambria Math" w:eastAsiaTheme="majorEastAsia" w:hAnsi="Cambria Math" w:cs="Times New Roman"/>
+                        <w:i/>
+                        <w:color w:val="000000" w:themeColor="text1"/>
+                        <w:sz w:val="28"/>
+                        <w:szCs w:val="28"/>
+                        <w:lang w:val="en-US"/>
+                      </w:rPr>
+                    </m:ctrlPr>
+                  </m:sSubPr>
+                  <m:e>
+                    <m:r>
+                      <w:rPr>
+                        <w:rFonts w:ascii="Cambria Math" w:eastAsiaTheme="majorEastAsia" w:hAnsi="Cambria Math" w:cs="Times New Roman"/>
+                        <w:color w:val="000000" w:themeColor="text1"/>
+                        <w:sz w:val="28"/>
+                        <w:szCs w:val="28"/>
+                        <w:lang w:val="en-US"/>
+                      </w:rPr>
+                      <m:t>57</m:t>
+                    </m:r>
+                  </m:e>
+                  <m:sub>
+                    <m:r>
+                      <w:rPr>
+                        <w:rFonts w:ascii="Cambria Math" w:eastAsiaTheme="majorEastAsia" w:hAnsi="Cambria Math" w:cs="Times New Roman"/>
+                        <w:color w:val="000000" w:themeColor="text1"/>
+                        <w:sz w:val="28"/>
+                        <w:szCs w:val="28"/>
+                        <w:lang w:val="en-US"/>
+                      </w:rPr>
+                      <m:t>16</m:t>
+                    </m:r>
+                  </m:sub>
+                </m:sSub>
+              </m:oMath>
+            </m:oMathPara>
+          </w:p>
+        </w:tc>
+        <w:tc>
+          <w:tcPr>
+            <w:tcW w:w="3115" w:type="dxa"/>
+            <w:vAlign w:val="center"/>
+          </w:tcPr>
+          <w:p>
+            <w:pPr>
+              <w:jc w:val="center"/>
+              <w:rPr>
+                <w:rFonts w:ascii="Times New Roman" w:eastAsiaTheme="majorEastAsia" w:hAnsi="Times New Roman" w:cs="Times New Roman"/>
+                <w:color w:val="000000" w:themeColor="text1"/>
+                <w:sz w:val="28"/>
+                <w:szCs w:val="28"/>
+                <w:lang w:val="en-US"/>
+              </w:rPr>
+            </w:pPr>
+            <m:oMathPara>
+              <m:oMath>
+                <m:sSub>
+                  <m:sSubPr>
+                    <m:ctrlPr>
+                      <w:rPr>
+                        <w:rFonts w:ascii="Cambria Math" w:eastAsiaTheme="majorEastAsia" w:hAnsi="Cambria Math" w:cs="Times New Roman"/>
+                        <w:i/>
+                        <w:color w:val="000000" w:themeColor="text1"/>
+                        <w:sz w:val="28"/>
+                        <w:szCs w:val="28"/>
+                        <w:lang w:val="en-US"/>
+                      </w:rPr>
+                    </m:ctrlPr>
+                  </m:sSubPr>
+                  <m:e>
+                    <m:r>
+                      <w:rPr>
+                        <w:rFonts w:ascii="Cambria Math" w:eastAsiaTheme="majorEastAsia" w:hAnsi="Cambria Math" w:cs="Times New Roman"/>
+                        <w:color w:val="000000" w:themeColor="text1"/>
+                        <w:sz w:val="28"/>
+                        <w:szCs w:val="28"/>
+                        <w:lang w:val="en-US"/>
+                      </w:rPr>
+                      <m:t>57</m:t>
+                    </m:r>
+                  </m:e>
+                  <m:sub>
+                    <m:r>
+                      <w:rPr>
+                        <w:rFonts w:ascii="Cambria Math" w:eastAsiaTheme="majorEastAsia" w:hAnsi="Cambria Math" w:cs="Times New Roman"/>
+                        <w:color w:val="000000" w:themeColor="text1"/>
+                        <w:sz w:val="28"/>
+                        <w:szCs w:val="28"/>
+                        <w:lang w:val="en-US"/>
+                      </w:rPr>
+                      <m:t>16</m:t>
+                    </m:r>
+                  </m:sub>
+                </m:sSub>
+              </m:oMath>
+            </m:oMathPara>
+          </w:p>
+        </w:tc>
+      </w:tr>
+      <w:tr>
+        <w:trPr>
+          <w:jc w:val="center"/>
+        </w:trPr>
+        <w:tc>
+          <w:tcPr>
+            <w:tcW w:w="3115" w:type="dxa"/>
+            <w:vAlign w:val="center"/>
+          </w:tcPr>
+          <w:p>
+            <w:pPr>
+              <w:jc w:val="center"/>
+              <w:rPr>
+                <w:rFonts w:ascii="Times New Roman" w:eastAsiaTheme="majorEastAsia" w:hAnsi="Times New Roman" w:cs="Times New Roman"/>
+                <w:color w:val="000000" w:themeColor="text1"/>
+                <w:sz w:val="28"/>
+                <w:szCs w:val="28"/>
+                <w:lang w:val="en-US"/>
+              </w:rPr>
+            </w:pPr>
+            <m:oMathPara>
+              <m:oMath>
+                <m:sSub>
+                  <m:sSubPr>
+                    <m:ctrlPr>
+                      <w:rPr>
+                        <w:rFonts w:ascii="Cambria Math" w:eastAsiaTheme="majorEastAsia" w:hAnsi="Cambria Math" w:cs="Times New Roman"/>
+                        <w:i/>
+                        <w:color w:val="000000" w:themeColor="text1"/>
+                        <w:sz w:val="28"/>
+                        <w:szCs w:val="28"/>
+                        <w:lang w:val="en-US"/>
+                      </w:rPr>
+                    </m:ctrlPr>
+                  </m:sSubPr>
+                  <m:e>
+                    <m:r>
+                      <w:rPr>
+                        <w:rFonts w:ascii="Cambria Math" w:eastAsiaTheme="majorEastAsia" w:hAnsi="Cambria Math" w:cs="Times New Roman"/>
+                        <w:color w:val="000000" w:themeColor="text1"/>
+                        <w:sz w:val="28"/>
+                        <w:szCs w:val="28"/>
+                        <w:lang w:val="en-US"/>
+                      </w:rPr>
+                      <m:t>FE</m:t>
+                    </m:r>
+                  </m:e>
+                  <m:sub>
+                    <m:r>
+                      <w:rPr>
+                        <w:rFonts w:ascii="Cambria Math" w:eastAsiaTheme="majorEastAsia" w:hAnsi="Cambria Math" w:cs="Times New Roman"/>
+                        <w:color w:val="000000" w:themeColor="text1"/>
+                        <w:sz w:val="28"/>
+                        <w:szCs w:val="28"/>
+                        <w:lang w:val="en-US"/>
+                      </w:rPr>
+                      <m:t>16</m:t>
+                    </m:r>
+                  </m:sub>
+                </m:sSub>
+              </m:oMath>
+            </m:oMathPara>
+          </w:p>
+        </w:tc>
+        <w:tc>
+          <w:tcPr>
+            <w:tcW w:w="3115" w:type="dxa"/>
+            <w:vAlign w:val="center"/>
+          </w:tcPr>
+          <w:p>
+            <w:pPr>
+              <w:jc w:val="center"/>
+              <w:rPr>
+                <w:rFonts w:ascii="Times New Roman" w:eastAsiaTheme="majorEastAsia" w:hAnsi="Times New Roman" w:cs="Times New Roman"/>
+                <w:color w:val="000000" w:themeColor="text1"/>
+                <w:sz w:val="28"/>
+                <w:szCs w:val="28"/>
+                <w:lang w:val="en-US"/>
+              </w:rPr>
+            </w:pPr>
+            <m:oMathPara>
+              <m:oMath>
+                <m:sSub>
+                  <m:sSubPr>
+                    <m:ctrlPr>
+                      <w:rPr>
+                        <w:rFonts w:ascii="Cambria Math" w:eastAsiaTheme="majorEastAsia" w:hAnsi="Cambria Math" w:cs="Times New Roman"/>
+                        <w:i/>
+                        <w:color w:val="000000" w:themeColor="text1"/>
+                        <w:sz w:val="28"/>
+                        <w:szCs w:val="28"/>
+                        <w:lang w:val="en-US"/>
+                      </w:rPr>
+                    </m:ctrlPr>
+                  </m:sSubPr>
+                  <m:e>
+                    <m:r>
+                      <w:rPr>
+                        <w:rFonts w:ascii="Cambria Math" w:eastAsiaTheme="majorEastAsia" w:hAnsi="Cambria Math" w:cs="Times New Roman"/>
+                        <w:color w:val="000000" w:themeColor="text1"/>
+                        <w:sz w:val="28"/>
+                        <w:szCs w:val="28"/>
+                        <w:lang w:val="en-US"/>
+                      </w:rPr>
+                      <m:t>F7</m:t>
+                    </m:r>
+                  </m:e>
+                  <m:sub>
+                    <m:r>
+                      <w:rPr>
+                        <w:rFonts w:ascii="Cambria Math" w:eastAsiaTheme="majorEastAsia" w:hAnsi="Cambria Math" w:cs="Times New Roman"/>
+                        <w:color w:val="000000" w:themeColor="text1"/>
+                        <w:sz w:val="28"/>
+                        <w:szCs w:val="28"/>
+                        <w:lang w:val="en-US"/>
+                      </w:rPr>
+                      <m:t>16</m:t>
+                    </m:r>
+                  </m:sub>
+                </m:sSub>
+              </m:oMath>
+            </m:oMathPara>
+          </w:p>
+        </w:tc>
+        <w:tc>
+          <w:tcPr>
+            <w:tcW w:w="3115" w:type="dxa"/>
+            <w:vAlign w:val="center"/>
+          </w:tcPr>
+          <w:p>
+            <w:pPr>
+              <w:jc w:val="center"/>
+              <w:rPr>
+                <w:rFonts w:ascii="Times New Roman" w:eastAsiaTheme="majorEastAsia" w:hAnsi="Times New Roman" w:cs="Times New Roman"/>
+                <w:color w:val="000000" w:themeColor="text1"/>
+                <w:sz w:val="28"/>
+                <w:szCs w:val="28"/>
+                <w:lang w:val="en-US"/>
+              </w:rPr>
+            </w:pPr>
+            <m:oMathPara>
+              <m:oMath>
+                <m:sSub>
+                  <m:sSubPr>
+                    <m:ctrlPr>
+                      <w:rPr>
+                        <w:rFonts w:ascii="Cambria Math" w:eastAsiaTheme="majorEastAsia" w:hAnsi="Cambria Math" w:cs="Times New Roman"/>
+                        <w:i/>
+                        <w:color w:val="000000" w:themeColor="text1"/>
+                        <w:sz w:val="28"/>
+                        <w:szCs w:val="28"/>
+                        <w:lang w:val="en-US"/>
+                      </w:rPr>
+                    </m:ctrlPr>
+                  </m:sSubPr>
+                  <m:e>
+                    <m:r>
+                      <w:rPr>
+                        <w:rFonts w:ascii="Cambria Math" w:eastAsiaTheme="majorEastAsia" w:hAnsi="Cambria Math" w:cs="Times New Roman"/>
+                        <w:color w:val="000000" w:themeColor="text1"/>
+                        <w:sz w:val="28"/>
+                        <w:szCs w:val="28"/>
+                        <w:lang w:val="en-US"/>
+                      </w:rPr>
+                      <m:t>F7</m:t>
+                    </m:r>
+                  </m:e>
+                  <m:sub>
+                    <m:r>
+                      <w:rPr>
+                        <w:rFonts w:ascii="Cambria Math" w:eastAsiaTheme="majorEastAsia" w:hAnsi="Cambria Math" w:cs="Times New Roman"/>
+                        <w:color w:val="000000" w:themeColor="text1"/>
+                        <w:sz w:val="28"/>
+                        <w:szCs w:val="28"/>
+                        <w:lang w:val="en-US"/>
+                      </w:rPr>
+                      <m:t>16</m:t>
+                    </m:r>
+                  </m:sub>
+                </m:sSub>
+              </m:oMath>
+            </m:oMathPara>
+          </w:p>
+        </w:tc>
+      </w:tr>
+      <w:tr>
+        <w:trPr>
+          <w:jc w:val="center"/>
+        </w:trPr>
+        <w:tc>
+          <w:tcPr>
+            <w:tcW w:w="3115" w:type="dxa"/>
+            <w:vAlign w:val="center"/>
+          </w:tcPr>
+          <w:p>
+            <w:pPr>
+              <w:jc w:val="center"/>
+              <w:rPr>
+                <w:rFonts w:ascii="Times New Roman" w:eastAsiaTheme="majorEastAsia" w:hAnsi="Times New Roman" w:cs="Times New Roman"/>
+                <w:color w:val="000000" w:themeColor="text1"/>
+                <w:sz w:val="28"/>
+                <w:szCs w:val="28"/>
+                <w:lang w:val="en-US"/>
+              </w:rPr>
+            </w:pPr>
+            <w:r>
+              <w:rPr>
+                <w:rFonts w:ascii="Times New Roman" w:eastAsiaTheme="majorEastAsia" w:hAnsi="Times New Roman" w:cs="Times New Roman"/>
+                <w:color w:val="000000" w:themeColor="text1"/>
+                <w:sz w:val="28"/>
+                <w:szCs w:val="28"/>
+                <w:lang w:val="en-US"/>
+              </w:rPr>
+              <w:t>0</w:t>
+            </w:r>
+          </w:p>
+        </w:tc>
+        <w:tc>
+          <w:tcPr>
+            <w:tcW w:w="3115" w:type="dxa"/>
+            <w:vAlign w:val="center"/>
+          </w:tcPr>
+          <w:p>
+            <w:pPr>
+              <w:jc w:val="center"/>
+              <w:rPr>
+                <w:rFonts w:ascii="Times New Roman" w:eastAsiaTheme="majorEastAsia" w:hAnsi="Times New Roman" w:cs="Times New Roman"/>
+                <w:color w:val="000000" w:themeColor="text1"/>
+                <w:sz w:val="28"/>
+                <w:szCs w:val="28"/>
+                <w:lang w:val="en-US"/>
+              </w:rPr>
+            </w:pPr>
+            <m:oMathPara>
+              <m:oMath>
+                <m:sSub>
+                  <m:sSubPr>
+                    <m:ctrlPr>
+                      <w:rPr>
+                        <w:rFonts w:ascii="Cambria Math" w:eastAsiaTheme="majorEastAsia" w:hAnsi="Cambria Math" w:cs="Times New Roman"/>
+                        <w:i/>
+                        <w:color w:val="000000" w:themeColor="text1"/>
+                        <w:sz w:val="28"/>
+                        <w:szCs w:val="28"/>
+                        <w:lang w:val="en-US"/>
+                      </w:rPr>
+                    </m:ctrlPr>
+                  </m:sSubPr>
+                  <m:e>
+                    <m:r>
+                      <w:rPr>
+                        <w:rFonts w:ascii="Cambria Math" w:eastAsiaTheme="majorEastAsia" w:hAnsi="Cambria Math" w:cs="Times New Roman"/>
+                        <w:color w:val="000000" w:themeColor="text1"/>
+                        <w:sz w:val="28"/>
+                        <w:szCs w:val="28"/>
+                        <w:lang w:val="en-US"/>
+                      </w:rPr>
+                      <m:t>F</m:t>
+                    </m:r>
+                    <m:r>
+                      <w:rPr>
+                        <w:rFonts w:ascii="Cambria Math" w:eastAsiaTheme="majorEastAsia" w:hAnsi="Cambria Math" w:cs="Times New Roman"/>
+                        <w:color w:val="000000" w:themeColor="text1"/>
+                        <w:sz w:val="28"/>
+                        <w:szCs w:val="28"/>
+                        <w:lang w:val="en-US"/>
+                      </w:rPr>
+                      <m:t>D</m:t>
+                    </m:r>
+                  </m:e>
+                  <m:sub>
+                    <m:r>
+                      <w:rPr>
+                        <w:rFonts w:ascii="Cambria Math" w:eastAsiaTheme="majorEastAsia" w:hAnsi="Cambria Math" w:cs="Times New Roman"/>
+                        <w:color w:val="000000" w:themeColor="text1"/>
+                        <w:sz w:val="28"/>
+                        <w:szCs w:val="28"/>
+                        <w:lang w:val="en-US"/>
+                      </w:rPr>
+                      <m:t>16</m:t>
+                    </m:r>
+                  </m:sub>
+                </m:sSub>
+              </m:oMath>
+            </m:oMathPara>
+          </w:p>
+        </w:tc>
+        <w:tc>
+          <w:tcPr>
+            <w:tcW w:w="3115" w:type="dxa"/>
+            <w:vAlign w:val="center"/>
+          </w:tcPr>
+          <w:p>
+            <w:pPr>
+              <w:rPr>
+                <w:rFonts w:ascii="Times New Roman" w:eastAsiaTheme="majorEastAsia" w:hAnsi="Times New Roman" w:cs="Times New Roman"/>
+                <w:color w:val="000000" w:themeColor="text1"/>
+                <w:sz w:val="28"/>
+                <w:szCs w:val="28"/>
+                <w:lang w:val="en-US"/>
+              </w:rPr>
+            </w:pPr>
+            <m:oMathPara>
+              <m:oMath>
+                <m:sSub>
+                  <m:sSubPr>
+                    <m:ctrlPr>
+                      <w:rPr>
+                        <w:rFonts w:ascii="Cambria Math" w:eastAsiaTheme="majorEastAsia" w:hAnsi="Cambria Math" w:cs="Times New Roman"/>
+                        <w:i/>
+                        <w:color w:val="000000" w:themeColor="text1"/>
+                        <w:sz w:val="28"/>
+                        <w:szCs w:val="28"/>
+                        <w:lang w:val="en-US"/>
+                      </w:rPr>
+                    </m:ctrlPr>
+                  </m:sSubPr>
+                  <m:e>
+                    <m:r>
+                      <w:rPr>
+                        <w:rFonts w:ascii="Cambria Math" w:eastAsiaTheme="majorEastAsia" w:hAnsi="Cambria Math" w:cs="Times New Roman"/>
+                        <w:color w:val="000000" w:themeColor="text1"/>
+                        <w:sz w:val="28"/>
+                        <w:szCs w:val="28"/>
+                        <w:lang w:val="en-US"/>
+                      </w:rPr>
+                      <m:t>FD</m:t>
+                    </m:r>
+                  </m:e>
+                  <m:sub>
+                    <m:r>
+                      <w:rPr>
+                        <w:rFonts w:ascii="Cambria Math" w:eastAsiaTheme="majorEastAsia" w:hAnsi="Cambria Math" w:cs="Times New Roman"/>
+                        <w:color w:val="000000" w:themeColor="text1"/>
+                        <w:sz w:val="28"/>
+                        <w:szCs w:val="28"/>
+                        <w:lang w:val="en-US"/>
+                      </w:rPr>
+                      <m:t>16</m:t>
+                    </m:r>
+                  </m:sub>
+                </m:sSub>
+              </m:oMath>
+            </m:oMathPara>
+          </w:p>
+        </w:tc>
+      </w:tr>
+    </w:tbl>
+    <w:p>
+      <w:pPr>
+        <w:rPr>
+          <w:rFonts w:ascii="Times New Roman" w:eastAsiaTheme="majorEastAsia" w:hAnsi="Times New Roman" w:cs="Times New Roman"/>
+          <w:color w:val="000000" w:themeColor="text1"/>
+          <w:sz w:val="28"/>
+          <w:szCs w:val="28"/>
+          <w:lang w:val="en-US"/>
+        </w:rPr>
+      </w:pPr>
+    </w:p>
+    <w:tbl>
+      <w:tblPr>
+        <w:tblStyle w:val="af5"/>
+        <w:tblW w:w="0" w:type="auto"/>
+        <w:jc w:val="center"/>
+        <w:tblLook w:val="04A0" w:firstRow="1" w:lastRow="0" w:firstColumn="1" w:lastColumn="0" w:noHBand="0" w:noVBand="1"/>
+      </w:tblPr>
+      <w:tblGrid>
+        <w:gridCol w:w="2227"/>
+        <w:gridCol w:w="2699"/>
+        <w:gridCol w:w="2250"/>
+        <w:gridCol w:w="2169"/>
+      </w:tblGrid>
+      <w:tr>
+        <w:trPr>
+          <w:jc w:val="center"/>
+        </w:trPr>
+        <w:tc>
+          <w:tcPr>
+            <w:tcW w:w="9345" w:type="dxa"/>
+            <w:gridSpan w:val="4"/>
+          </w:tcPr>
+          <w:p>
+            <w:pPr>
+              <w:jc w:val="center"/>
+              <w:rPr>
+                <w:rFonts w:ascii="Times New Roman" w:eastAsiaTheme="majorEastAsia" w:hAnsi="Times New Roman" w:cs="Times New Roman"/>
+                <w:color w:val="000000" w:themeColor="text1"/>
+                <w:sz w:val="28"/>
+                <w:szCs w:val="28"/>
+                <w:lang w:val="en-US"/>
+              </w:rPr>
+            </w:pPr>
+            <w:r>
+              <w:rPr>
+                <w:rFonts w:ascii="Times New Roman" w:eastAsiaTheme="majorEastAsia" w:hAnsi="Times New Roman" w:cs="Times New Roman"/>
+                <w:color w:val="000000" w:themeColor="text1"/>
+                <w:sz w:val="28"/>
+                <w:szCs w:val="28"/>
+              </w:rPr>
+              <w:t>Прерывание ВУ-</w:t>
+            </w:r>
+            <w:r>
+              <w:rPr>
+                <w:rFonts w:ascii="Times New Roman" w:eastAsiaTheme="majorEastAsia" w:hAnsi="Times New Roman" w:cs="Times New Roman"/>
+                <w:color w:val="000000" w:themeColor="text1"/>
+                <w:sz w:val="28"/>
+                <w:szCs w:val="28"/>
+                <w:lang w:val="en-US"/>
+              </w:rPr>
+              <w:t>2</w:t>
+            </w:r>
+          </w:p>
+        </w:tc>
+      </w:tr>
+      <w:tr>
+        <w:trPr>
+          <w:jc w:val="center"/>
+        </w:trPr>
+        <w:tc>
+          <w:tcPr>
+            <w:tcW w:w="2297" w:type="dxa"/>
+            <w:vAlign w:val="center"/>
+          </w:tcPr>
+          <w:p>
+            <w:pPr>
+              <w:jc w:val="center"/>
+              <w:rPr>
+                <w:rFonts w:ascii="Times New Roman" w:eastAsiaTheme="majorEastAsia" w:hAnsi="Times New Roman" w:cs="Times New Roman"/>
+                <w:color w:val="000000" w:themeColor="text1"/>
+                <w:sz w:val="28"/>
+                <w:szCs w:val="28"/>
+              </w:rPr>
+            </w:pPr>
+            <m:oMath>
+              <m:sSub>
+                <m:sSubPr>
+                  <m:ctrlPr>
+                    <w:rPr>
+                      <w:rFonts w:ascii="Cambria Math" w:eastAsiaTheme="majorEastAsia" w:hAnsi="Cambria Math" w:cs="Times New Roman"/>
+                      <w:i/>
+                      <w:color w:val="000000" w:themeColor="text1"/>
+                      <w:sz w:val="28"/>
+                      <w:szCs w:val="28"/>
+                      <w:lang w:val="en-US"/>
+                    </w:rPr>
+                  </m:ctrlPr>
+                </m:sSubPr>
+                <m:e>
+                  <m:r>
+                    <w:rPr>
+                      <w:rFonts w:ascii="Cambria Math" w:eastAsiaTheme="majorEastAsia" w:hAnsi="Cambria Math" w:cs="Times New Roman"/>
+                      <w:color w:val="000000" w:themeColor="text1"/>
+                      <w:sz w:val="28"/>
+                      <w:szCs w:val="28"/>
+                      <w:lang w:val="en-US"/>
+                    </w:rPr>
+                    <m:t>AC</m:t>
+                  </m:r>
+                </m:e>
+                <m:sub>
+                  <m:r>
+                    <w:rPr>
+                      <w:rFonts w:ascii="Cambria Math" w:eastAsiaTheme="majorEastAsia" w:hAnsi="Cambria Math" w:cs="Times New Roman"/>
+                      <w:color w:val="000000" w:themeColor="text1"/>
+                      <w:sz w:val="28"/>
+                      <w:szCs w:val="28"/>
+                      <w:lang w:val="en-US"/>
+                    </w:rPr>
+                    <m:t>0</m:t>
+                  </m:r>
+                </m:sub>
+              </m:sSub>
+            </m:oMath>
+            <w:r>
+              <w:rPr>
+                <w:rFonts w:ascii="Times New Roman" w:eastAsiaTheme="majorEastAsia" w:hAnsi="Times New Roman" w:cs="Times New Roman"/>
+                <w:color w:val="000000" w:themeColor="text1"/>
+                <w:sz w:val="28"/>
+                <w:szCs w:val="28"/>
+              </w:rPr>
+              <w:t>-</w:t>
+            </w:r>
+            <m:oMath>
+              <m:sSub>
+                <m:sSubPr>
+                  <m:ctrlPr>
+                    <w:rPr>
+                      <w:rFonts w:ascii="Cambria Math" w:eastAsiaTheme="majorEastAsia" w:hAnsi="Cambria Math" w:cs="Times New Roman"/>
+                      <w:i/>
+                      <w:color w:val="000000" w:themeColor="text1"/>
+                      <w:sz w:val="28"/>
+                      <w:szCs w:val="28"/>
+                      <w:lang w:val="en-US"/>
+                    </w:rPr>
+                  </m:ctrlPr>
+                </m:sSubPr>
+                <m:e>
+                  <m:r>
+                    <w:rPr>
+                      <w:rFonts w:ascii="Cambria Math" w:eastAsiaTheme="majorEastAsia" w:hAnsi="Cambria Math" w:cs="Times New Roman"/>
+                      <w:color w:val="000000" w:themeColor="text1"/>
+                      <w:sz w:val="28"/>
+                      <w:szCs w:val="28"/>
+                      <w:lang w:val="en-US"/>
+                    </w:rPr>
+                    <m:t>AC</m:t>
+                  </m:r>
+                </m:e>
+                <m:sub>
+                  <m:r>
+                    <w:rPr>
+                      <w:rFonts w:ascii="Cambria Math" w:eastAsiaTheme="majorEastAsia" w:hAnsi="Cambria Math" w:cs="Times New Roman"/>
+                      <w:color w:val="000000" w:themeColor="text1"/>
+                      <w:sz w:val="28"/>
+                      <w:szCs w:val="28"/>
+                      <w:lang w:val="en-US"/>
+                    </w:rPr>
+                    <m:t>7</m:t>
+                  </m:r>
+                </m:sub>
+              </m:sSub>
+            </m:oMath>
+          </w:p>
+        </w:tc>
+        <w:tc>
+          <w:tcPr>
+            <w:tcW w:w="2788" w:type="dxa"/>
+            <w:vAlign w:val="center"/>
+          </w:tcPr>
+          <w:p>
+            <w:pPr>
+              <w:jc w:val="center"/>
+              <w:rPr>
+                <w:rFonts w:ascii="Times New Roman" w:eastAsiaTheme="majorEastAsia" w:hAnsi="Times New Roman" w:cs="Times New Roman"/>
+                <w:color w:val="000000" w:themeColor="text1"/>
+                <w:sz w:val="28"/>
+                <w:szCs w:val="28"/>
+              </w:rPr>
+            </w:pPr>
+            <w:r>
+              <w:rPr>
+                <w:rFonts w:ascii="Times New Roman" w:eastAsiaTheme="majorEastAsia" w:hAnsi="Times New Roman" w:cs="Times New Roman"/>
+                <w:color w:val="000000" w:themeColor="text1"/>
+                <w:sz w:val="28"/>
+                <w:szCs w:val="28"/>
+                <w:lang w:val="en-US"/>
+              </w:rPr>
+              <w:t>DR</w:t>
+            </w:r>
+            <w:r>
+              <w:rPr>
+                <w:rFonts w:ascii="Times New Roman" w:eastAsiaTheme="majorEastAsia" w:hAnsi="Times New Roman" w:cs="Times New Roman"/>
+                <w:color w:val="000000" w:themeColor="text1"/>
+                <w:sz w:val="28"/>
+                <w:szCs w:val="28"/>
+              </w:rPr>
+              <w:t xml:space="preserve"> КВУ-2</w:t>
+            </w:r>
+          </w:p>
+        </w:tc>
+        <w:tc>
+          <w:tcPr>
+            <w:tcW w:w="2023" w:type="dxa"/>
+          </w:tcPr>
+          <w:p>
+            <w:pPr>
+              <w:jc w:val="center"/>
+              <w:rPr>
+                <w:rFonts w:ascii="Times New Roman" w:eastAsiaTheme="majorEastAsia" w:hAnsi="Times New Roman" w:cs="Times New Roman"/>
+                <w:color w:val="000000" w:themeColor="text1"/>
+                <w:sz w:val="28"/>
+                <w:szCs w:val="28"/>
+              </w:rPr>
+            </w:pPr>
+            <w:r>
+              <w:rPr>
+                <w:rFonts w:ascii="Times New Roman" w:eastAsiaTheme="majorEastAsia" w:hAnsi="Times New Roman" w:cs="Times New Roman"/>
+                <w:color w:val="000000" w:themeColor="text1"/>
+                <w:sz w:val="28"/>
+                <w:szCs w:val="28"/>
+              </w:rPr>
+              <w:t>Предполагаемый результат</w:t>
+            </w:r>
+            <w:r>
+              <w:rPr>
+                <w:rFonts w:ascii="Times New Roman" w:eastAsiaTheme="majorEastAsia" w:hAnsi="Times New Roman" w:cs="Times New Roman"/>
+                <w:color w:val="000000" w:themeColor="text1"/>
+                <w:sz w:val="28"/>
+                <w:szCs w:val="28"/>
+              </w:rPr>
+              <w:t>:</w:t>
+            </w:r>
+          </w:p>
+          <w:p>
+            <w:pPr>
+              <w:jc w:val="center"/>
+              <w:rPr>
+                <w:rFonts w:ascii="Times New Roman" w:eastAsiaTheme="majorEastAsia" w:hAnsi="Times New Roman" w:cs="Times New Roman"/>
+                <w:color w:val="000000" w:themeColor="text1"/>
+                <w:sz w:val="28"/>
+                <w:szCs w:val="28"/>
+                <w:lang w:val="en-US"/>
+              </w:rPr>
+            </w:pPr>
+            <w:r>
+              <w:rPr>
+                <w:rFonts w:ascii="Times New Roman" w:eastAsiaTheme="majorEastAsia" w:hAnsi="Times New Roman" w:cs="Times New Roman"/>
+                <w:color w:val="000000" w:themeColor="text1"/>
+                <w:sz w:val="28"/>
+                <w:szCs w:val="28"/>
+                <w:lang w:val="en-US"/>
+              </w:rPr>
+              <w:t>AC</w:t>
+            </w:r>
+            <w:r>
+              <w:rPr>
+                <w:rFonts w:ascii="Times New Roman" w:eastAsiaTheme="majorEastAsia" w:hAnsi="Times New Roman" w:cs="Times New Roman"/>
+                <w:color w:val="000000" w:themeColor="text1"/>
+                <w:sz w:val="28"/>
+                <w:szCs w:val="28"/>
+              </w:rPr>
+              <w:t xml:space="preserve"> v D</w:t>
+            </w:r>
+            <w:r>
+              <w:rPr>
+                <w:rFonts w:ascii="Times New Roman" w:eastAsiaTheme="majorEastAsia" w:hAnsi="Times New Roman" w:cs="Times New Roman"/>
+                <w:color w:val="000000" w:themeColor="text1"/>
+                <w:sz w:val="28"/>
+                <w:szCs w:val="28"/>
+                <w:lang w:val="en-US"/>
+              </w:rPr>
+              <w:t xml:space="preserve">R </w:t>
+            </w:r>
+            <w:r>
+              <w:rPr>
+                <w:rFonts w:ascii="Times New Roman" w:eastAsiaTheme="majorEastAsia" w:hAnsi="Times New Roman" w:cs="Times New Roman"/>
+                <w:color w:val="000000" w:themeColor="text1"/>
+                <w:sz w:val="28"/>
+                <w:szCs w:val="28"/>
+                <w:lang w:val="en-US"/>
+              </w:rPr>
+              <w:t>→</w:t>
+            </w:r>
+            <w:r>
+              <w:rPr>
+                <w:rFonts w:ascii="Times New Roman" w:eastAsiaTheme="majorEastAsia" w:hAnsi="Times New Roman" w:cs="Times New Roman"/>
+                <w:color w:val="000000" w:themeColor="text1"/>
+                <w:sz w:val="28"/>
+                <w:szCs w:val="28"/>
+                <w:lang w:val="en-US"/>
+              </w:rPr>
+              <w:t xml:space="preserve"> AC</w:t>
+            </w:r>
+          </w:p>
+        </w:tc>
+        <w:tc>
+          <w:tcPr>
+            <w:tcW w:w="2237" w:type="dxa"/>
+            <w:vAlign w:val="center"/>
+          </w:tcPr>
+          <w:p>
+            <w:pPr>
+              <w:jc w:val="center"/>
+              <w:rPr>
+                <w:rFonts w:ascii="Times New Roman" w:eastAsiaTheme="majorEastAsia" w:hAnsi="Times New Roman" w:cs="Times New Roman"/>
+                <w:color w:val="000000" w:themeColor="text1"/>
+                <w:sz w:val="28"/>
+                <w:szCs w:val="28"/>
+                <w:lang w:val="en-US"/>
+              </w:rPr>
+            </w:pPr>
+            <w:r>
+              <w:rPr>
+                <w:rFonts w:ascii="Times New Roman" w:eastAsiaTheme="majorEastAsia" w:hAnsi="Times New Roman" w:cs="Times New Roman"/>
+                <w:color w:val="000000" w:themeColor="text1"/>
+                <w:sz w:val="28"/>
+                <w:szCs w:val="28"/>
+                <w:lang w:val="en-US"/>
+              </w:rPr>
+              <w:t>AC</w:t>
+            </w:r>
+          </w:p>
+        </w:tc>
+      </w:tr>
+      <w:tr>
+        <w:trPr>
+          <w:jc w:val="center"/>
+        </w:trPr>
+        <w:tc>
+          <w:tcPr>
+            <w:tcW w:w="2297" w:type="dxa"/>
+            <w:vAlign w:val="center"/>
+          </w:tcPr>
+          <w:p>
+            <w:pPr>
+              <w:jc w:val="center"/>
+              <w:rPr>
+                <w:rFonts w:ascii="Times New Roman" w:eastAsiaTheme="majorEastAsia" w:hAnsi="Times New Roman" w:cs="Times New Roman"/>
+                <w:color w:val="000000" w:themeColor="text1"/>
+                <w:sz w:val="28"/>
+                <w:szCs w:val="28"/>
+                <w:lang w:val="en-US"/>
+              </w:rPr>
+            </w:pPr>
+            <m:oMath>
+              <m:sSub>
+                <m:sSubPr>
+                  <m:ctrlPr>
+                    <w:rPr>
+                      <w:rFonts w:ascii="Cambria Math" w:eastAsiaTheme="majorEastAsia" w:hAnsi="Cambria Math" w:cs="Times New Roman"/>
+                      <w:i/>
+                      <w:color w:val="000000" w:themeColor="text1"/>
+                      <w:sz w:val="28"/>
+                      <w:szCs w:val="28"/>
+                      <w:lang w:val="en-US"/>
+                    </w:rPr>
+                  </m:ctrlPr>
+                </m:sSubPr>
+                <m:e>
+                  <m:r>
+                    <w:rPr>
+                      <w:rFonts w:ascii="Cambria Math" w:eastAsiaTheme="majorEastAsia" w:hAnsi="Cambria Math" w:cs="Times New Roman"/>
+                      <w:color w:val="000000" w:themeColor="text1"/>
+                      <w:sz w:val="28"/>
+                      <w:szCs w:val="28"/>
+                      <w:lang w:val="en-US"/>
+                    </w:rPr>
+                    <m:t>16</m:t>
+                  </m:r>
+                </m:e>
+                <m:sub>
+                  <m:r>
+                    <w:rPr>
+                      <w:rFonts w:ascii="Cambria Math" w:eastAsiaTheme="majorEastAsia" w:hAnsi="Cambria Math" w:cs="Times New Roman"/>
+                      <w:color w:val="000000" w:themeColor="text1"/>
+                      <w:sz w:val="28"/>
+                      <w:szCs w:val="28"/>
+                      <w:lang w:val="en-US"/>
+                    </w:rPr>
+                    <m:t>16</m:t>
+                  </m:r>
+                </m:sub>
+              </m:sSub>
+            </m:oMath>
+            <w:r>
+              <w:rPr>
+                <w:rFonts w:ascii="Times New Roman" w:eastAsiaTheme="majorEastAsia" w:hAnsi="Times New Roman" w:cs="Times New Roman"/>
+                <w:color w:val="000000" w:themeColor="text1"/>
+                <w:sz w:val="28"/>
+                <w:szCs w:val="28"/>
+                <w:lang w:val="en-US"/>
+              </w:rPr>
+              <w:t xml:space="preserve"> </w:t>
+            </w:r>
+          </w:p>
+        </w:tc>
+        <w:tc>
+          <w:tcPr>
+            <w:tcW w:w="2788" w:type="dxa"/>
+            <w:vAlign w:val="center"/>
+          </w:tcPr>
+          <w:p>
+            <w:pPr>
+              <w:jc w:val="center"/>
+              <w:rPr>
+                <w:rFonts w:ascii="Times New Roman" w:eastAsiaTheme="majorEastAsia" w:hAnsi="Times New Roman" w:cs="Times New Roman"/>
+                <w:color w:val="000000" w:themeColor="text1"/>
+                <w:sz w:val="28"/>
+                <w:szCs w:val="28"/>
+                <w:lang w:val="en-US"/>
+              </w:rPr>
+            </w:pPr>
+            <m:oMathPara>
+              <m:oMath>
+                <m:sSub>
+                  <m:sSubPr>
+                    <m:ctrlPr>
+                      <w:rPr>
+                        <w:rFonts w:ascii="Cambria Math" w:eastAsiaTheme="majorEastAsia" w:hAnsi="Cambria Math" w:cs="Times New Roman"/>
+                        <w:i/>
+                        <w:color w:val="000000" w:themeColor="text1"/>
+                        <w:sz w:val="28"/>
+                        <w:szCs w:val="28"/>
+                        <w:lang w:val="en-US"/>
+                      </w:rPr>
+                    </m:ctrlPr>
+                  </m:sSubPr>
+                  <m:e>
+                    <m:r>
+                      <w:rPr>
+                        <w:rFonts w:ascii="Cambria Math" w:eastAsiaTheme="majorEastAsia" w:hAnsi="Cambria Math" w:cs="Times New Roman"/>
+                        <w:color w:val="000000" w:themeColor="text1"/>
+                        <w:sz w:val="28"/>
+                        <w:szCs w:val="28"/>
+                        <w:lang w:val="en-US"/>
+                      </w:rPr>
+                      <m:t>5</m:t>
+                    </m:r>
+                  </m:e>
+                  <m:sub>
+                    <m:r>
+                      <w:rPr>
+                        <w:rFonts w:ascii="Cambria Math" w:eastAsiaTheme="majorEastAsia" w:hAnsi="Cambria Math" w:cs="Times New Roman"/>
+                        <w:color w:val="000000" w:themeColor="text1"/>
+                        <w:sz w:val="28"/>
+                        <w:szCs w:val="28"/>
+                        <w:lang w:val="en-US"/>
+                      </w:rPr>
+                      <m:t>16</m:t>
+                    </m:r>
+                  </m:sub>
+                </m:sSub>
+              </m:oMath>
+            </m:oMathPara>
+          </w:p>
+        </w:tc>
+        <w:tc>
+          <w:tcPr>
+            <w:tcW w:w="2023" w:type="dxa"/>
+          </w:tcPr>
+          <w:p>
+            <w:pPr>
+              <w:jc w:val="center"/>
+              <w:rPr>
+                <w:rFonts w:ascii="Times New Roman" w:eastAsia="Calibri" w:hAnsi="Times New Roman" w:cs="Times New Roman"/>
+                <w:color w:val="000000" w:themeColor="text1"/>
+                <w:sz w:val="28"/>
+                <w:szCs w:val="28"/>
+                <w:lang w:val="en-US"/>
+              </w:rPr>
+            </w:pPr>
+            <m:oMathPara>
+              <m:oMath>
+                <m:sSub>
+                  <m:sSubPr>
+                    <m:ctrlPr>
+                      <w:rPr>
+                        <w:rFonts w:ascii="Cambria Math" w:eastAsiaTheme="majorEastAsia" w:hAnsi="Cambria Math" w:cs="Times New Roman"/>
+                        <w:i/>
+                        <w:color w:val="000000" w:themeColor="text1"/>
+                        <w:sz w:val="28"/>
+                        <w:szCs w:val="28"/>
+                        <w:lang w:val="en-US"/>
+                      </w:rPr>
+                    </m:ctrlPr>
+                  </m:sSubPr>
+                  <m:e>
+                    <m:r>
+                      <w:rPr>
+                        <w:rFonts w:ascii="Cambria Math" w:eastAsiaTheme="majorEastAsia" w:hAnsi="Cambria Math" w:cs="Times New Roman"/>
+                        <w:color w:val="000000" w:themeColor="text1"/>
+                        <w:sz w:val="28"/>
+                        <w:szCs w:val="28"/>
+                        <w:lang w:val="en-US"/>
+                      </w:rPr>
+                      <m:t>16</m:t>
+                    </m:r>
+                  </m:e>
+                  <m:sub>
+                    <m:r>
+                      <w:rPr>
+                        <w:rFonts w:ascii="Cambria Math" w:eastAsiaTheme="majorEastAsia" w:hAnsi="Cambria Math" w:cs="Times New Roman"/>
+                        <w:color w:val="000000" w:themeColor="text1"/>
+                        <w:sz w:val="28"/>
+                        <w:szCs w:val="28"/>
+                        <w:lang w:val="en-US"/>
+                      </w:rPr>
+                      <m:t>16</m:t>
+                    </m:r>
+                  </m:sub>
+                </m:sSub>
+              </m:oMath>
+            </m:oMathPara>
+          </w:p>
+        </w:tc>
+        <w:tc>
+          <w:tcPr>
+            <w:tcW w:w="2237" w:type="dxa"/>
+            <w:vAlign w:val="center"/>
+          </w:tcPr>
+          <w:p>
+            <w:pPr>
+              <w:jc w:val="center"/>
+              <w:rPr>
+                <w:rFonts w:ascii="Times New Roman" w:eastAsiaTheme="majorEastAsia" w:hAnsi="Times New Roman" w:cs="Times New Roman"/>
+                <w:color w:val="000000" w:themeColor="text1"/>
+                <w:sz w:val="28"/>
+                <w:szCs w:val="28"/>
+                <w:lang w:val="en-US"/>
+              </w:rPr>
+            </w:pPr>
+            <m:oMathPara>
+              <m:oMath>
+                <m:sSub>
+                  <m:sSubPr>
+                    <m:ctrlPr>
+                      <w:rPr>
+                        <w:rFonts w:ascii="Cambria Math" w:eastAsiaTheme="majorEastAsia" w:hAnsi="Cambria Math" w:cs="Times New Roman"/>
+                        <w:i/>
+                        <w:color w:val="000000" w:themeColor="text1"/>
+                        <w:sz w:val="28"/>
+                        <w:szCs w:val="28"/>
+                        <w:lang w:val="en-US"/>
+                      </w:rPr>
+                    </m:ctrlPr>
+                  </m:sSubPr>
+                  <m:e>
+                    <m:r>
+                      <w:rPr>
+                        <w:rFonts w:ascii="Cambria Math" w:eastAsiaTheme="majorEastAsia" w:hAnsi="Cambria Math" w:cs="Times New Roman"/>
+                        <w:color w:val="000000" w:themeColor="text1"/>
+                        <w:sz w:val="28"/>
+                        <w:szCs w:val="28"/>
+                        <w:lang w:val="en-US"/>
+                      </w:rPr>
+                      <m:t>16</m:t>
+                    </m:r>
+                  </m:e>
+                  <m:sub>
+                    <m:r>
+                      <w:rPr>
+                        <w:rFonts w:ascii="Cambria Math" w:eastAsiaTheme="majorEastAsia" w:hAnsi="Cambria Math" w:cs="Times New Roman"/>
+                        <w:color w:val="000000" w:themeColor="text1"/>
+                        <w:sz w:val="28"/>
+                        <w:szCs w:val="28"/>
+                        <w:lang w:val="en-US"/>
+                      </w:rPr>
+                      <m:t>16</m:t>
+                    </m:r>
+                  </m:sub>
+                </m:sSub>
+              </m:oMath>
+            </m:oMathPara>
+          </w:p>
+        </w:tc>
+      </w:tr>
+      <w:tr>
+        <w:trPr>
+          <w:jc w:val="center"/>
+        </w:trPr>
+        <w:tc>
+          <w:tcPr>
+            <w:tcW w:w="2297" w:type="dxa"/>
+            <w:vAlign w:val="center"/>
+          </w:tcPr>
+          <w:p>
+            <w:pPr>
+              <w:jc w:val="center"/>
+              <w:rPr>
+                <w:rFonts w:ascii="Times New Roman" w:eastAsiaTheme="majorEastAsia" w:hAnsi="Times New Roman" w:cs="Times New Roman"/>
+                <w:color w:val="000000" w:themeColor="text1"/>
+                <w:sz w:val="28"/>
+                <w:szCs w:val="28"/>
+                <w:lang w:val="en-US"/>
+              </w:rPr>
+            </w:pPr>
+            <m:oMathPara>
+              <m:oMath>
+                <m:sSub>
+                  <m:sSubPr>
+                    <m:ctrlPr>
+                      <w:rPr>
+                        <w:rFonts w:ascii="Cambria Math" w:eastAsiaTheme="majorEastAsia" w:hAnsi="Cambria Math" w:cs="Times New Roman"/>
+                        <w:i/>
+                        <w:color w:val="000000" w:themeColor="text1"/>
+                        <w:sz w:val="28"/>
+                        <w:szCs w:val="28"/>
+                        <w:lang w:val="en-US"/>
+                      </w:rPr>
+                    </m:ctrlPr>
+                  </m:sSubPr>
+                  <m:e>
+                    <m:r>
+                      <w:rPr>
+                        <w:rFonts w:ascii="Cambria Math" w:eastAsiaTheme="majorEastAsia" w:hAnsi="Cambria Math" w:cs="Times New Roman"/>
+                        <w:color w:val="000000" w:themeColor="text1"/>
+                        <w:sz w:val="28"/>
+                        <w:szCs w:val="28"/>
+                        <w:lang w:val="en-US"/>
+                      </w:rPr>
+                      <m:t>20</m:t>
+                    </m:r>
+                  </m:e>
+                  <m:sub>
+                    <m:r>
+                      <w:rPr>
+                        <w:rFonts w:ascii="Cambria Math" w:eastAsiaTheme="majorEastAsia" w:hAnsi="Cambria Math" w:cs="Times New Roman"/>
+                        <w:color w:val="000000" w:themeColor="text1"/>
+                        <w:sz w:val="28"/>
+                        <w:szCs w:val="28"/>
+                        <w:lang w:val="en-US"/>
+                      </w:rPr>
+                      <m:t>16</m:t>
+                    </m:r>
+                  </m:sub>
+                </m:sSub>
+              </m:oMath>
+            </m:oMathPara>
+          </w:p>
+        </w:tc>
+        <w:tc>
+          <w:tcPr>
+            <w:tcW w:w="2788" w:type="dxa"/>
+            <w:vAlign w:val="center"/>
+          </w:tcPr>
+          <w:p>
+            <w:pPr>
+              <w:jc w:val="center"/>
+              <w:rPr>
+                <w:rFonts w:ascii="Times New Roman" w:eastAsiaTheme="majorEastAsia" w:hAnsi="Times New Roman" w:cs="Times New Roman"/>
+                <w:color w:val="000000" w:themeColor="text1"/>
+                <w:sz w:val="28"/>
+                <w:szCs w:val="28"/>
+                <w:lang w:val="en-US"/>
+              </w:rPr>
+            </w:pPr>
+            <m:oMathPara>
+              <m:oMath>
+                <m:sSub>
+                  <m:sSubPr>
+                    <m:ctrlPr>
+                      <w:rPr>
+                        <w:rFonts w:ascii="Cambria Math" w:eastAsiaTheme="majorEastAsia" w:hAnsi="Cambria Math" w:cs="Times New Roman"/>
+                        <w:i/>
+                        <w:color w:val="000000" w:themeColor="text1"/>
+                        <w:sz w:val="28"/>
+                        <w:szCs w:val="28"/>
+                        <w:lang w:val="en-US"/>
+                      </w:rPr>
+                    </m:ctrlPr>
+                  </m:sSubPr>
+                  <m:e>
+                    <m:r>
+                      <w:rPr>
+                        <w:rFonts w:ascii="Cambria Math" w:eastAsiaTheme="majorEastAsia" w:hAnsi="Cambria Math" w:cs="Times New Roman"/>
+                        <w:color w:val="000000" w:themeColor="text1"/>
+                        <w:sz w:val="28"/>
+                        <w:szCs w:val="28"/>
+                        <w:lang w:val="en-US"/>
+                      </w:rPr>
+                      <m:t>40</m:t>
+                    </m:r>
+                  </m:e>
+                  <m:sub>
+                    <m:r>
+                      <w:rPr>
+                        <w:rFonts w:ascii="Cambria Math" w:eastAsiaTheme="majorEastAsia" w:hAnsi="Cambria Math" w:cs="Times New Roman"/>
+                        <w:color w:val="000000" w:themeColor="text1"/>
+                        <w:sz w:val="28"/>
+                        <w:szCs w:val="28"/>
+                        <w:lang w:val="en-US"/>
+                      </w:rPr>
+                      <m:t>16</m:t>
+                    </m:r>
+                  </m:sub>
+                </m:sSub>
+              </m:oMath>
+            </m:oMathPara>
+          </w:p>
+        </w:tc>
+        <w:tc>
+          <w:tcPr>
+            <w:tcW w:w="2023" w:type="dxa"/>
+          </w:tcPr>
+          <w:p>
+            <w:pPr>
+              <w:jc w:val="center"/>
+              <w:rPr>
+                <w:rFonts w:ascii="Times New Roman" w:eastAsia="Calibri" w:hAnsi="Times New Roman" w:cs="Times New Roman"/>
+                <w:color w:val="000000" w:themeColor="text1"/>
+                <w:sz w:val="28"/>
+                <w:szCs w:val="28"/>
+                <w:lang w:val="en-US"/>
+              </w:rPr>
+            </w:pPr>
+            <m:oMathPara>
+              <m:oMath>
+                <m:sSub>
+                  <m:sSubPr>
+                    <m:ctrlPr>
+                      <w:rPr>
+                        <w:rFonts w:ascii="Cambria Math" w:eastAsiaTheme="majorEastAsia" w:hAnsi="Cambria Math" w:cs="Times New Roman"/>
+                        <w:i/>
+                        <w:color w:val="000000" w:themeColor="text1"/>
+                        <w:sz w:val="28"/>
+                        <w:szCs w:val="28"/>
+                        <w:lang w:val="en-US"/>
+                      </w:rPr>
+                    </m:ctrlPr>
+                  </m:sSubPr>
+                  <m:e>
+                    <m:r>
+                      <w:rPr>
+                        <w:rFonts w:ascii="Cambria Math" w:eastAsiaTheme="majorEastAsia" w:hAnsi="Cambria Math" w:cs="Times New Roman"/>
+                        <w:color w:val="000000" w:themeColor="text1"/>
+                        <w:sz w:val="28"/>
+                        <w:szCs w:val="28"/>
+                        <w:lang w:val="en-US"/>
+                      </w:rPr>
+                      <m:t>40</m:t>
+                    </m:r>
+                  </m:e>
+                  <m:sub>
+                    <m:r>
+                      <w:rPr>
+                        <w:rFonts w:ascii="Cambria Math" w:eastAsiaTheme="majorEastAsia" w:hAnsi="Cambria Math" w:cs="Times New Roman"/>
+                        <w:color w:val="000000" w:themeColor="text1"/>
+                        <w:sz w:val="28"/>
+                        <w:szCs w:val="28"/>
+                        <w:lang w:val="en-US"/>
+                      </w:rPr>
+                      <m:t>16</m:t>
+                    </m:r>
+                  </m:sub>
+                </m:sSub>
+              </m:oMath>
+            </m:oMathPara>
+          </w:p>
+        </w:tc>
+        <w:tc>
+          <w:tcPr>
+            <w:tcW w:w="2237" w:type="dxa"/>
+            <w:vAlign w:val="center"/>
+          </w:tcPr>
+          <w:p>
+            <w:pPr>
+              <w:jc w:val="center"/>
+              <w:rPr>
+                <w:rFonts w:ascii="Times New Roman" w:eastAsiaTheme="majorEastAsia" w:hAnsi="Times New Roman" w:cs="Times New Roman"/>
+                <w:color w:val="000000" w:themeColor="text1"/>
+                <w:sz w:val="28"/>
+                <w:szCs w:val="28"/>
+                <w:lang w:val="en-US"/>
+              </w:rPr>
+            </w:pPr>
+            <m:oMathPara>
+              <m:oMath>
+                <m:sSub>
+                  <m:sSubPr>
+                    <m:ctrlPr>
+                      <w:rPr>
+                        <w:rFonts w:ascii="Cambria Math" w:eastAsiaTheme="majorEastAsia" w:hAnsi="Cambria Math" w:cs="Times New Roman"/>
+                        <w:i/>
+                        <w:color w:val="000000" w:themeColor="text1"/>
+                        <w:sz w:val="28"/>
+                        <w:szCs w:val="28"/>
+                        <w:lang w:val="en-US"/>
+                      </w:rPr>
+                    </m:ctrlPr>
+                  </m:sSubPr>
+                  <m:e>
+                    <m:r>
+                      <w:rPr>
+                        <w:rFonts w:ascii="Cambria Math" w:eastAsiaTheme="majorEastAsia" w:hAnsi="Cambria Math" w:cs="Times New Roman"/>
+                        <w:color w:val="000000" w:themeColor="text1"/>
+                        <w:sz w:val="28"/>
+                        <w:szCs w:val="28"/>
+                        <w:lang w:val="en-US"/>
+                      </w:rPr>
+                      <m:t>40</m:t>
+                    </m:r>
+                  </m:e>
+                  <m:sub>
+                    <m:r>
+                      <w:rPr>
+                        <w:rFonts w:ascii="Cambria Math" w:eastAsiaTheme="majorEastAsia" w:hAnsi="Cambria Math" w:cs="Times New Roman"/>
+                        <w:color w:val="000000" w:themeColor="text1"/>
+                        <w:sz w:val="28"/>
+                        <w:szCs w:val="28"/>
+                        <w:lang w:val="en-US"/>
+                      </w:rPr>
+                      <m:t>16</m:t>
+                    </m:r>
+                  </m:sub>
+                </m:sSub>
+              </m:oMath>
+            </m:oMathPara>
+          </w:p>
+        </w:tc>
+      </w:tr>
+      <w:tr>
+        <w:trPr>
+          <w:jc w:val="center"/>
+        </w:trPr>
+        <w:tc>
+          <w:tcPr>
+            <w:tcW w:w="2297" w:type="dxa"/>
+            <w:vAlign w:val="center"/>
+          </w:tcPr>
+          <w:p>
+            <w:pPr>
+              <w:jc w:val="center"/>
+              <w:rPr>
+                <w:rFonts w:ascii="Times New Roman" w:eastAsiaTheme="majorEastAsia" w:hAnsi="Times New Roman" w:cs="Times New Roman"/>
+                <w:color w:val="000000" w:themeColor="text1"/>
+                <w:sz w:val="28"/>
+                <w:szCs w:val="28"/>
+                <w:lang w:val="en-US"/>
+              </w:rPr>
+            </w:pPr>
+            <m:oMathPara>
+              <m:oMath>
+                <m:sSub>
+                  <m:sSubPr>
+                    <m:ctrlPr>
+                      <w:rPr>
+                        <w:rFonts w:ascii="Cambria Math" w:eastAsiaTheme="majorEastAsia" w:hAnsi="Cambria Math" w:cs="Times New Roman"/>
+                        <w:i/>
+                        <w:color w:val="000000" w:themeColor="text1"/>
+                        <w:sz w:val="28"/>
+                        <w:szCs w:val="28"/>
+                        <w:lang w:val="en-US"/>
+                      </w:rPr>
+                    </m:ctrlPr>
+                  </m:sSubPr>
+                  <m:e>
+                    <m:r>
+                      <w:rPr>
+                        <w:rFonts w:ascii="Cambria Math" w:eastAsiaTheme="majorEastAsia" w:hAnsi="Cambria Math" w:cs="Times New Roman"/>
+                        <w:color w:val="000000" w:themeColor="text1"/>
+                        <w:sz w:val="28"/>
+                        <w:szCs w:val="28"/>
+                        <w:lang w:val="en-US"/>
+                      </w:rPr>
+                      <m:t>35</m:t>
+                    </m:r>
+                  </m:e>
+                  <m:sub>
+                    <m:r>
+                      <w:rPr>
+                        <w:rFonts w:ascii="Cambria Math" w:eastAsiaTheme="majorEastAsia" w:hAnsi="Cambria Math" w:cs="Times New Roman"/>
+                        <w:color w:val="000000" w:themeColor="text1"/>
+                        <w:sz w:val="28"/>
+                        <w:szCs w:val="28"/>
+                        <w:lang w:val="en-US"/>
+                      </w:rPr>
+                      <m:t>16</m:t>
+                    </m:r>
+                  </m:sub>
+                </m:sSub>
+              </m:oMath>
+            </m:oMathPara>
+          </w:p>
+        </w:tc>
+        <w:tc>
+          <w:tcPr>
+            <w:tcW w:w="2788" w:type="dxa"/>
+            <w:vAlign w:val="center"/>
+          </w:tcPr>
+          <w:p>
+            <w:pPr>
+              <w:jc w:val="center"/>
+              <w:rPr>
+                <w:rFonts w:ascii="Times New Roman" w:eastAsiaTheme="majorEastAsia" w:hAnsi="Times New Roman" w:cs="Times New Roman"/>
+                <w:color w:val="000000" w:themeColor="text1"/>
+                <w:sz w:val="28"/>
+                <w:szCs w:val="28"/>
+                <w:lang w:val="en-US"/>
+              </w:rPr>
+            </w:pPr>
+            <m:oMathPara>
+              <m:oMath>
+                <m:sSub>
+                  <m:sSubPr>
+                    <m:ctrlPr>
+                      <w:rPr>
+                        <w:rFonts w:ascii="Cambria Math" w:eastAsiaTheme="majorEastAsia" w:hAnsi="Cambria Math" w:cs="Times New Roman"/>
+                        <w:i/>
+                        <w:color w:val="000000" w:themeColor="text1"/>
+                        <w:sz w:val="28"/>
+                        <w:szCs w:val="28"/>
+                        <w:lang w:val="en-US"/>
+                      </w:rPr>
+                    </m:ctrlPr>
+                  </m:sSubPr>
+                  <m:e>
+                    <m:r>
+                      <w:rPr>
+                        <w:rFonts w:ascii="Cambria Math" w:eastAsiaTheme="majorEastAsia" w:hAnsi="Cambria Math" w:cs="Times New Roman"/>
+                        <w:color w:val="000000" w:themeColor="text1"/>
+                        <w:sz w:val="28"/>
+                        <w:szCs w:val="28"/>
+                        <w:lang w:val="en-US"/>
+                      </w:rPr>
+                      <m:t>20</m:t>
+                    </m:r>
+                  </m:e>
+                  <m:sub>
+                    <m:r>
+                      <w:rPr>
+                        <w:rFonts w:ascii="Cambria Math" w:eastAsiaTheme="majorEastAsia" w:hAnsi="Cambria Math" w:cs="Times New Roman"/>
+                        <w:color w:val="000000" w:themeColor="text1"/>
+                        <w:sz w:val="28"/>
+                        <w:szCs w:val="28"/>
+                        <w:lang w:val="en-US"/>
+                      </w:rPr>
+                      <m:t>16</m:t>
+                    </m:r>
+                  </m:sub>
+                </m:sSub>
+              </m:oMath>
+            </m:oMathPara>
+          </w:p>
+        </w:tc>
+        <w:tc>
+          <w:tcPr>
+            <w:tcW w:w="2023" w:type="dxa"/>
+          </w:tcPr>
+          <w:p>
+            <w:pPr>
+              <w:jc w:val="center"/>
+              <w:rPr>
+                <w:rFonts w:ascii="Times New Roman" w:eastAsia="Calibri" w:hAnsi="Times New Roman" w:cs="Times New Roman"/>
+                <w:color w:val="000000" w:themeColor="text1"/>
+                <w:sz w:val="28"/>
+                <w:szCs w:val="28"/>
+                <w:lang w:val="en-US"/>
+              </w:rPr>
+            </w:pPr>
+            <m:oMathPara>
+              <m:oMath>
+                <m:sSub>
+                  <m:sSubPr>
+                    <m:ctrlPr>
+                      <w:rPr>
+                        <w:rFonts w:ascii="Cambria Math" w:eastAsiaTheme="majorEastAsia" w:hAnsi="Cambria Math" w:cs="Times New Roman"/>
+                        <w:i/>
+                        <w:color w:val="000000" w:themeColor="text1"/>
+                        <w:sz w:val="28"/>
+                        <w:szCs w:val="28"/>
+                        <w:lang w:val="en-US"/>
+                      </w:rPr>
+                    </m:ctrlPr>
+                  </m:sSubPr>
+                  <m:e>
+                    <m:r>
+                      <w:rPr>
+                        <w:rFonts w:ascii="Cambria Math" w:eastAsiaTheme="majorEastAsia" w:hAnsi="Cambria Math" w:cs="Times New Roman"/>
+                        <w:color w:val="000000" w:themeColor="text1"/>
+                        <w:sz w:val="28"/>
+                        <w:szCs w:val="28"/>
+                        <w:lang w:val="en-US"/>
+                      </w:rPr>
+                      <m:t>35</m:t>
+                    </m:r>
+                  </m:e>
+                  <m:sub>
+                    <m:r>
+                      <w:rPr>
+                        <w:rFonts w:ascii="Cambria Math" w:eastAsiaTheme="majorEastAsia" w:hAnsi="Cambria Math" w:cs="Times New Roman"/>
+                        <w:color w:val="000000" w:themeColor="text1"/>
+                        <w:sz w:val="28"/>
+                        <w:szCs w:val="28"/>
+                        <w:lang w:val="en-US"/>
+                      </w:rPr>
+                      <m:t>16</m:t>
+                    </m:r>
+                  </m:sub>
+                </m:sSub>
+              </m:oMath>
+            </m:oMathPara>
+          </w:p>
+        </w:tc>
+        <w:tc>
+          <w:tcPr>
+            <w:tcW w:w="2237" w:type="dxa"/>
+            <w:vAlign w:val="center"/>
+          </w:tcPr>
+          <w:p>
+            <w:pPr>
+              <w:jc w:val="center"/>
+              <w:rPr>
+                <w:rFonts w:ascii="Times New Roman" w:eastAsiaTheme="majorEastAsia" w:hAnsi="Times New Roman" w:cs="Times New Roman"/>
+                <w:color w:val="000000" w:themeColor="text1"/>
+                <w:sz w:val="28"/>
+                <w:szCs w:val="28"/>
+                <w:lang w:val="en-US"/>
+              </w:rPr>
+            </w:pPr>
+            <m:oMathPara>
+              <m:oMath>
+                <m:sSub>
+                  <m:sSubPr>
+                    <m:ctrlPr>
+                      <w:rPr>
+                        <w:rFonts w:ascii="Cambria Math" w:eastAsiaTheme="majorEastAsia" w:hAnsi="Cambria Math" w:cs="Times New Roman"/>
+                        <w:i/>
+                        <w:color w:val="000000" w:themeColor="text1"/>
+                        <w:sz w:val="28"/>
+                        <w:szCs w:val="28"/>
+                        <w:lang w:val="en-US"/>
+                      </w:rPr>
+                    </m:ctrlPr>
+                  </m:sSubPr>
+                  <m:e>
+                    <m:r>
+                      <w:rPr>
+                        <w:rFonts w:ascii="Cambria Math" w:eastAsiaTheme="majorEastAsia" w:hAnsi="Cambria Math" w:cs="Times New Roman"/>
+                        <w:color w:val="000000" w:themeColor="text1"/>
+                        <w:sz w:val="28"/>
+                        <w:szCs w:val="28"/>
+                        <w:lang w:val="en-US"/>
+                      </w:rPr>
+                      <m:t>35</m:t>
+                    </m:r>
+                  </m:e>
+                  <m:sub>
+                    <m:r>
+                      <w:rPr>
+                        <w:rFonts w:ascii="Cambria Math" w:eastAsiaTheme="majorEastAsia" w:hAnsi="Cambria Math" w:cs="Times New Roman"/>
+                        <w:color w:val="000000" w:themeColor="text1"/>
+                        <w:sz w:val="28"/>
+                        <w:szCs w:val="28"/>
+                        <w:lang w:val="en-US"/>
+                      </w:rPr>
+                      <m:t>16</m:t>
+                    </m:r>
+                  </m:sub>
+                </m:sSub>
+              </m:oMath>
+            </m:oMathPara>
+          </w:p>
+        </w:tc>
+      </w:tr>
+    </w:tbl>
+    <w:p>
+      <w:pPr>
+        <w:rPr>
+          <w:rFonts w:ascii="Times New Roman" w:eastAsiaTheme="majorEastAsia" w:hAnsi="Times New Roman" w:cs="Times New Roman"/>
+          <w:color w:val="000000" w:themeColor="text1"/>
+          <w:sz w:val="28"/>
+          <w:szCs w:val="28"/>
+          <w:lang w:val="en-US"/>
+        </w:rPr>
+      </w:pPr>
+    </w:p>
+    <w:p>
+      <w:pPr>
+        <w:rPr>
+          <w:rFonts w:ascii="Times New Roman" w:eastAsiaTheme="majorEastAsia" w:hAnsi="Times New Roman" w:cs="Times New Roman"/>
+          <w:color w:val="000000" w:themeColor="text1"/>
+          <w:sz w:val="28"/>
+          <w:szCs w:val="28"/>
+          <w:lang w:val="en-US"/>
+        </w:rPr>
+      </w:pPr>
+    </w:p>
+    <w:p>
+      <w:pPr>
+        <w:rPr>
+          <w:rFonts w:ascii="Times New Roman" w:eastAsiaTheme="majorEastAsia" w:hAnsi="Times New Roman" w:cs="Times New Roman"/>
+          <w:color w:val="000000" w:themeColor="text1"/>
+          <w:sz w:val="28"/>
+          <w:szCs w:val="28"/>
+          <w:lang w:val="en-US"/>
+        </w:rPr>
+      </w:pPr>
+    </w:p>
+    <w:tbl>
+      <w:tblPr>
+        <w:tblStyle w:val="af5"/>
+        <w:tblW w:w="0" w:type="auto"/>
+        <w:jc w:val="center"/>
+        <w:tblLook w:val="04A0" w:firstRow="1" w:lastRow="0" w:firstColumn="1" w:lastColumn="0" w:noHBand="0" w:noVBand="1"/>
+      </w:tblPr>
+      <w:tblGrid>
+        <w:gridCol w:w="3115"/>
+        <w:gridCol w:w="3115"/>
+        <w:gridCol w:w="3115"/>
+      </w:tblGrid>
+      <w:tr>
+        <w:trPr>
+          <w:jc w:val="center"/>
+        </w:trPr>
+        <w:tc>
+          <w:tcPr>
+            <w:tcW w:w="9345" w:type="dxa"/>
+            <w:gridSpan w:val="3"/>
+            <w:vAlign w:val="center"/>
+          </w:tcPr>
+          <w:p>
+            <w:pPr>
+              <w:jc w:val="center"/>
+              <w:rPr>
+                <w:rFonts w:ascii="Times New Roman" w:eastAsiaTheme="majorEastAsia" w:hAnsi="Times New Roman" w:cs="Times New Roman"/>
+                <w:color w:val="000000" w:themeColor="text1"/>
+                <w:sz w:val="28"/>
+                <w:szCs w:val="28"/>
+              </w:rPr>
+            </w:pPr>
+            <w:r>
+              <w:rPr>
+                <w:rFonts w:ascii="Times New Roman" w:eastAsiaTheme="majorEastAsia" w:hAnsi="Times New Roman" w:cs="Times New Roman"/>
+                <w:color w:val="000000" w:themeColor="text1"/>
+                <w:sz w:val="28"/>
+                <w:szCs w:val="28"/>
+              </w:rPr>
+              <w:lastRenderedPageBreak/>
+              <w:t>Основная программа</w:t>
+            </w:r>
+          </w:p>
+        </w:tc>
+      </w:tr>
+      <w:tr>
+        <w:trPr>
+          <w:jc w:val="center"/>
+        </w:trPr>
+        <w:tc>
+          <w:tcPr>
+            <w:tcW w:w="3115" w:type="dxa"/>
+            <w:vAlign w:val="center"/>
+          </w:tcPr>
+          <w:p>
+            <w:pPr>
+              <w:jc w:val="center"/>
+              <w:rPr>
+                <w:rFonts w:ascii="Times New Roman" w:eastAsiaTheme="majorEastAsia" w:hAnsi="Times New Roman" w:cs="Times New Roman"/>
+                <w:i/>
+                <w:color w:val="000000" w:themeColor="text1"/>
+                <w:sz w:val="28"/>
+                <w:szCs w:val="28"/>
+              </w:rPr>
+            </w:pPr>
+            <m:oMathPara>
+              <m:oMath>
+                <m:r>
+                  <w:rPr>
+                    <w:rFonts w:ascii="Cambria Math" w:eastAsiaTheme="majorEastAsia" w:hAnsi="Cambria Math" w:cs="Times New Roman"/>
+                    <w:color w:val="000000" w:themeColor="text1"/>
+                    <w:sz w:val="28"/>
+                    <w:szCs w:val="28"/>
+                    <w:lang w:val="en-US"/>
+                  </w:rPr>
+                  <m:t>AC</m:t>
+                </m:r>
+              </m:oMath>
+            </m:oMathPara>
+          </w:p>
+        </w:tc>
+        <w:tc>
+          <w:tcPr>
+            <w:tcW w:w="3115" w:type="dxa"/>
+            <w:vAlign w:val="center"/>
+          </w:tcPr>
+          <w:p>
+            <w:pPr>
+              <w:jc w:val="center"/>
+              <w:rPr>
+                <w:rFonts w:ascii="Times New Roman" w:eastAsiaTheme="majorEastAsia" w:hAnsi="Times New Roman" w:cs="Times New Roman"/>
+                <w:color w:val="000000" w:themeColor="text1"/>
+                <w:sz w:val="28"/>
+                <w:szCs w:val="28"/>
+              </w:rPr>
+            </w:pPr>
+            <w:r>
+              <w:rPr>
+                <w:rFonts w:ascii="Times New Roman" w:eastAsiaTheme="majorEastAsia" w:hAnsi="Times New Roman" w:cs="Times New Roman"/>
+                <w:color w:val="000000" w:themeColor="text1"/>
+                <w:sz w:val="28"/>
+                <w:szCs w:val="28"/>
+              </w:rPr>
+              <w:t>Ожидание</w:t>
+            </w:r>
+          </w:p>
+        </w:tc>
+        <w:tc>
+          <w:tcPr>
+            <w:tcW w:w="3115" w:type="dxa"/>
+            <w:vAlign w:val="center"/>
+          </w:tcPr>
+          <w:p>
+            <w:pPr>
+              <w:jc w:val="center"/>
+              <w:rPr>
+                <w:rFonts w:ascii="Times New Roman" w:eastAsiaTheme="majorEastAsia" w:hAnsi="Times New Roman" w:cs="Times New Roman"/>
+                <w:color w:val="000000" w:themeColor="text1"/>
+                <w:sz w:val="28"/>
+                <w:szCs w:val="28"/>
+                <w:lang w:val="en-US"/>
+              </w:rPr>
+            </w:pPr>
+            <w:r>
+              <w:rPr>
+                <w:rFonts w:ascii="Times New Roman" w:eastAsiaTheme="majorEastAsia" w:hAnsi="Times New Roman" w:cs="Times New Roman"/>
+                <w:color w:val="000000" w:themeColor="text1"/>
+                <w:sz w:val="28"/>
+                <w:szCs w:val="28"/>
+                <w:lang w:val="en-US"/>
+              </w:rPr>
+              <w:t>AC</w:t>
+            </w:r>
+          </w:p>
+        </w:tc>
+      </w:tr>
+      <w:tr>
+        <w:trPr>
+          <w:jc w:val="center"/>
+        </w:trPr>
+        <w:tc>
+          <w:tcPr>
+            <w:tcW w:w="3115" w:type="dxa"/>
+            <w:vAlign w:val="center"/>
+          </w:tcPr>
+          <w:p>
+            <w:pPr>
+              <w:jc w:val="center"/>
+              <w:rPr>
+                <w:rFonts w:ascii="Times New Roman" w:eastAsiaTheme="majorEastAsia" w:hAnsi="Times New Roman" w:cs="Times New Roman"/>
+                <w:color w:val="000000" w:themeColor="text1"/>
+                <w:sz w:val="28"/>
+                <w:szCs w:val="28"/>
+                <w:lang w:val="en-US"/>
+              </w:rPr>
+            </w:pPr>
+            <m:oMathPara>
+              <m:oMath>
+                <m:sSub>
+                  <m:sSubPr>
+                    <m:ctrlPr>
+                      <w:rPr>
+                        <w:rFonts w:ascii="Cambria Math" w:eastAsiaTheme="majorEastAsia" w:hAnsi="Cambria Math" w:cs="Times New Roman"/>
+                        <w:i/>
+                        <w:color w:val="000000" w:themeColor="text1"/>
+                        <w:sz w:val="28"/>
+                        <w:szCs w:val="28"/>
+                        <w:lang w:val="en-US"/>
+                      </w:rPr>
+                    </m:ctrlPr>
+                  </m:sSubPr>
+                  <m:e>
+                    <m:r>
+                      <w:rPr>
+                        <w:rFonts w:ascii="Cambria Math" w:eastAsiaTheme="majorEastAsia" w:hAnsi="Cambria Math" w:cs="Times New Roman"/>
+                        <w:color w:val="000000" w:themeColor="text1"/>
+                        <w:sz w:val="28"/>
+                        <w:szCs w:val="28"/>
+                        <w:lang w:val="en-US"/>
+                      </w:rPr>
+                      <m:t>003C</m:t>
+                    </m:r>
+                  </m:e>
+                  <m:sub>
+                    <m:r>
+                      <w:rPr>
+                        <w:rFonts w:ascii="Cambria Math" w:eastAsiaTheme="majorEastAsia" w:hAnsi="Cambria Math" w:cs="Times New Roman"/>
+                        <w:color w:val="000000" w:themeColor="text1"/>
+                        <w:sz w:val="28"/>
+                        <w:szCs w:val="28"/>
+                        <w:lang w:val="en-US"/>
+                      </w:rPr>
+                      <m:t>16</m:t>
+                    </m:r>
+                  </m:sub>
+                </m:sSub>
+              </m:oMath>
+            </m:oMathPara>
+          </w:p>
+        </w:tc>
+        <w:tc>
+          <w:tcPr>
+            <w:tcW w:w="3115" w:type="dxa"/>
+            <w:vAlign w:val="center"/>
+          </w:tcPr>
+          <w:p>
+            <w:pPr>
+              <w:jc w:val="center"/>
+              <w:rPr>
+                <w:rFonts w:ascii="Times New Roman" w:eastAsiaTheme="majorEastAsia" w:hAnsi="Times New Roman" w:cs="Times New Roman"/>
+                <w:color w:val="000000" w:themeColor="text1"/>
+                <w:sz w:val="28"/>
+                <w:szCs w:val="28"/>
+                <w:lang w:val="en-US"/>
+              </w:rPr>
+            </w:pPr>
+            <m:oMathPara>
+              <m:oMath>
+                <m:r>
+                  <w:rPr>
+                    <w:rFonts w:ascii="Cambria Math" w:eastAsiaTheme="majorEastAsia" w:hAnsi="Cambria Math" w:cs="Times New Roman"/>
+                    <w:color w:val="000000" w:themeColor="text1"/>
+                    <w:sz w:val="28"/>
+                    <w:szCs w:val="28"/>
+                    <w:lang w:val="en-US"/>
+                  </w:rPr>
+                  <m:t>00</m:t>
+                </m:r>
+                <m:sSub>
+                  <m:sSubPr>
+                    <m:ctrlPr>
+                      <w:rPr>
+                        <w:rFonts w:ascii="Cambria Math" w:eastAsiaTheme="majorEastAsia" w:hAnsi="Cambria Math" w:cs="Times New Roman"/>
+                        <w:i/>
+                        <w:color w:val="000000" w:themeColor="text1"/>
+                        <w:sz w:val="28"/>
+                        <w:szCs w:val="28"/>
+                        <w:lang w:val="en-US"/>
+                      </w:rPr>
+                    </m:ctrlPr>
+                  </m:sSubPr>
+                  <m:e>
+                    <m:r>
+                      <w:rPr>
+                        <w:rFonts w:ascii="Cambria Math" w:eastAsiaTheme="majorEastAsia" w:hAnsi="Cambria Math" w:cs="Times New Roman"/>
+                        <w:color w:val="000000" w:themeColor="text1"/>
+                        <w:sz w:val="28"/>
+                        <w:szCs w:val="28"/>
+                        <w:lang w:val="en-US"/>
+                      </w:rPr>
+                      <m:t>2B</m:t>
+                    </m:r>
+                  </m:e>
+                  <m:sub>
+                    <m:r>
+                      <w:rPr>
+                        <w:rFonts w:ascii="Cambria Math" w:eastAsiaTheme="majorEastAsia" w:hAnsi="Cambria Math" w:cs="Times New Roman"/>
+                        <w:color w:val="000000" w:themeColor="text1"/>
+                        <w:sz w:val="28"/>
+                        <w:szCs w:val="28"/>
+                        <w:lang w:val="en-US"/>
+                      </w:rPr>
+                      <m:t>16</m:t>
+                    </m:r>
+                  </m:sub>
+                </m:sSub>
+              </m:oMath>
+            </m:oMathPara>
+          </w:p>
+        </w:tc>
+        <w:tc>
+          <w:tcPr>
+            <w:tcW w:w="3115" w:type="dxa"/>
+            <w:vAlign w:val="center"/>
+          </w:tcPr>
+          <w:p>
+            <w:pPr>
+              <w:jc w:val="center"/>
+              <w:rPr>
+                <w:rFonts w:ascii="Times New Roman" w:eastAsiaTheme="majorEastAsia" w:hAnsi="Times New Roman" w:cs="Times New Roman"/>
+                <w:color w:val="000000" w:themeColor="text1"/>
+                <w:sz w:val="28"/>
+                <w:szCs w:val="28"/>
+                <w:lang w:val="en-US"/>
+              </w:rPr>
+            </w:pPr>
+            <m:oMathPara>
+              <m:oMath>
+                <m:sSub>
+                  <m:sSubPr>
+                    <m:ctrlPr>
+                      <w:rPr>
+                        <w:rFonts w:ascii="Cambria Math" w:eastAsiaTheme="majorEastAsia" w:hAnsi="Cambria Math" w:cs="Times New Roman"/>
+                        <w:i/>
+                        <w:color w:val="000000" w:themeColor="text1"/>
+                        <w:sz w:val="28"/>
+                        <w:szCs w:val="28"/>
+                        <w:lang w:val="en-US"/>
+                      </w:rPr>
+                    </m:ctrlPr>
+                  </m:sSubPr>
+                  <m:e>
+                    <m:r>
+                      <w:rPr>
+                        <w:rFonts w:ascii="Cambria Math" w:eastAsiaTheme="majorEastAsia" w:hAnsi="Cambria Math" w:cs="Times New Roman"/>
+                        <w:color w:val="000000" w:themeColor="text1"/>
+                        <w:sz w:val="28"/>
+                        <w:szCs w:val="28"/>
+                        <w:lang w:val="en-US"/>
+                      </w:rPr>
+                      <m:t>00</m:t>
+                    </m:r>
+                    <m:r>
+                      <w:rPr>
+                        <w:rFonts w:ascii="Cambria Math" w:eastAsiaTheme="majorEastAsia" w:hAnsi="Cambria Math" w:cs="Times New Roman"/>
+                        <w:color w:val="000000" w:themeColor="text1"/>
+                        <w:sz w:val="28"/>
+                        <w:szCs w:val="28"/>
+                        <w:lang w:val="en-US"/>
+                      </w:rPr>
+                      <m:t>2B</m:t>
+                    </m:r>
+                  </m:e>
+                  <m:sub>
+                    <m:r>
+                      <w:rPr>
+                        <w:rFonts w:ascii="Cambria Math" w:eastAsiaTheme="majorEastAsia" w:hAnsi="Cambria Math" w:cs="Times New Roman"/>
+                        <w:color w:val="000000" w:themeColor="text1"/>
+                        <w:sz w:val="28"/>
+                        <w:szCs w:val="28"/>
+                        <w:lang w:val="en-US"/>
+                      </w:rPr>
+                      <m:t>16</m:t>
+                    </m:r>
+                  </m:sub>
+                </m:sSub>
+              </m:oMath>
+            </m:oMathPara>
+          </w:p>
+        </w:tc>
+      </w:tr>
+      <w:tr>
+        <w:trPr>
+          <w:jc w:val="center"/>
+        </w:trPr>
+        <w:tc>
+          <w:tcPr>
+            <w:tcW w:w="3115" w:type="dxa"/>
+            <w:vAlign w:val="center"/>
+          </w:tcPr>
+          <w:p>
+            <w:pPr>
+              <w:jc w:val="center"/>
+              <w:rPr>
+                <w:rFonts w:ascii="Times New Roman" w:eastAsiaTheme="majorEastAsia" w:hAnsi="Times New Roman" w:cs="Times New Roman"/>
+                <w:color w:val="000000" w:themeColor="text1"/>
+                <w:sz w:val="28"/>
+                <w:szCs w:val="28"/>
+                <w:lang w:val="en-US"/>
+              </w:rPr>
+            </w:pPr>
+            <m:oMathPara>
+              <m:oMath>
+                <m:sSub>
+                  <m:sSubPr>
+                    <m:ctrlPr>
+                      <w:rPr>
+                        <w:rFonts w:ascii="Cambria Math" w:eastAsiaTheme="majorEastAsia" w:hAnsi="Cambria Math" w:cs="Times New Roman"/>
+                        <w:i/>
+                        <w:color w:val="000000" w:themeColor="text1"/>
+                        <w:sz w:val="28"/>
+                        <w:szCs w:val="28"/>
+                        <w:lang w:val="en-US"/>
+                      </w:rPr>
+                    </m:ctrlPr>
+                  </m:sSubPr>
+                  <m:e>
+                    <m:r>
+                      <w:rPr>
+                        <w:rFonts w:ascii="Cambria Math" w:eastAsiaTheme="majorEastAsia" w:hAnsi="Cambria Math" w:cs="Times New Roman"/>
+                        <w:color w:val="000000" w:themeColor="text1"/>
+                        <w:sz w:val="28"/>
+                        <w:szCs w:val="28"/>
+                        <w:lang w:val="en-US"/>
+                      </w:rPr>
+                      <m:t>1</m:t>
+                    </m:r>
+                  </m:e>
+                  <m:sub>
+                    <m:r>
+                      <w:rPr>
+                        <w:rFonts w:ascii="Cambria Math" w:eastAsiaTheme="majorEastAsia" w:hAnsi="Cambria Math" w:cs="Times New Roman"/>
+                        <w:color w:val="000000" w:themeColor="text1"/>
+                        <w:sz w:val="28"/>
+                        <w:szCs w:val="28"/>
+                        <w:lang w:val="en-US"/>
+                      </w:rPr>
+                      <m:t>16</m:t>
+                    </m:r>
+                  </m:sub>
+                </m:sSub>
+              </m:oMath>
+            </m:oMathPara>
+          </w:p>
+        </w:tc>
+        <w:tc>
+          <w:tcPr>
+            <w:tcW w:w="3115" w:type="dxa"/>
+            <w:vAlign w:val="center"/>
+          </w:tcPr>
+          <w:p>
+            <w:pPr>
+              <w:jc w:val="center"/>
+              <w:rPr>
+                <w:rFonts w:ascii="Times New Roman" w:eastAsiaTheme="majorEastAsia" w:hAnsi="Times New Roman" w:cs="Times New Roman"/>
+                <w:color w:val="000000" w:themeColor="text1"/>
+                <w:sz w:val="28"/>
+                <w:szCs w:val="28"/>
+                <w:lang w:val="en-US"/>
+              </w:rPr>
+            </w:pPr>
+            <w:r>
+              <w:rPr>
+                <w:rFonts w:ascii="Times New Roman" w:eastAsiaTheme="majorEastAsia" w:hAnsi="Times New Roman" w:cs="Times New Roman"/>
+                <w:color w:val="000000" w:themeColor="text1"/>
+                <w:sz w:val="28"/>
+                <w:szCs w:val="28"/>
+                <w:lang w:val="en-US"/>
+              </w:rPr>
+              <w:t>0</w:t>
+            </w:r>
+          </w:p>
+        </w:tc>
+        <w:tc>
+          <w:tcPr>
+            <w:tcW w:w="3115" w:type="dxa"/>
+            <w:vAlign w:val="center"/>
+          </w:tcPr>
+          <w:p>
+            <w:pPr>
+              <w:jc w:val="center"/>
+              <w:rPr>
+                <w:rFonts w:ascii="Times New Roman" w:eastAsiaTheme="majorEastAsia" w:hAnsi="Times New Roman" w:cs="Times New Roman"/>
+                <w:color w:val="000000" w:themeColor="text1"/>
+                <w:sz w:val="28"/>
+                <w:szCs w:val="28"/>
+                <w:lang w:val="en-US"/>
+              </w:rPr>
+            </w:pPr>
+            <w:r>
+              <w:rPr>
+                <w:rFonts w:ascii="Times New Roman" w:eastAsiaTheme="majorEastAsia" w:hAnsi="Times New Roman" w:cs="Times New Roman"/>
+                <w:color w:val="000000" w:themeColor="text1"/>
+                <w:sz w:val="28"/>
+                <w:szCs w:val="28"/>
+                <w:lang w:val="en-US"/>
+              </w:rPr>
+              <w:t>0</w:t>
+            </w:r>
+          </w:p>
+        </w:tc>
+      </w:tr>
+      <w:tr>
+        <w:trPr>
+          <w:jc w:val="center"/>
+        </w:trPr>
+        <w:tc>
+          <w:tcPr>
+            <w:tcW w:w="3115" w:type="dxa"/>
+            <w:vAlign w:val="center"/>
+          </w:tcPr>
+          <w:p>
+            <w:pPr>
+              <w:jc w:val="center"/>
+              <w:rPr>
+                <w:rFonts w:ascii="Times New Roman" w:eastAsiaTheme="majorEastAsia" w:hAnsi="Times New Roman" w:cs="Times New Roman"/>
+                <w:color w:val="000000" w:themeColor="text1"/>
+                <w:sz w:val="28"/>
+                <w:szCs w:val="28"/>
+                <w:lang w:val="en-US"/>
+              </w:rPr>
+            </w:pPr>
+            <m:oMathPara>
+              <m:oMath>
+                <m:sSub>
+                  <m:sSubPr>
+                    <m:ctrlPr>
+                      <w:rPr>
+                        <w:rFonts w:ascii="Cambria Math" w:eastAsiaTheme="majorEastAsia" w:hAnsi="Cambria Math" w:cs="Times New Roman"/>
+                        <w:i/>
+                        <w:color w:val="000000" w:themeColor="text1"/>
+                        <w:sz w:val="28"/>
+                        <w:szCs w:val="28"/>
+                        <w:lang w:val="en-US"/>
+                      </w:rPr>
+                    </m:ctrlPr>
+                  </m:sSubPr>
+                  <m:e>
+                    <m:r>
+                      <w:rPr>
+                        <w:rFonts w:ascii="Cambria Math" w:eastAsiaTheme="majorEastAsia" w:hAnsi="Cambria Math" w:cs="Times New Roman"/>
+                        <w:color w:val="000000" w:themeColor="text1"/>
+                        <w:sz w:val="28"/>
+                        <w:szCs w:val="28"/>
+                        <w:lang w:val="en-US"/>
+                      </w:rPr>
+                      <m:t>FFD</m:t>
+                    </m:r>
+                    <m:r>
+                      <w:rPr>
+                        <w:rFonts w:ascii="Cambria Math" w:eastAsiaTheme="majorEastAsia" w:hAnsi="Cambria Math" w:cs="Times New Roman"/>
+                        <w:color w:val="000000" w:themeColor="text1"/>
+                        <w:sz w:val="28"/>
+                        <w:szCs w:val="28"/>
+                        <w:lang w:val="en-US"/>
+                      </w:rPr>
+                      <m:t>6</m:t>
+                    </m:r>
+                  </m:e>
+                  <m:sub>
+                    <m:r>
+                      <w:rPr>
+                        <w:rFonts w:ascii="Cambria Math" w:eastAsiaTheme="majorEastAsia" w:hAnsi="Cambria Math" w:cs="Times New Roman"/>
+                        <w:color w:val="000000" w:themeColor="text1"/>
+                        <w:sz w:val="28"/>
+                        <w:szCs w:val="28"/>
+                        <w:lang w:val="en-US"/>
+                      </w:rPr>
+                      <m:t>16</m:t>
+                    </m:r>
+                  </m:sub>
+                </m:sSub>
+              </m:oMath>
+            </m:oMathPara>
+          </w:p>
+        </w:tc>
+        <w:tc>
+          <w:tcPr>
+            <w:tcW w:w="3115" w:type="dxa"/>
+            <w:vAlign w:val="center"/>
+          </w:tcPr>
+          <w:p>
+            <w:pPr>
+              <w:jc w:val="center"/>
+              <w:rPr>
+                <w:rFonts w:ascii="Times New Roman" w:eastAsiaTheme="majorEastAsia" w:hAnsi="Times New Roman" w:cs="Times New Roman"/>
+                <w:color w:val="000000" w:themeColor="text1"/>
+                <w:sz w:val="28"/>
+                <w:szCs w:val="28"/>
+                <w:lang w:val="en-US"/>
+              </w:rPr>
+            </w:pPr>
+            <m:oMathPara>
+              <m:oMath>
+                <m:r>
+                  <w:rPr>
+                    <w:rFonts w:ascii="Cambria Math" w:eastAsiaTheme="majorEastAsia" w:hAnsi="Cambria Math" w:cs="Times New Roman"/>
+                    <w:color w:val="000000" w:themeColor="text1"/>
+                    <w:sz w:val="28"/>
+                    <w:szCs w:val="28"/>
+                    <w:lang w:val="en-US"/>
+                  </w:rPr>
+                  <m:t>00</m:t>
+                </m:r>
+                <m:sSub>
+                  <m:sSubPr>
+                    <m:ctrlPr>
+                      <w:rPr>
+                        <w:rFonts w:ascii="Cambria Math" w:eastAsiaTheme="majorEastAsia" w:hAnsi="Cambria Math" w:cs="Times New Roman"/>
+                        <w:i/>
+                        <w:color w:val="000000" w:themeColor="text1"/>
+                        <w:sz w:val="28"/>
+                        <w:szCs w:val="28"/>
+                        <w:lang w:val="en-US"/>
+                      </w:rPr>
+                    </m:ctrlPr>
+                  </m:sSubPr>
+                  <m:e>
+                    <m:r>
+                      <w:rPr>
+                        <w:rFonts w:ascii="Cambria Math" w:eastAsiaTheme="majorEastAsia" w:hAnsi="Cambria Math" w:cs="Times New Roman"/>
+                        <w:color w:val="000000" w:themeColor="text1"/>
+                        <w:sz w:val="28"/>
+                        <w:szCs w:val="28"/>
+                        <w:lang w:val="en-US"/>
+                      </w:rPr>
+                      <m:t>2B</m:t>
+                    </m:r>
+                  </m:e>
+                  <m:sub>
+                    <m:r>
+                      <w:rPr>
+                        <w:rFonts w:ascii="Cambria Math" w:eastAsiaTheme="majorEastAsia" w:hAnsi="Cambria Math" w:cs="Times New Roman"/>
+                        <w:color w:val="000000" w:themeColor="text1"/>
+                        <w:sz w:val="28"/>
+                        <w:szCs w:val="28"/>
+                        <w:lang w:val="en-US"/>
+                      </w:rPr>
+                      <m:t>16</m:t>
+                    </m:r>
+                  </m:sub>
+                </m:sSub>
+              </m:oMath>
+            </m:oMathPara>
+          </w:p>
+        </w:tc>
+        <w:tc>
+          <w:tcPr>
+            <w:tcW w:w="3115" w:type="dxa"/>
+            <w:vAlign w:val="center"/>
+          </w:tcPr>
+          <w:p>
+            <w:pPr>
+              <w:jc w:val="center"/>
+              <w:rPr>
+                <w:rFonts w:ascii="Times New Roman" w:eastAsiaTheme="majorEastAsia" w:hAnsi="Times New Roman" w:cs="Times New Roman"/>
+                <w:color w:val="000000" w:themeColor="text1"/>
+                <w:sz w:val="28"/>
+                <w:szCs w:val="28"/>
+                <w:lang w:val="en-US"/>
+              </w:rPr>
+            </w:pPr>
+            <m:oMathPara>
+              <m:oMath>
+                <m:r>
+                  <w:rPr>
+                    <w:rFonts w:ascii="Cambria Math" w:eastAsiaTheme="majorEastAsia" w:hAnsi="Cambria Math" w:cs="Times New Roman"/>
+                    <w:color w:val="000000" w:themeColor="text1"/>
+                    <w:sz w:val="28"/>
+                    <w:szCs w:val="28"/>
+                    <w:lang w:val="en-US"/>
+                  </w:rPr>
+                  <m:t>00</m:t>
+                </m:r>
+                <m:sSub>
+                  <m:sSubPr>
+                    <m:ctrlPr>
+                      <w:rPr>
+                        <w:rFonts w:ascii="Cambria Math" w:eastAsiaTheme="majorEastAsia" w:hAnsi="Cambria Math" w:cs="Times New Roman"/>
+                        <w:i/>
+                        <w:color w:val="000000" w:themeColor="text1"/>
+                        <w:sz w:val="28"/>
+                        <w:szCs w:val="28"/>
+                        <w:lang w:val="en-US"/>
+                      </w:rPr>
+                    </m:ctrlPr>
+                  </m:sSubPr>
+                  <m:e>
+                    <m:r>
+                      <w:rPr>
+                        <w:rFonts w:ascii="Cambria Math" w:eastAsiaTheme="majorEastAsia" w:hAnsi="Cambria Math" w:cs="Times New Roman"/>
+                        <w:color w:val="000000" w:themeColor="text1"/>
+                        <w:sz w:val="28"/>
+                        <w:szCs w:val="28"/>
+                        <w:lang w:val="en-US"/>
+                      </w:rPr>
+                      <m:t>2B</m:t>
+                    </m:r>
+                  </m:e>
+                  <m:sub>
+                    <m:r>
+                      <w:rPr>
+                        <w:rFonts w:ascii="Cambria Math" w:eastAsiaTheme="majorEastAsia" w:hAnsi="Cambria Math" w:cs="Times New Roman"/>
+                        <w:color w:val="000000" w:themeColor="text1"/>
+                        <w:sz w:val="28"/>
+                        <w:szCs w:val="28"/>
+                        <w:lang w:val="en-US"/>
+                      </w:rPr>
+                      <m:t>16</m:t>
+                    </m:r>
+                  </m:sub>
+                </m:sSub>
+              </m:oMath>
+            </m:oMathPara>
+          </w:p>
+        </w:tc>
+      </w:tr>
+    </w:tbl>
+    <w:p>
+      <w:pPr>
+        <w:rPr>
+          <w:rFonts w:ascii="Times New Roman" w:eastAsiaTheme="majorEastAsia" w:hAnsi="Times New Roman" w:cs="Times New Roman"/>
+          <w:color w:val="000000" w:themeColor="text1"/>
+          <w:sz w:val="28"/>
+          <w:szCs w:val="28"/>
+          <w:lang w:val="en-US"/>
+        </w:rPr>
+      </w:pPr>
+    </w:p>
+    <w:p>
+      <w:pPr>
+        <w:rPr>
+          <w:rFonts w:ascii="Times New Roman" w:eastAsiaTheme="majorEastAsia" w:hAnsi="Times New Roman" w:cs="Times New Roman"/>
+          <w:color w:val="000000" w:themeColor="text1"/>
+          <w:sz w:val="28"/>
+          <w:szCs w:val="28"/>
+          <w:lang w:val="en-US"/>
+        </w:rPr>
+      </w:pPr>
+      <w:r>
+        <w:rPr>
+          <w:rFonts w:ascii="Times New Roman" w:eastAsiaTheme="majorEastAsia" w:hAnsi="Times New Roman" w:cs="Times New Roman"/>
+          <w:color w:val="000000" w:themeColor="text1"/>
+          <w:sz w:val="28"/>
+          <w:szCs w:val="28"/>
+          <w:lang w:val="en-US"/>
+        </w:rPr>
+        <w:br w:type="page"/>
+      </w:r>
     </w:p>
     <w:p>
       <w:pPr>
@@ -1188,7 +6791,7 @@
           <w:szCs w:val="28"/>
         </w:rPr>
       </w:pPr>
-      <w:bookmarkStart w:id="1" w:name="_Toc223790454"/>
+      <w:bookmarkStart w:id="3" w:name="_Toc224577852"/>
       <w:r>
         <w:rPr>
           <w:rFonts w:ascii="Times New Roman" w:hAnsi="Times New Roman" w:cs="Times New Roman"/>
@@ -1199,7 +6802,8 @@
           <w:sz w:val="28"/>
           <w:szCs w:val="28"/>
         </w:rPr>
-        <w:t>6</w:t>
+        <w:lastRenderedPageBreak/>
+        <w:t>4</w:t>
       </w:r>
       <w:r>
         <w:rPr>
@@ -1213,7 +6817,7 @@
         </w:rPr>
         <w:t>. Вывод по работе</w:t>
       </w:r>
-      <w:bookmarkEnd w:id="1"/>
+      <w:bookmarkEnd w:id="3"/>
     </w:p>
     <w:p>
       <w:pPr>
@@ -1234,7 +6838,7 @@
           <w:sz w:val="28"/>
           <w:szCs w:val="28"/>
         </w:rPr>
-        <w:t xml:space="preserve">В ходе данной лабораторной работы </w:t>
+        <w:t xml:space="preserve">В ходе данной лабораторной работы я впервые прикоснулся к обмену данных </w:t>
       </w:r>
       <w:r>
         <w:rPr>
@@ -1243,7 +6847,7 @@
           <w:sz w:val="28"/>
           <w:szCs w:val="28"/>
         </w:rPr>
-        <w:t>я познакомился с ассемблером в БЭВМ и смог с помощью него разработать программу более удобным и приятным способом, чем я делал до этого. Также я окунулся в тему с операциями ввода-вывода внутри БЭВМ, узнал, как правильно корректно обрабатывать взаимодействие с внешними устройствами</w:t>
+        <w:t>в режиме</w:t>
       </w:r>
       <w:r>
         <w:rPr>
@@ -1252,18 +6856,17 @@
           <w:sz w:val="28"/>
           <w:szCs w:val="28"/>
         </w:rPr>
-        <w:t>. Хотелось бы и дальше писать программы для БЭВМ исключительно на ассемблере, чтобы не ломать себе пальцы.</w:t>
-      </w:r>
-    </w:p>
-    <w:p>
-      <w:pPr>
+        <w:t xml:space="preserve"> прерывания между БЭВМ и внешними устройствами. Я укрепил свои навыки в написании программ на Ассемблере. Я более детально узнал устройство и реализацию контроллеров внешних устройств, как они принимают и отправляют сигнал о прерывании и так далее.</w:t>
+      </w:r>
+      <w:r>
         <w:rPr>
           <w:rFonts w:ascii="Times New Roman" w:hAnsi="Times New Roman" w:cs="Times New Roman"/>
           <w:iCs/>
           <w:sz w:val="28"/>
           <w:szCs w:val="28"/>
         </w:rPr>
-      </w:pPr>
+        <w:t xml:space="preserve"> </w:t>
+      </w:r>
       <w:r>
         <w:rPr>
           <w:rFonts w:ascii="Times New Roman" w:hAnsi="Times New Roman" w:cs="Times New Roman"/>
@@ -1288,7 +6891,7 @@
           <w:szCs w:val="28"/>
         </w:rPr>
       </w:pPr>
-      <w:bookmarkStart w:id="2" w:name="_Toc223790455"/>
+      <w:bookmarkStart w:id="4" w:name="_Toc224577853"/>
       <w:r>
         <w:rPr>
           <w:rFonts w:ascii="Times New Roman" w:hAnsi="Times New Roman" w:cs="Times New Roman"/>
@@ -1299,7 +6902,7 @@
           <w:szCs w:val="28"/>
         </w:rPr>
         <w:lastRenderedPageBreak/>
-        <w:t>7</w:t>
+        <w:t>5</w:t>
       </w:r>
       <w:r>
         <w:rPr>
@@ -1334,7 +6937,7 @@
         </w:rPr>
         <w:t>исок использованной литературы</w:t>
       </w:r>
-      <w:bookmarkEnd w:id="2"/>
+      <w:bookmarkEnd w:id="4"/>
     </w:p>
     <w:p>
       <w:pPr>
@@ -1440,7 +7043,7 @@
         </w:rPr>
         <w:t xml:space="preserve">URL: </w:t>
       </w:r>
-      <w:hyperlink r:id="rId9" w:history="1">
+      <w:hyperlink r:id="rId10" w:history="1">
         <w:r>
           <w:rPr>
             <w:rStyle w:val="ad"/>
@@ -1529,7 +7132,7 @@
         </w:rPr>
         <w:t xml:space="preserve">URL: </w:t>
       </w:r>
-      <w:hyperlink r:id="rId10" w:history="1">
+      <w:hyperlink r:id="rId11" w:history="1">
         <w:r>
           <w:rPr>
             <w:rStyle w:val="ad"/>
@@ -1543,7 +7146,7 @@
       </w:hyperlink>
     </w:p>
     <w:sectPr>
-      <w:footerReference w:type="default" r:id="rId11"/>
+      <w:footerReference w:type="default" r:id="rId12"/>
       <w:pgSz w:w="11906" w:h="16838"/>
       <w:pgMar w:top="1134" w:right="850" w:bottom="1134" w:left="1701" w:header="708" w:footer="708" w:gutter="0"/>
       <w:cols w:space="708"/>
@@ -3486,6 +9089,7 @@
   <w:style w:type="character" w:default="1" w:styleId="a0">
     <w:name w:val="Default Paragraph Font"/>
     <w:uiPriority w:val="1"/>
+    <w:semiHidden/>
     <w:unhideWhenUsed/>
   </w:style>
   <w:style w:type="table" w:default="1" w:styleId="a1">

--- a/ОПД/Lab_6/ЛБ6.docx
+++ b/ОПД/Lab_6/ЛБ6.docx
@@ -1193,7 +1193,6 @@
           </w:rPr>
           <w:t>://</w:t>
         </w:r>
-        <w:proofErr w:type="spellStart"/>
         <w:r>
           <w:rPr>
             <w:rStyle w:val="ad"/>
@@ -1206,7 +1205,6 @@
           </w:rPr>
           <w:t>github</w:t>
         </w:r>
-        <w:proofErr w:type="spellEnd"/>
         <w:r>
           <w:rPr>
             <w:rStyle w:val="ad"/>
@@ -1241,7 +1239,6 @@
           </w:rPr>
           <w:t>/</w:t>
         </w:r>
-        <w:proofErr w:type="spellStart"/>
         <w:r>
           <w:rPr>
             <w:rStyle w:val="ad"/>
@@ -1254,7 +1251,6 @@
           </w:rPr>
           <w:t>tetraminomusic</w:t>
         </w:r>
-        <w:proofErr w:type="spellEnd"/>
         <w:r>
           <w:rPr>
             <w:rStyle w:val="ad"/>
@@ -1289,7 +1285,6 @@
           </w:rPr>
           <w:t>_2</w:t>
         </w:r>
-        <w:proofErr w:type="spellStart"/>
         <w:r>
           <w:rPr>
             <w:rStyle w:val="ad"/>
@@ -1302,7 +1297,6 @@
           </w:rPr>
           <w:t>sem</w:t>
         </w:r>
-        <w:proofErr w:type="spellEnd"/>
         <w:r>
           <w:rPr>
             <w:rStyle w:val="ad"/>
@@ -1428,7 +1422,6 @@
           </w:rPr>
           <w:t>.</w:t>
         </w:r>
-        <w:proofErr w:type="spellStart"/>
         <w:r>
           <w:rPr>
             <w:rStyle w:val="ad"/>
@@ -1441,7 +1434,6 @@
           </w:rPr>
           <w:t>asm</w:t>
         </w:r>
-        <w:proofErr w:type="spellEnd"/>
       </w:hyperlink>
     </w:p>
     <w:p>
@@ -2597,7 +2589,6 @@
           <w:color w:val="000000" w:themeColor="text1"/>
           <w:sz w:val="28"/>
           <w:szCs w:val="28"/>
-          <w:lang w:val="en-US"/>
         </w:rPr>
       </w:pPr>
       <w:r>
@@ -2619,7 +2610,6 @@
           <w:color w:val="000000" w:themeColor="text1"/>
           <w:sz w:val="28"/>
           <w:szCs w:val="28"/>
-          <w:lang w:val="en-US"/>
         </w:rPr>
         <w:t>:</w:t>
       </w:r>
@@ -2943,7 +2933,6 @@
           <w:color w:val="000000" w:themeColor="text1"/>
           <w:sz w:val="28"/>
           <w:szCs w:val="28"/>
-          <w:lang w:val="en-US"/>
         </w:rPr>
         <w:t>3</w:t>
       </w:r>
@@ -3072,7 +3061,6 @@
           <w:color w:val="000000" w:themeColor="text1"/>
           <w:sz w:val="28"/>
           <w:szCs w:val="28"/>
-          <w:lang w:val="en-US"/>
         </w:rPr>
       </w:pPr>
       <w:r>
@@ -3131,7 +3119,6 @@
           <w:color w:val="000000" w:themeColor="text1"/>
           <w:sz w:val="28"/>
           <w:szCs w:val="28"/>
-          <w:lang w:val="en-US"/>
         </w:rPr>
         <w:tab/>
       </w:r>
@@ -3191,16 +3178,14 @@
           <w:color w:val="000000" w:themeColor="text1"/>
           <w:sz w:val="28"/>
           <w:szCs w:val="28"/>
-          <w:lang w:val="en-US"/>
-        </w:rPr>
-      </w:pPr>
-      <w:r>
-        <w:rPr>
-          <w:rFonts w:ascii="Times New Roman" w:eastAsiaTheme="majorEastAsia" w:hAnsi="Times New Roman" w:cs="Times New Roman"/>
-          <w:color w:val="000000" w:themeColor="text1"/>
-          <w:sz w:val="28"/>
-          <w:szCs w:val="28"/>
-          <w:lang w:val="en-US"/>
+        </w:rPr>
+      </w:pPr>
+      <w:r>
+        <w:rPr>
+          <w:rFonts w:ascii="Times New Roman" w:eastAsiaTheme="majorEastAsia" w:hAnsi="Times New Roman" w:cs="Times New Roman"/>
+          <w:color w:val="000000" w:themeColor="text1"/>
+          <w:sz w:val="28"/>
+          <w:szCs w:val="28"/>
         </w:rPr>
         <w:tab/>
       </w:r>
@@ -3255,7 +3240,6 @@
           <w:color w:val="000000" w:themeColor="text1"/>
           <w:sz w:val="28"/>
           <w:szCs w:val="28"/>
-          <w:lang w:val="en-US"/>
         </w:rPr>
         <w:t>;</w:t>
       </w:r>
@@ -3269,16 +3253,14 @@
           <w:color w:val="000000" w:themeColor="text1"/>
           <w:sz w:val="28"/>
           <w:szCs w:val="28"/>
-          <w:lang w:val="en-US"/>
-        </w:rPr>
-      </w:pPr>
-      <w:r>
-        <w:rPr>
-          <w:rFonts w:ascii="Times New Roman" w:eastAsiaTheme="majorEastAsia" w:hAnsi="Times New Roman" w:cs="Times New Roman"/>
-          <w:color w:val="000000" w:themeColor="text1"/>
-          <w:sz w:val="28"/>
-          <w:szCs w:val="28"/>
-          <w:lang w:val="en-US"/>
+        </w:rPr>
+      </w:pPr>
+      <w:r>
+        <w:rPr>
+          <w:rFonts w:ascii="Times New Roman" w:eastAsiaTheme="majorEastAsia" w:hAnsi="Times New Roman" w:cs="Times New Roman"/>
+          <w:color w:val="000000" w:themeColor="text1"/>
+          <w:sz w:val="28"/>
+          <w:szCs w:val="28"/>
         </w:rPr>
         <w:tab/>
         <w:t xml:space="preserve">7.4) </w:t>
@@ -3298,7 +3280,6 @@
           <w:color w:val="000000" w:themeColor="text1"/>
           <w:sz w:val="28"/>
           <w:szCs w:val="28"/>
-          <w:lang w:val="en-US"/>
         </w:rPr>
         <w:t>“</w:t>
       </w:r>
@@ -3317,7 +3298,6 @@
           <w:color w:val="000000" w:themeColor="text1"/>
           <w:sz w:val="28"/>
           <w:szCs w:val="28"/>
-          <w:lang w:val="en-US"/>
         </w:rPr>
         <w:t>”;</w:t>
       </w:r>
@@ -3331,46 +3311,53 @@
           <w:color w:val="000000" w:themeColor="text1"/>
           <w:sz w:val="28"/>
           <w:szCs w:val="28"/>
+        </w:rPr>
+      </w:pPr>
+      <w:r>
+        <w:rPr>
+          <w:rFonts w:ascii="Times New Roman" w:eastAsiaTheme="majorEastAsia" w:hAnsi="Times New Roman" w:cs="Times New Roman"/>
+          <w:color w:val="000000" w:themeColor="text1"/>
+          <w:sz w:val="28"/>
+          <w:szCs w:val="28"/>
+        </w:rPr>
+        <w:tab/>
+      </w:r>
+      <w:r>
+        <w:rPr>
+          <w:rFonts w:ascii="Times New Roman" w:eastAsiaTheme="majorEastAsia" w:hAnsi="Times New Roman" w:cs="Times New Roman"/>
+          <w:color w:val="000000" w:themeColor="text1"/>
+          <w:sz w:val="28"/>
+          <w:szCs w:val="28"/>
+        </w:rPr>
+        <w:t xml:space="preserve">7.5) </w:t>
+      </w:r>
+      <w:r>
+        <w:rPr>
+          <w:rFonts w:ascii="Times New Roman" w:eastAsiaTheme="majorEastAsia" w:hAnsi="Times New Roman" w:cs="Times New Roman"/>
+          <w:color w:val="000000" w:themeColor="text1"/>
+          <w:sz w:val="28"/>
+          <w:szCs w:val="28"/>
+        </w:rPr>
+        <w:t xml:space="preserve">Записать значение </w:t>
+      </w:r>
+      <w:r>
+        <w:rPr>
+          <w:rFonts w:ascii="Times New Roman" w:eastAsiaTheme="majorEastAsia" w:hAnsi="Times New Roman" w:cs="Times New Roman"/>
+          <w:color w:val="000000" w:themeColor="text1"/>
+          <w:sz w:val="28"/>
+          <w:szCs w:val="28"/>
           <w:lang w:val="en-US"/>
         </w:rPr>
-      </w:pPr>
-      <w:r>
-        <w:rPr>
-          <w:rFonts w:ascii="Times New Roman" w:eastAsiaTheme="majorEastAsia" w:hAnsi="Times New Roman" w:cs="Times New Roman"/>
-          <w:color w:val="000000" w:themeColor="text1"/>
-          <w:sz w:val="28"/>
-          <w:szCs w:val="28"/>
-          <w:lang w:val="en-US"/>
-        </w:rPr>
-        <w:tab/>
-      </w:r>
-      <w:r>
-        <w:rPr>
-          <w:rFonts w:ascii="Times New Roman" w:eastAsiaTheme="majorEastAsia" w:hAnsi="Times New Roman" w:cs="Times New Roman"/>
-          <w:color w:val="000000" w:themeColor="text1"/>
-          <w:sz w:val="28"/>
-          <w:szCs w:val="28"/>
-        </w:rPr>
-        <w:t xml:space="preserve">7.5) </w:t>
-      </w:r>
-      <w:r>
-        <w:rPr>
-          <w:rFonts w:ascii="Times New Roman" w:eastAsiaTheme="majorEastAsia" w:hAnsi="Times New Roman" w:cs="Times New Roman"/>
-          <w:color w:val="000000" w:themeColor="text1"/>
-          <w:sz w:val="28"/>
-          <w:szCs w:val="28"/>
-        </w:rPr>
-        <w:t xml:space="preserve">Записать значение </w:t>
-      </w:r>
-      <w:r>
-        <w:rPr>
-          <w:rFonts w:ascii="Times New Roman" w:eastAsiaTheme="majorEastAsia" w:hAnsi="Times New Roman" w:cs="Times New Roman"/>
-          <w:color w:val="000000" w:themeColor="text1"/>
-          <w:sz w:val="28"/>
-          <w:szCs w:val="28"/>
-          <w:lang w:val="en-US"/>
-        </w:rPr>
-        <w:t>DR;</w:t>
+        <w:t>DR</w:t>
+      </w:r>
+      <w:r>
+        <w:rPr>
+          <w:rFonts w:ascii="Times New Roman" w:eastAsiaTheme="majorEastAsia" w:hAnsi="Times New Roman" w:cs="Times New Roman"/>
+          <w:color w:val="000000" w:themeColor="text1"/>
+          <w:sz w:val="28"/>
+          <w:szCs w:val="28"/>
+        </w:rPr>
+        <w:t>;</w:t>
       </w:r>
     </w:p>
     <w:p>
@@ -3382,16 +3369,14 @@
           <w:color w:val="000000" w:themeColor="text1"/>
           <w:sz w:val="28"/>
           <w:szCs w:val="28"/>
-          <w:lang w:val="en-US"/>
-        </w:rPr>
-      </w:pPr>
-      <w:r>
-        <w:rPr>
-          <w:rFonts w:ascii="Times New Roman" w:eastAsiaTheme="majorEastAsia" w:hAnsi="Times New Roman" w:cs="Times New Roman"/>
-          <w:color w:val="000000" w:themeColor="text1"/>
-          <w:sz w:val="28"/>
-          <w:szCs w:val="28"/>
-          <w:lang w:val="en-US"/>
+        </w:rPr>
+      </w:pPr>
+      <w:r>
+        <w:rPr>
+          <w:rFonts w:ascii="Times New Roman" w:eastAsiaTheme="majorEastAsia" w:hAnsi="Times New Roman" w:cs="Times New Roman"/>
+          <w:color w:val="000000" w:themeColor="text1"/>
+          <w:sz w:val="28"/>
+          <w:szCs w:val="28"/>
         </w:rPr>
         <w:tab/>
       </w:r>
@@ -3432,7 +3417,6 @@
           <w:color w:val="000000" w:themeColor="text1"/>
           <w:sz w:val="28"/>
           <w:szCs w:val="28"/>
-          <w:lang w:val="en-US"/>
         </w:rPr>
       </w:pPr>
       <w:r>
@@ -3614,7 +3598,6 @@
           <w:color w:val="000000" w:themeColor="text1"/>
           <w:sz w:val="28"/>
           <w:szCs w:val="28"/>
-          <w:lang w:val="en-US"/>
         </w:rPr>
       </w:pPr>
       <w:r>
@@ -3659,7 +3642,6 @@
           <w:color w:val="000000" w:themeColor="text1"/>
           <w:sz w:val="28"/>
           <w:szCs w:val="28"/>
-          <w:lang w:val="en-US"/>
         </w:rPr>
         <w:t>;</w:t>
       </w:r>
@@ -3810,7 +3792,6 @@
           <w:color w:val="000000" w:themeColor="text1"/>
           <w:sz w:val="28"/>
           <w:szCs w:val="28"/>
-          <w:lang w:val="en-US"/>
         </w:rPr>
       </w:pPr>
       <w:r>
@@ -3950,7 +3931,6 @@
           <w:color w:val="000000" w:themeColor="text1"/>
           <w:sz w:val="28"/>
           <w:szCs w:val="28"/>
-          <w:lang w:val="en-US"/>
         </w:rPr>
       </w:pPr>
       <w:r>
@@ -3972,7 +3952,6 @@
           <w:color w:val="000000" w:themeColor="text1"/>
           <w:sz w:val="28"/>
           <w:szCs w:val="28"/>
-          <w:lang w:val="en-US"/>
         </w:rPr>
         <w:t>:</w:t>
       </w:r>
@@ -3985,7 +3964,6 @@
           <w:color w:val="000000" w:themeColor="text1"/>
           <w:sz w:val="28"/>
           <w:szCs w:val="28"/>
-          <w:lang w:val="en-US"/>
         </w:rPr>
       </w:pPr>
       <w:r>
@@ -4024,7 +4002,6 @@
           <w:color w:val="000000" w:themeColor="text1"/>
           <w:sz w:val="28"/>
           <w:szCs w:val="28"/>
-          <w:lang w:val="en-US"/>
         </w:rPr>
       </w:pPr>
       <w:r>
@@ -4091,7 +4068,6 @@
           <w:color w:val="000000" w:themeColor="text1"/>
           <w:sz w:val="28"/>
           <w:szCs w:val="28"/>
-          <w:lang w:val="en-US"/>
         </w:rPr>
       </w:pPr>
       <w:r>
@@ -4118,7 +4094,6 @@
           <w:color w:val="000000" w:themeColor="text1"/>
           <w:sz w:val="28"/>
           <w:szCs w:val="28"/>
-          <w:lang w:val="en-US"/>
         </w:rPr>
         <w:t>;</w:t>
       </w:r>
@@ -4348,7 +4323,6 @@
                 <w:color w:val="000000" w:themeColor="text1"/>
                 <w:sz w:val="28"/>
                 <w:szCs w:val="28"/>
-                <w:lang w:val="en-US"/>
               </w:rPr>
             </w:pPr>
             <w:r>
@@ -4366,7 +4340,6 @@
                 <w:color w:val="000000" w:themeColor="text1"/>
                 <w:sz w:val="28"/>
                 <w:szCs w:val="28"/>
-                <w:lang w:val="en-US"/>
               </w:rPr>
               <w:t>:</w:t>
             </w:r>
@@ -4379,7 +4352,6 @@
                 <w:color w:val="000000" w:themeColor="text1"/>
                 <w:sz w:val="28"/>
                 <w:szCs w:val="28"/>
-                <w:lang w:val="en-US"/>
               </w:rPr>
             </w:pPr>
             <w:r>
@@ -4390,7 +4362,54 @@
                 <w:szCs w:val="28"/>
                 <w:lang w:val="en-US"/>
               </w:rPr>
-              <w:t>F(x) = 3x - 3</w:t>
+              <w:t>F</w:t>
+            </w:r>
+            <w:r>
+              <w:rPr>
+                <w:rFonts w:ascii="Times New Roman" w:eastAsiaTheme="majorEastAsia" w:hAnsi="Times New Roman" w:cs="Times New Roman"/>
+                <w:color w:val="000000" w:themeColor="text1"/>
+                <w:sz w:val="28"/>
+                <w:szCs w:val="28"/>
+              </w:rPr>
+              <w:t>(</w:t>
+            </w:r>
+            <w:r>
+              <w:rPr>
+                <w:rFonts w:ascii="Times New Roman" w:eastAsiaTheme="majorEastAsia" w:hAnsi="Times New Roman" w:cs="Times New Roman"/>
+                <w:color w:val="000000" w:themeColor="text1"/>
+                <w:sz w:val="28"/>
+                <w:szCs w:val="28"/>
+                <w:lang w:val="en-US"/>
+              </w:rPr>
+              <w:t>x</w:t>
+            </w:r>
+            <w:r>
+              <w:rPr>
+                <w:rFonts w:ascii="Times New Roman" w:eastAsiaTheme="majorEastAsia" w:hAnsi="Times New Roman" w:cs="Times New Roman"/>
+                <w:color w:val="000000" w:themeColor="text1"/>
+                <w:sz w:val="28"/>
+                <w:szCs w:val="28"/>
+              </w:rPr>
+              <w:t>) = 3</w:t>
+            </w:r>
+            <w:r>
+              <w:rPr>
+                <w:rFonts w:ascii="Times New Roman" w:eastAsiaTheme="majorEastAsia" w:hAnsi="Times New Roman" w:cs="Times New Roman"/>
+                <w:color w:val="000000" w:themeColor="text1"/>
+                <w:sz w:val="28"/>
+                <w:szCs w:val="28"/>
+                <w:lang w:val="en-US"/>
+              </w:rPr>
+              <w:t>x</w:t>
+            </w:r>
+            <w:r>
+              <w:rPr>
+                <w:rFonts w:ascii="Times New Roman" w:eastAsiaTheme="majorEastAsia" w:hAnsi="Times New Roman" w:cs="Times New Roman"/>
+                <w:color w:val="000000" w:themeColor="text1"/>
+                <w:sz w:val="28"/>
+                <w:szCs w:val="28"/>
+              </w:rPr>
+              <w:t xml:space="preserve"> - 3</w:t>
             </w:r>
           </w:p>
         </w:tc>
@@ -4865,17 +4884,7 @@
                         <w:szCs w:val="28"/>
                         <w:lang w:val="en-US"/>
                       </w:rPr>
-                      <m:t>F</m:t>
-                    </m:r>
-                    <m:r>
-                      <w:rPr>
-                        <w:rFonts w:ascii="Cambria Math" w:eastAsiaTheme="majorEastAsia" w:hAnsi="Cambria Math" w:cs="Times New Roman"/>
-                        <w:color w:val="000000" w:themeColor="text1"/>
-                        <w:sz w:val="28"/>
-                        <w:szCs w:val="28"/>
-                        <w:lang w:val="en-US"/>
-                      </w:rPr>
-                      <m:t>D</m:t>
+                      <m:t>FD</m:t>
                     </m:r>
                   </m:e>
                   <m:sub>
@@ -5209,7 +5218,6 @@
                 <w:color w:val="000000" w:themeColor="text1"/>
                 <w:sz w:val="28"/>
                 <w:szCs w:val="28"/>
-                <w:lang w:val="en-US"/>
               </w:rPr>
             </w:pPr>
             <w:r>
@@ -5239,7 +5247,7 @@
                 <w:szCs w:val="28"/>
                 <w:lang w:val="en-US"/>
               </w:rPr>
-              <w:t xml:space="preserve">R </w:t>
+              <w:t>R</w:t>
             </w:r>
             <w:r>
               <w:rPr>
@@ -5247,9 +5255,8 @@
                 <w:color w:val="000000" w:themeColor="text1"/>
                 <w:sz w:val="28"/>
                 <w:szCs w:val="28"/>
-                <w:lang w:val="en-US"/>
-              </w:rPr>
-              <w:t>→</w:t>
+              </w:rPr>
+              <w:t xml:space="preserve"> → </w:t>
             </w:r>
             <w:r>
               <w:rPr>
@@ -5259,7 +5266,7 @@
                 <w:szCs w:val="28"/>
                 <w:lang w:val="en-US"/>
               </w:rPr>
-              <w:t xml:space="preserve"> AC</w:t>
+              <w:t>AC</w:t>
             </w:r>
           </w:p>
         </w:tc>
@@ -6376,17 +6383,7 @@
                         <w:szCs w:val="28"/>
                         <w:lang w:val="en-US"/>
                       </w:rPr>
-                      <m:t>00</m:t>
-                    </m:r>
-                    <m:r>
-                      <w:rPr>
-                        <w:rFonts w:ascii="Cambria Math" w:eastAsiaTheme="majorEastAsia" w:hAnsi="Cambria Math" w:cs="Times New Roman"/>
-                        <w:color w:val="000000" w:themeColor="text1"/>
-                        <w:sz w:val="28"/>
-                        <w:szCs w:val="28"/>
-                        <w:lang w:val="en-US"/>
-                      </w:rPr>
-                      <m:t>2B</m:t>
+                      <m:t>002B</m:t>
                     </m:r>
                   </m:e>
                   <m:sub>
@@ -6572,17 +6569,7 @@
                         <w:szCs w:val="28"/>
                         <w:lang w:val="en-US"/>
                       </w:rPr>
-                      <m:t>FFD</m:t>
-                    </m:r>
-                    <m:r>
-                      <w:rPr>
-                        <w:rFonts w:ascii="Cambria Math" w:eastAsiaTheme="majorEastAsia" w:hAnsi="Cambria Math" w:cs="Times New Roman"/>
-                        <w:color w:val="000000" w:themeColor="text1"/>
-                        <w:sz w:val="28"/>
-                        <w:szCs w:val="28"/>
-                        <w:lang w:val="en-US"/>
-                      </w:rPr>
-                      <m:t>6</m:t>
+                      <m:t>FFD6</m:t>
                     </m:r>
                   </m:e>
                   <m:sub>
@@ -6757,8 +6744,11 @@
     </w:p>
     <w:p>
       <w:pPr>
-        <w:rPr>
-          <w:rFonts w:ascii="Times New Roman" w:eastAsiaTheme="majorEastAsia" w:hAnsi="Times New Roman" w:cs="Times New Roman"/>
+        <w:jc w:val="center"/>
+        <w:rPr>
+          <w:rFonts w:ascii="Times New Roman" w:eastAsiaTheme="majorEastAsia" w:hAnsi="Times New Roman" w:cs="Times New Roman"/>
+          <w:b/>
+          <w:bCs/>
           <w:color w:val="000000" w:themeColor="text1"/>
           <w:sz w:val="28"/>
           <w:szCs w:val="28"/>
@@ -6774,6 +6764,19 @@
           <w:lang w:val="en-US"/>
         </w:rPr>
         <w:br w:type="page"/>
+      </w:r>
+      <w:r>
+        <w:rPr>
+          <w:rFonts w:ascii="Times New Roman" w:eastAsiaTheme="majorEastAsia" w:hAnsi="Times New Roman" w:cs="Times New Roman"/>
+          <w:b/>
+          <w:bCs/>
+          <w:color w:val="000000" w:themeColor="text1"/>
+          <w:sz w:val="28"/>
+          <w:szCs w:val="28"/>
+          <w:lang w:val="en-US"/>
+        </w:rPr>
+        <w:lastRenderedPageBreak/>
+        <w:t>4.</w:t>
       </w:r>
     </w:p>
     <w:p>
@@ -6801,9 +6804,9 @@
           <w:color w:val="000000" w:themeColor="text1"/>
           <w:sz w:val="28"/>
           <w:szCs w:val="28"/>
-        </w:rPr>
-        <w:lastRenderedPageBreak/>
-        <w:t>4</w:t>
+          <w:lang w:val="en-US"/>
+        </w:rPr>
+        <w:t>5</w:t>
       </w:r>
       <w:r>
         <w:rPr>
@@ -6900,9 +6903,10 @@
           <w:color w:val="000000" w:themeColor="text1"/>
           <w:sz w:val="28"/>
           <w:szCs w:val="28"/>
+          <w:lang w:val="en-US"/>
         </w:rPr>
         <w:lastRenderedPageBreak/>
-        <w:t>5</w:t>
+        <w:t>6</w:t>
       </w:r>
       <w:r>
         <w:rPr>
@@ -7095,18 +7099,8 @@
           <w:sz w:val="28"/>
           <w:szCs w:val="28"/>
         </w:rPr>
-        <w:t xml:space="preserve">Как построить ферму мобов в </w:t>
-      </w:r>
-      <w:proofErr w:type="spellStart"/>
-      <w:r>
-        <w:rPr>
-          <w:rFonts w:ascii="Times New Roman" w:hAnsi="Times New Roman" w:cs="Times New Roman"/>
-          <w:sz w:val="28"/>
-          <w:szCs w:val="28"/>
-        </w:rPr>
-        <w:t>майнкрафте</w:t>
-      </w:r>
-      <w:proofErr w:type="spellEnd"/>
+        <w:t>Как построить ферму мобов в майнкрафте</w:t>
+      </w:r>
       <w:r>
         <w:rPr>
           <w:rFonts w:ascii="Times New Roman" w:hAnsi="Times New Roman" w:cs="Times New Roman"/>

--- a/ОПД/Lab_6/ЛБ6.docx
+++ b/ОПД/Lab_6/ЛБ6.docx
@@ -419,7 +419,7 @@
             </w:tabs>
             <w:spacing w:line="360" w:lineRule="auto"/>
             <w:rPr>
-              <w:rFonts w:ascii="Times New Roman" w:eastAsiaTheme="minorEastAsia" w:hAnsi="Times New Roman" w:cs="Times New Roman"/>
+              <w:rFonts w:eastAsiaTheme="minorEastAsia"/>
               <w:noProof/>
               <w:sz w:val="28"/>
               <w:szCs w:val="28"/>
@@ -450,7 +450,7 @@
             </w:rPr>
             <w:fldChar w:fldCharType="separate"/>
           </w:r>
-          <w:hyperlink w:anchor="_Toc224577849" w:history="1">
+          <w:hyperlink w:anchor="_Toc224999141" w:history="1">
             <w:r>
               <w:rPr>
                 <w:rStyle w:val="ad"/>
@@ -463,7 +463,6 @@
             </w:r>
             <w:r>
               <w:rPr>
-                <w:rFonts w:ascii="Times New Roman" w:hAnsi="Times New Roman" w:cs="Times New Roman"/>
                 <w:noProof/>
                 <w:webHidden/>
                 <w:sz w:val="28"/>
@@ -473,7 +472,6 @@
             </w:r>
             <w:r>
               <w:rPr>
-                <w:rFonts w:ascii="Times New Roman" w:hAnsi="Times New Roman" w:cs="Times New Roman"/>
                 <w:noProof/>
                 <w:webHidden/>
                 <w:sz w:val="28"/>
@@ -483,17 +481,15 @@
             </w:r>
             <w:r>
               <w:rPr>
-                <w:rFonts w:ascii="Times New Roman" w:hAnsi="Times New Roman" w:cs="Times New Roman"/>
                 <w:noProof/>
                 <w:webHidden/>
                 <w:sz w:val="28"/>
                 <w:szCs w:val="28"/>
               </w:rPr>
-              <w:instrText xml:space="preserve"> PAGEREF _Toc224577849 \h </w:instrText>
+              <w:instrText xml:space="preserve"> PAGEREF _Toc224999141 \h </w:instrText>
             </w:r>
             <w:r>
               <w:rPr>
-                <w:rFonts w:ascii="Times New Roman" w:hAnsi="Times New Roman" w:cs="Times New Roman"/>
                 <w:noProof/>
                 <w:webHidden/>
                 <w:sz w:val="28"/>
@@ -502,7 +498,6 @@
             </w:r>
             <w:r>
               <w:rPr>
-                <w:rFonts w:ascii="Times New Roman" w:hAnsi="Times New Roman" w:cs="Times New Roman"/>
                 <w:noProof/>
                 <w:webHidden/>
                 <w:sz w:val="28"/>
@@ -512,7 +507,6 @@
             </w:r>
             <w:r>
               <w:rPr>
-                <w:rFonts w:ascii="Times New Roman" w:hAnsi="Times New Roman" w:cs="Times New Roman"/>
                 <w:noProof/>
                 <w:webHidden/>
                 <w:sz w:val="28"/>
@@ -522,7 +516,6 @@
             </w:r>
             <w:r>
               <w:rPr>
-                <w:rFonts w:ascii="Times New Roman" w:hAnsi="Times New Roman" w:cs="Times New Roman"/>
                 <w:noProof/>
                 <w:webHidden/>
                 <w:sz w:val="28"/>
@@ -540,14 +533,14 @@
             </w:tabs>
             <w:spacing w:line="360" w:lineRule="auto"/>
             <w:rPr>
-              <w:rFonts w:ascii="Times New Roman" w:eastAsiaTheme="minorEastAsia" w:hAnsi="Times New Roman" w:cs="Times New Roman"/>
+              <w:rFonts w:eastAsiaTheme="minorEastAsia"/>
               <w:noProof/>
               <w:sz w:val="28"/>
               <w:szCs w:val="28"/>
               <w:lang w:eastAsia="ru-RU"/>
             </w:rPr>
           </w:pPr>
-          <w:hyperlink w:anchor="_Toc224577850" w:history="1">
+          <w:hyperlink w:anchor="_Toc224999142" w:history="1">
             <w:r>
               <w:rPr>
                 <w:rStyle w:val="ad"/>
@@ -560,7 +553,6 @@
             </w:r>
             <w:r>
               <w:rPr>
-                <w:rFonts w:ascii="Times New Roman" w:hAnsi="Times New Roman" w:cs="Times New Roman"/>
                 <w:noProof/>
                 <w:webHidden/>
                 <w:sz w:val="28"/>
@@ -570,7 +562,6 @@
             </w:r>
             <w:r>
               <w:rPr>
-                <w:rFonts w:ascii="Times New Roman" w:hAnsi="Times New Roman" w:cs="Times New Roman"/>
                 <w:noProof/>
                 <w:webHidden/>
                 <w:sz w:val="28"/>
@@ -580,17 +571,15 @@
             </w:r>
             <w:r>
               <w:rPr>
-                <w:rFonts w:ascii="Times New Roman" w:hAnsi="Times New Roman" w:cs="Times New Roman"/>
                 <w:noProof/>
                 <w:webHidden/>
                 <w:sz w:val="28"/>
                 <w:szCs w:val="28"/>
               </w:rPr>
-              <w:instrText xml:space="preserve"> PAGEREF _Toc224577850 \h </w:instrText>
+              <w:instrText xml:space="preserve"> PAGEREF _Toc224999142 \h </w:instrText>
             </w:r>
             <w:r>
               <w:rPr>
-                <w:rFonts w:ascii="Times New Roman" w:hAnsi="Times New Roman" w:cs="Times New Roman"/>
                 <w:noProof/>
                 <w:webHidden/>
                 <w:sz w:val="28"/>
@@ -599,7 +588,6 @@
             </w:r>
             <w:r>
               <w:rPr>
-                <w:rFonts w:ascii="Times New Roman" w:hAnsi="Times New Roman" w:cs="Times New Roman"/>
                 <w:noProof/>
                 <w:webHidden/>
                 <w:sz w:val="28"/>
@@ -609,7 +597,6 @@
             </w:r>
             <w:r>
               <w:rPr>
-                <w:rFonts w:ascii="Times New Roman" w:hAnsi="Times New Roman" w:cs="Times New Roman"/>
                 <w:noProof/>
                 <w:webHidden/>
                 <w:sz w:val="28"/>
@@ -619,7 +606,6 @@
             </w:r>
             <w:r>
               <w:rPr>
-                <w:rFonts w:ascii="Times New Roman" w:hAnsi="Times New Roman" w:cs="Times New Roman"/>
                 <w:noProof/>
                 <w:webHidden/>
                 <w:sz w:val="28"/>
@@ -637,14 +623,14 @@
             </w:tabs>
             <w:spacing w:line="360" w:lineRule="auto"/>
             <w:rPr>
-              <w:rFonts w:ascii="Times New Roman" w:eastAsiaTheme="minorEastAsia" w:hAnsi="Times New Roman" w:cs="Times New Roman"/>
+              <w:rFonts w:eastAsiaTheme="minorEastAsia"/>
               <w:noProof/>
               <w:sz w:val="28"/>
               <w:szCs w:val="28"/>
               <w:lang w:eastAsia="ru-RU"/>
             </w:rPr>
           </w:pPr>
-          <w:hyperlink w:anchor="_Toc224577851" w:history="1">
+          <w:hyperlink w:anchor="_Toc224999143" w:history="1">
             <w:r>
               <w:rPr>
                 <w:rStyle w:val="ad"/>
@@ -657,7 +643,6 @@
             </w:r>
             <w:r>
               <w:rPr>
-                <w:rFonts w:ascii="Times New Roman" w:hAnsi="Times New Roman" w:cs="Times New Roman"/>
                 <w:noProof/>
                 <w:webHidden/>
                 <w:sz w:val="28"/>
@@ -667,7 +652,6 @@
             </w:r>
             <w:r>
               <w:rPr>
-                <w:rFonts w:ascii="Times New Roman" w:hAnsi="Times New Roman" w:cs="Times New Roman"/>
                 <w:noProof/>
                 <w:webHidden/>
                 <w:sz w:val="28"/>
@@ -677,17 +661,15 @@
             </w:r>
             <w:r>
               <w:rPr>
-                <w:rFonts w:ascii="Times New Roman" w:hAnsi="Times New Roman" w:cs="Times New Roman"/>
                 <w:noProof/>
                 <w:webHidden/>
                 <w:sz w:val="28"/>
                 <w:szCs w:val="28"/>
               </w:rPr>
-              <w:instrText xml:space="preserve"> PAGEREF _Toc224577851 \h </w:instrText>
+              <w:instrText xml:space="preserve"> PAGEREF _Toc224999143 \h </w:instrText>
             </w:r>
             <w:r>
               <w:rPr>
-                <w:rFonts w:ascii="Times New Roman" w:hAnsi="Times New Roman" w:cs="Times New Roman"/>
                 <w:noProof/>
                 <w:webHidden/>
                 <w:sz w:val="28"/>
@@ -696,7 +678,6 @@
             </w:r>
             <w:r>
               <w:rPr>
-                <w:rFonts w:ascii="Times New Roman" w:hAnsi="Times New Roman" w:cs="Times New Roman"/>
                 <w:noProof/>
                 <w:webHidden/>
                 <w:sz w:val="28"/>
@@ -706,7 +687,6 @@
             </w:r>
             <w:r>
               <w:rPr>
-                <w:rFonts w:ascii="Times New Roman" w:hAnsi="Times New Roman" w:cs="Times New Roman"/>
                 <w:noProof/>
                 <w:webHidden/>
                 <w:sz w:val="28"/>
@@ -716,7 +696,6 @@
             </w:r>
             <w:r>
               <w:rPr>
-                <w:rFonts w:ascii="Times New Roman" w:hAnsi="Times New Roman" w:cs="Times New Roman"/>
                 <w:noProof/>
                 <w:webHidden/>
                 <w:sz w:val="28"/>
@@ -734,28 +713,37 @@
             </w:tabs>
             <w:spacing w:line="360" w:lineRule="auto"/>
             <w:rPr>
-              <w:rFonts w:ascii="Times New Roman" w:eastAsiaTheme="minorEastAsia" w:hAnsi="Times New Roman" w:cs="Times New Roman"/>
+              <w:rFonts w:eastAsiaTheme="minorEastAsia"/>
               <w:noProof/>
               <w:sz w:val="28"/>
               <w:szCs w:val="28"/>
               <w:lang w:eastAsia="ru-RU"/>
             </w:rPr>
           </w:pPr>
-          <w:hyperlink w:anchor="_Toc224577852" w:history="1">
+          <w:hyperlink w:anchor="_Toc224999144" w:history="1">
             <w:r>
               <w:rPr>
                 <w:rStyle w:val="ad"/>
                 <w:rFonts w:ascii="Times New Roman" w:hAnsi="Times New Roman" w:cs="Times New Roman"/>
-                <w:iCs/>
                 <w:noProof/>
                 <w:sz w:val="28"/>
                 <w:szCs w:val="28"/>
               </w:rPr>
-              <w:t>4. Вывод по работе</w:t>
+              <w:t>4. Дополнительное задание</w:t>
             </w:r>
             <w:r>
               <w:rPr>
+                <w:rStyle w:val="ad"/>
                 <w:rFonts w:ascii="Times New Roman" w:hAnsi="Times New Roman" w:cs="Times New Roman"/>
+                <w:noProof/>
+                <w:sz w:val="28"/>
+                <w:szCs w:val="28"/>
+                <w:lang w:val="en-US"/>
+              </w:rPr>
+              <w:t>:</w:t>
+            </w:r>
+            <w:r>
+              <w:rPr>
                 <w:noProof/>
                 <w:webHidden/>
                 <w:sz w:val="28"/>
@@ -765,7 +753,6 @@
             </w:r>
             <w:r>
               <w:rPr>
-                <w:rFonts w:ascii="Times New Roman" w:hAnsi="Times New Roman" w:cs="Times New Roman"/>
                 <w:noProof/>
                 <w:webHidden/>
                 <w:sz w:val="28"/>
@@ -775,17 +762,15 @@
             </w:r>
             <w:r>
               <w:rPr>
-                <w:rFonts w:ascii="Times New Roman" w:hAnsi="Times New Roman" w:cs="Times New Roman"/>
                 <w:noProof/>
                 <w:webHidden/>
                 <w:sz w:val="28"/>
                 <w:szCs w:val="28"/>
               </w:rPr>
-              <w:instrText xml:space="preserve"> PAGEREF _Toc224577852 \h </w:instrText>
+              <w:instrText xml:space="preserve"> PAGEREF _Toc224999144 \h </w:instrText>
             </w:r>
             <w:r>
               <w:rPr>
-                <w:rFonts w:ascii="Times New Roman" w:hAnsi="Times New Roman" w:cs="Times New Roman"/>
                 <w:noProof/>
                 <w:webHidden/>
                 <w:sz w:val="28"/>
@@ -794,7 +779,6 @@
             </w:r>
             <w:r>
               <w:rPr>
-                <w:rFonts w:ascii="Times New Roman" w:hAnsi="Times New Roman" w:cs="Times New Roman"/>
                 <w:noProof/>
                 <w:webHidden/>
                 <w:sz w:val="28"/>
@@ -804,17 +788,15 @@
             </w:r>
             <w:r>
               <w:rPr>
-                <w:rFonts w:ascii="Times New Roman" w:hAnsi="Times New Roman" w:cs="Times New Roman"/>
                 <w:noProof/>
                 <w:webHidden/>
                 <w:sz w:val="28"/>
                 <w:szCs w:val="28"/>
               </w:rPr>
-              <w:t>6</w:t>
+              <w:t>8</w:t>
             </w:r>
             <w:r>
               <w:rPr>
-                <w:rFonts w:ascii="Times New Roman" w:hAnsi="Times New Roman" w:cs="Times New Roman"/>
                 <w:noProof/>
                 <w:webHidden/>
                 <w:sz w:val="28"/>
@@ -832,14 +814,105 @@
             </w:tabs>
             <w:spacing w:line="360" w:lineRule="auto"/>
             <w:rPr>
-              <w:rFonts w:ascii="Times New Roman" w:eastAsiaTheme="minorEastAsia" w:hAnsi="Times New Roman" w:cs="Times New Roman"/>
+              <w:rFonts w:eastAsiaTheme="minorEastAsia"/>
               <w:noProof/>
               <w:sz w:val="28"/>
               <w:szCs w:val="28"/>
               <w:lang w:eastAsia="ru-RU"/>
             </w:rPr>
           </w:pPr>
-          <w:hyperlink w:anchor="_Toc224577853" w:history="1">
+          <w:hyperlink w:anchor="_Toc224999145" w:history="1">
+            <w:r>
+              <w:rPr>
+                <w:rStyle w:val="ad"/>
+                <w:rFonts w:ascii="Times New Roman" w:hAnsi="Times New Roman" w:cs="Times New Roman"/>
+                <w:iCs/>
+                <w:noProof/>
+                <w:sz w:val="28"/>
+                <w:szCs w:val="28"/>
+              </w:rPr>
+              <w:t>5. Вывод по работе</w:t>
+            </w:r>
+            <w:r>
+              <w:rPr>
+                <w:noProof/>
+                <w:webHidden/>
+                <w:sz w:val="28"/>
+                <w:szCs w:val="28"/>
+              </w:rPr>
+              <w:tab/>
+            </w:r>
+            <w:r>
+              <w:rPr>
+                <w:noProof/>
+                <w:webHidden/>
+                <w:sz w:val="28"/>
+                <w:szCs w:val="28"/>
+              </w:rPr>
+              <w:fldChar w:fldCharType="begin"/>
+            </w:r>
+            <w:r>
+              <w:rPr>
+                <w:noProof/>
+                <w:webHidden/>
+                <w:sz w:val="28"/>
+                <w:szCs w:val="28"/>
+              </w:rPr>
+              <w:instrText xml:space="preserve"> PAGEREF _Toc224999145 \h </w:instrText>
+            </w:r>
+            <w:r>
+              <w:rPr>
+                <w:noProof/>
+                <w:webHidden/>
+                <w:sz w:val="28"/>
+                <w:szCs w:val="28"/>
+              </w:rPr>
+            </w:r>
+            <w:r>
+              <w:rPr>
+                <w:noProof/>
+                <w:webHidden/>
+                <w:sz w:val="28"/>
+                <w:szCs w:val="28"/>
+              </w:rPr>
+              <w:fldChar w:fldCharType="separate"/>
+            </w:r>
+            <w:r>
+              <w:rPr>
+                <w:noProof/>
+                <w:webHidden/>
+                <w:sz w:val="28"/>
+                <w:szCs w:val="28"/>
+              </w:rPr>
+              <w:t>9</w:t>
+            </w:r>
+            <w:r>
+              <w:rPr>
+                <w:noProof/>
+                <w:webHidden/>
+                <w:sz w:val="28"/>
+                <w:szCs w:val="28"/>
+              </w:rPr>
+              <w:fldChar w:fldCharType="end"/>
+            </w:r>
+          </w:hyperlink>
+        </w:p>
+        <w:p>
+          <w:pPr>
+            <w:pStyle w:val="11"/>
+            <w:tabs>
+              <w:tab w:val="right" w:leader="dot" w:pos="9345"/>
+            </w:tabs>
+            <w:spacing w:line="360" w:lineRule="auto"/>
+            <w:rPr>
+              <w:rFonts w:eastAsiaTheme="minorEastAsia"/>
+              <w:noProof/>
+              <w:sz w:val="28"/>
+              <w:szCs w:val="28"/>
+              <w:lang w:eastAsia="ru-RU"/>
+            </w:rPr>
+          </w:pPr>
+          <w:hyperlink w:anchor="_Toc224999146" w:history="1">
             <w:r>
               <w:rPr>
                 <w:rStyle w:val="ad"/>
@@ -847,12 +920,22 @@
                 <w:noProof/>
                 <w:sz w:val="28"/>
                 <w:szCs w:val="28"/>
-              </w:rPr>
-              <w:t>5. Список использованной литературы</w:t>
+                <w:lang w:val="en-US"/>
+              </w:rPr>
+              <w:t>6</w:t>
             </w:r>
             <w:r>
               <w:rPr>
+                <w:rStyle w:val="ad"/>
                 <w:rFonts w:ascii="Times New Roman" w:hAnsi="Times New Roman" w:cs="Times New Roman"/>
+                <w:noProof/>
+                <w:sz w:val="28"/>
+                <w:szCs w:val="28"/>
+              </w:rPr>
+              <w:t>. Список использованной литературы</w:t>
+            </w:r>
+            <w:r>
+              <w:rPr>
                 <w:noProof/>
                 <w:webHidden/>
                 <w:sz w:val="28"/>
@@ -862,7 +945,6 @@
             </w:r>
             <w:r>
               <w:rPr>
-                <w:rFonts w:ascii="Times New Roman" w:hAnsi="Times New Roman" w:cs="Times New Roman"/>
                 <w:noProof/>
                 <w:webHidden/>
                 <w:sz w:val="28"/>
@@ -872,17 +954,15 @@
             </w:r>
             <w:r>
               <w:rPr>
-                <w:rFonts w:ascii="Times New Roman" w:hAnsi="Times New Roman" w:cs="Times New Roman"/>
                 <w:noProof/>
                 <w:webHidden/>
                 <w:sz w:val="28"/>
                 <w:szCs w:val="28"/>
               </w:rPr>
-              <w:instrText xml:space="preserve"> PAGEREF _Toc224577853 \h </w:instrText>
+              <w:instrText xml:space="preserve"> PAGEREF _Toc224999146 \h </w:instrText>
             </w:r>
             <w:r>
               <w:rPr>
-                <w:rFonts w:ascii="Times New Roman" w:hAnsi="Times New Roman" w:cs="Times New Roman"/>
                 <w:noProof/>
                 <w:webHidden/>
                 <w:sz w:val="28"/>
@@ -891,7 +971,6 @@
             </w:r>
             <w:r>
               <w:rPr>
-                <w:rFonts w:ascii="Times New Roman" w:hAnsi="Times New Roman" w:cs="Times New Roman"/>
                 <w:noProof/>
                 <w:webHidden/>
                 <w:sz w:val="28"/>
@@ -901,17 +980,15 @@
             </w:r>
             <w:r>
               <w:rPr>
-                <w:rFonts w:ascii="Times New Roman" w:hAnsi="Times New Roman" w:cs="Times New Roman"/>
                 <w:noProof/>
                 <w:webHidden/>
                 <w:sz w:val="28"/>
                 <w:szCs w:val="28"/>
               </w:rPr>
-              <w:t>7</w:t>
+              <w:t>10</w:t>
             </w:r>
             <w:r>
               <w:rPr>
-                <w:rFonts w:ascii="Times New Roman" w:hAnsi="Times New Roman" w:cs="Times New Roman"/>
                 <w:noProof/>
                 <w:webHidden/>
                 <w:sz w:val="28"/>
@@ -959,7 +1036,7 @@
           <w:szCs w:val="28"/>
         </w:rPr>
       </w:pPr>
-      <w:bookmarkStart w:id="0" w:name="_Toc224577849"/>
+      <w:bookmarkStart w:id="0" w:name="_Toc224999141"/>
       <w:r>
         <w:rPr>
           <w:rFonts w:ascii="Times New Roman" w:hAnsi="Times New Roman" w:cs="Times New Roman"/>
@@ -1113,7 +1190,7 @@
         </w:rPr>
         <w:br w:type="page"/>
       </w:r>
-      <w:bookmarkStart w:id="1" w:name="_Toc224577850"/>
+      <w:bookmarkStart w:id="1" w:name="_Toc224999142"/>
       <w:r>
         <w:rPr>
           <w:rFonts w:ascii="Times New Roman" w:hAnsi="Times New Roman" w:cs="Times New Roman"/>
@@ -1193,6 +1270,7 @@
           </w:rPr>
           <w:t>://</w:t>
         </w:r>
+        <w:proofErr w:type="spellStart"/>
         <w:r>
           <w:rPr>
             <w:rStyle w:val="ad"/>
@@ -1205,6 +1283,7 @@
           </w:rPr>
           <w:t>github</w:t>
         </w:r>
+        <w:proofErr w:type="spellEnd"/>
         <w:r>
           <w:rPr>
             <w:rStyle w:val="ad"/>
@@ -1239,6 +1318,7 @@
           </w:rPr>
           <w:t>/</w:t>
         </w:r>
+        <w:proofErr w:type="spellStart"/>
         <w:r>
           <w:rPr>
             <w:rStyle w:val="ad"/>
@@ -1251,6 +1331,7 @@
           </w:rPr>
           <w:t>tetraminomusic</w:t>
         </w:r>
+        <w:proofErr w:type="spellEnd"/>
         <w:r>
           <w:rPr>
             <w:rStyle w:val="ad"/>
@@ -1285,6 +1366,7 @@
           </w:rPr>
           <w:t>_2</w:t>
         </w:r>
+        <w:proofErr w:type="spellStart"/>
         <w:r>
           <w:rPr>
             <w:rStyle w:val="ad"/>
@@ -1297,6 +1379,7 @@
           </w:rPr>
           <w:t>sem</w:t>
         </w:r>
+        <w:proofErr w:type="spellEnd"/>
         <w:r>
           <w:rPr>
             <w:rStyle w:val="ad"/>
@@ -1422,6 +1505,7 @@
           </w:rPr>
           <w:t>.</w:t>
         </w:r>
+        <w:proofErr w:type="spellStart"/>
         <w:r>
           <w:rPr>
             <w:rStyle w:val="ad"/>
@@ -1434,6 +1518,7 @@
           </w:rPr>
           <w:t>asm</w:t>
         </w:r>
+        <w:proofErr w:type="spellEnd"/>
       </w:hyperlink>
     </w:p>
     <w:p>
@@ -2552,7 +2637,7 @@
           <w:szCs w:val="28"/>
         </w:rPr>
       </w:pPr>
-      <w:bookmarkStart w:id="2" w:name="_Toc224577851"/>
+      <w:bookmarkStart w:id="2" w:name="_Toc224999143"/>
       <w:r>
         <w:rPr>
           <w:rFonts w:ascii="Times New Roman" w:hAnsi="Times New Roman" w:cs="Times New Roman"/>
@@ -6744,46 +6829,343 @@
     </w:p>
     <w:p>
       <w:pPr>
-        <w:jc w:val="center"/>
-        <w:rPr>
-          <w:rFonts w:ascii="Times New Roman" w:eastAsiaTheme="majorEastAsia" w:hAnsi="Times New Roman" w:cs="Times New Roman"/>
-          <w:b/>
-          <w:bCs/>
-          <w:color w:val="000000" w:themeColor="text1"/>
-          <w:sz w:val="28"/>
-          <w:szCs w:val="28"/>
-          <w:lang w:val="en-US"/>
-        </w:rPr>
-      </w:pPr>
-      <w:r>
-        <w:rPr>
-          <w:rFonts w:ascii="Times New Roman" w:eastAsiaTheme="majorEastAsia" w:hAnsi="Times New Roman" w:cs="Times New Roman"/>
-          <w:color w:val="000000" w:themeColor="text1"/>
-          <w:sz w:val="28"/>
-          <w:szCs w:val="28"/>
-          <w:lang w:val="en-US"/>
-        </w:rPr>
-        <w:br w:type="page"/>
-      </w:r>
-      <w:r>
-        <w:rPr>
-          <w:rFonts w:ascii="Times New Roman" w:eastAsiaTheme="majorEastAsia" w:hAnsi="Times New Roman" w:cs="Times New Roman"/>
-          <w:b/>
-          <w:bCs/>
-          <w:color w:val="000000" w:themeColor="text1"/>
-          <w:sz w:val="28"/>
-          <w:szCs w:val="28"/>
-          <w:lang w:val="en-US"/>
-        </w:rPr>
-        <w:lastRenderedPageBreak/>
-        <w:t>4.</w:t>
-      </w:r>
-    </w:p>
-    <w:p>
-      <w:pPr>
         <w:pStyle w:val="1"/>
         <w:spacing w:line="360" w:lineRule="auto"/>
         <w:jc w:val="center"/>
+        <w:rPr>
+          <w:rFonts w:ascii="Times New Roman" w:hAnsi="Times New Roman" w:cs="Times New Roman"/>
+          <w:b/>
+          <w:bCs/>
+          <w:color w:val="000000" w:themeColor="text1"/>
+          <w:sz w:val="28"/>
+          <w:szCs w:val="28"/>
+          <w:lang w:val="en-US"/>
+        </w:rPr>
+      </w:pPr>
+      <w:r>
+        <w:rPr>
+          <w:rFonts w:ascii="Times New Roman" w:hAnsi="Times New Roman" w:cs="Times New Roman"/>
+          <w:color w:val="000000" w:themeColor="text1"/>
+          <w:sz w:val="28"/>
+          <w:szCs w:val="28"/>
+        </w:rPr>
+        <w:br w:type="page"/>
+      </w:r>
+      <w:bookmarkStart w:id="3" w:name="_Toc224999144"/>
+      <w:r>
+        <w:rPr>
+          <w:rFonts w:ascii="Times New Roman" w:hAnsi="Times New Roman" w:cs="Times New Roman"/>
+          <w:b/>
+          <w:bCs/>
+          <w:color w:val="000000" w:themeColor="text1"/>
+          <w:sz w:val="28"/>
+          <w:szCs w:val="28"/>
+        </w:rPr>
+        <w:lastRenderedPageBreak/>
+        <w:t>4.</w:t>
+      </w:r>
+      <w:r>
+        <w:rPr>
+          <w:rFonts w:ascii="Times New Roman" w:hAnsi="Times New Roman" w:cs="Times New Roman"/>
+          <w:b/>
+          <w:bCs/>
+          <w:color w:val="000000" w:themeColor="text1"/>
+          <w:sz w:val="28"/>
+          <w:szCs w:val="28"/>
+        </w:rPr>
+        <w:t xml:space="preserve"> </w:t>
+      </w:r>
+      <w:r>
+        <w:rPr>
+          <w:rFonts w:ascii="Times New Roman" w:hAnsi="Times New Roman" w:cs="Times New Roman"/>
+          <w:b/>
+          <w:bCs/>
+          <w:color w:val="000000" w:themeColor="text1"/>
+          <w:sz w:val="28"/>
+          <w:szCs w:val="28"/>
+        </w:rPr>
+        <w:t>Дополнительное задание</w:t>
+      </w:r>
+      <w:r>
+        <w:rPr>
+          <w:rFonts w:ascii="Times New Roman" w:hAnsi="Times New Roman" w:cs="Times New Roman"/>
+          <w:b/>
+          <w:bCs/>
+          <w:color w:val="000000" w:themeColor="text1"/>
+          <w:sz w:val="28"/>
+          <w:szCs w:val="28"/>
+          <w:lang w:val="en-US"/>
+        </w:rPr>
+        <w:t>:</w:t>
+      </w:r>
+      <w:bookmarkEnd w:id="3"/>
+    </w:p>
+    <w:p>
+      <w:pPr>
+        <w:spacing w:line="360" w:lineRule="auto"/>
+        <w:jc w:val="both"/>
+        <w:rPr>
+          <w:rFonts w:ascii="Times New Roman" w:eastAsiaTheme="majorEastAsia" w:hAnsi="Times New Roman" w:cs="Times New Roman"/>
+          <w:color w:val="000000" w:themeColor="text1"/>
+          <w:sz w:val="28"/>
+          <w:szCs w:val="28"/>
+        </w:rPr>
+      </w:pPr>
+      <w:r>
+        <w:rPr>
+          <w:rFonts w:ascii="Times New Roman" w:eastAsiaTheme="majorEastAsia" w:hAnsi="Times New Roman" w:cs="Times New Roman"/>
+          <w:color w:val="000000" w:themeColor="text1"/>
+          <w:sz w:val="28"/>
+          <w:szCs w:val="28"/>
+        </w:rPr>
+        <w:t xml:space="preserve">1) Познакомиться с основами языка программирования </w:t>
+      </w:r>
+      <w:r>
+        <w:rPr>
+          <w:rFonts w:ascii="Times New Roman" w:eastAsiaTheme="majorEastAsia" w:hAnsi="Times New Roman" w:cs="Times New Roman"/>
+          <w:color w:val="000000" w:themeColor="text1"/>
+          <w:sz w:val="28"/>
+          <w:szCs w:val="28"/>
+          <w:lang w:val="en-US"/>
+        </w:rPr>
+        <w:t>C</w:t>
+      </w:r>
+    </w:p>
+    <w:p>
+      <w:pPr>
+        <w:spacing w:line="360" w:lineRule="auto"/>
+        <w:jc w:val="both"/>
+        <w:rPr>
+          <w:rFonts w:ascii="Times New Roman" w:eastAsiaTheme="majorEastAsia" w:hAnsi="Times New Roman" w:cs="Times New Roman"/>
+          <w:color w:val="000000" w:themeColor="text1"/>
+          <w:sz w:val="28"/>
+          <w:szCs w:val="28"/>
+        </w:rPr>
+      </w:pPr>
+      <w:r>
+        <w:rPr>
+          <w:rFonts w:ascii="Times New Roman" w:eastAsiaTheme="majorEastAsia" w:hAnsi="Times New Roman" w:cs="Times New Roman"/>
+          <w:color w:val="000000" w:themeColor="text1"/>
+          <w:sz w:val="28"/>
+          <w:szCs w:val="28"/>
+        </w:rPr>
+        <w:t>2) Н</w:t>
+      </w:r>
+      <w:r>
+        <w:rPr>
+          <w:rFonts w:ascii="Times New Roman" w:eastAsiaTheme="majorEastAsia" w:hAnsi="Times New Roman" w:cs="Times New Roman"/>
+          <w:color w:val="000000" w:themeColor="text1"/>
+          <w:sz w:val="28"/>
+          <w:szCs w:val="28"/>
+        </w:rPr>
+        <w:t>аписать простую программу</w:t>
+      </w:r>
+      <w:r>
+        <w:rPr>
+          <w:rFonts w:ascii="Times New Roman" w:eastAsiaTheme="majorEastAsia" w:hAnsi="Times New Roman" w:cs="Times New Roman"/>
+          <w:color w:val="000000" w:themeColor="text1"/>
+          <w:sz w:val="28"/>
+          <w:szCs w:val="28"/>
+        </w:rPr>
+        <w:t>, использующую операторы ветвления, циклы и переменные</w:t>
+      </w:r>
+    </w:p>
+    <w:p>
+      <w:pPr>
+        <w:spacing w:line="360" w:lineRule="auto"/>
+        <w:jc w:val="both"/>
+        <w:rPr>
+          <w:rFonts w:ascii="Times New Roman" w:eastAsiaTheme="majorEastAsia" w:hAnsi="Times New Roman" w:cs="Times New Roman"/>
+          <w:color w:val="000000" w:themeColor="text1"/>
+          <w:sz w:val="28"/>
+          <w:szCs w:val="28"/>
+        </w:rPr>
+      </w:pPr>
+      <w:r>
+        <w:rPr>
+          <w:rFonts w:ascii="Times New Roman" w:eastAsiaTheme="majorEastAsia" w:hAnsi="Times New Roman" w:cs="Times New Roman"/>
+          <w:color w:val="000000" w:themeColor="text1"/>
+          <w:sz w:val="28"/>
+          <w:szCs w:val="28"/>
+        </w:rPr>
+        <w:t>3) В</w:t>
+      </w:r>
+      <w:r>
+        <w:rPr>
+          <w:rFonts w:ascii="Times New Roman" w:eastAsiaTheme="majorEastAsia" w:hAnsi="Times New Roman" w:cs="Times New Roman"/>
+          <w:color w:val="000000" w:themeColor="text1"/>
+          <w:sz w:val="28"/>
+          <w:szCs w:val="28"/>
+        </w:rPr>
+        <w:t>ыполнить дизассемблирование исходного кода</w:t>
+      </w:r>
+      <w:r>
+        <w:rPr>
+          <w:rFonts w:ascii="Times New Roman" w:eastAsiaTheme="majorEastAsia" w:hAnsi="Times New Roman" w:cs="Times New Roman"/>
+          <w:color w:val="000000" w:themeColor="text1"/>
+          <w:sz w:val="28"/>
+          <w:szCs w:val="28"/>
+        </w:rPr>
+        <w:t xml:space="preserve"> и проанализировать код</w:t>
+      </w:r>
+      <w:r>
+        <w:rPr>
+          <w:rFonts w:ascii="Times New Roman" w:eastAsiaTheme="majorEastAsia" w:hAnsi="Times New Roman" w:cs="Times New Roman"/>
+          <w:color w:val="000000" w:themeColor="text1"/>
+          <w:sz w:val="28"/>
+          <w:szCs w:val="28"/>
+        </w:rPr>
+        <w:t>:</w:t>
+      </w:r>
+    </w:p>
+    <w:p>
+      <w:pPr>
+        <w:spacing w:line="360" w:lineRule="auto"/>
+        <w:jc w:val="both"/>
+        <w:rPr>
+          <w:rFonts w:ascii="Times New Roman" w:eastAsiaTheme="majorEastAsia" w:hAnsi="Times New Roman" w:cs="Times New Roman"/>
+          <w:color w:val="000000" w:themeColor="text1"/>
+          <w:sz w:val="28"/>
+          <w:szCs w:val="28"/>
+        </w:rPr>
+      </w:pPr>
+    </w:p>
+    <w:p>
+      <w:pPr>
+        <w:spacing w:line="360" w:lineRule="auto"/>
+        <w:jc w:val="both"/>
+        <w:rPr>
+          <w:rFonts w:ascii="Times New Roman" w:eastAsiaTheme="majorEastAsia" w:hAnsi="Times New Roman" w:cs="Times New Roman"/>
+          <w:color w:val="000000" w:themeColor="text1"/>
+          <w:sz w:val="28"/>
+          <w:szCs w:val="28"/>
+          <w:lang w:val="en-US"/>
+        </w:rPr>
+      </w:pPr>
+      <w:r>
+        <w:rPr>
+          <w:rFonts w:ascii="Times New Roman" w:eastAsiaTheme="majorEastAsia" w:hAnsi="Times New Roman" w:cs="Times New Roman"/>
+          <w:color w:val="000000" w:themeColor="text1"/>
+          <w:sz w:val="28"/>
+          <w:szCs w:val="28"/>
+        </w:rPr>
+        <w:t>Исходный код программы на Си:</w:t>
+      </w:r>
+    </w:p>
+    <w:p>
+      <w:pPr>
+        <w:spacing w:line="360" w:lineRule="auto"/>
+        <w:jc w:val="both"/>
+        <w:rPr>
+          <w:rFonts w:ascii="Times New Roman" w:eastAsiaTheme="majorEastAsia" w:hAnsi="Times New Roman" w:cs="Times New Roman"/>
+          <w:i/>
+          <w:iCs/>
+          <w:color w:val="000000" w:themeColor="text1"/>
+          <w:sz w:val="28"/>
+          <w:szCs w:val="28"/>
+          <w:lang w:val="en-US"/>
+        </w:rPr>
+      </w:pPr>
+      <w:hyperlink r:id="rId10" w:history="1">
+        <w:r>
+          <w:rPr>
+            <w:rStyle w:val="ad"/>
+            <w:rFonts w:ascii="Times New Roman" w:eastAsiaTheme="majorEastAsia" w:hAnsi="Times New Roman" w:cs="Times New Roman"/>
+            <w:i/>
+            <w:iCs/>
+            <w:sz w:val="28"/>
+            <w:szCs w:val="28"/>
+            <w:lang w:val="en-US"/>
+          </w:rPr>
+          <w:t>https://github.com/tetraminomusic/ITMO_2sem/blob/main/ОПД/Lab_6/prog.c</w:t>
+        </w:r>
+      </w:hyperlink>
+    </w:p>
+    <w:p>
+      <w:pPr>
+        <w:spacing w:line="360" w:lineRule="auto"/>
+        <w:jc w:val="both"/>
+        <w:rPr>
+          <w:rFonts w:ascii="Times New Roman" w:eastAsiaTheme="majorEastAsia" w:hAnsi="Times New Roman" w:cs="Times New Roman"/>
+          <w:color w:val="000000" w:themeColor="text1"/>
+          <w:sz w:val="28"/>
+          <w:szCs w:val="28"/>
+        </w:rPr>
+      </w:pPr>
+      <w:r>
+        <w:rPr>
+          <w:rFonts w:ascii="Times New Roman" w:eastAsiaTheme="majorEastAsia" w:hAnsi="Times New Roman" w:cs="Times New Roman"/>
+          <w:color w:val="000000" w:themeColor="text1"/>
+          <w:sz w:val="28"/>
+          <w:szCs w:val="28"/>
+        </w:rPr>
+        <w:t>Дизассемблированный код программы</w:t>
+      </w:r>
+      <w:r>
+        <w:rPr>
+          <w:rFonts w:ascii="Times New Roman" w:eastAsiaTheme="majorEastAsia" w:hAnsi="Times New Roman" w:cs="Times New Roman"/>
+          <w:color w:val="000000" w:themeColor="text1"/>
+          <w:sz w:val="28"/>
+          <w:szCs w:val="28"/>
+          <w:lang w:val="en-US"/>
+        </w:rPr>
+        <w:t>:</w:t>
+      </w:r>
+    </w:p>
+    <w:p>
+      <w:pPr>
+        <w:spacing w:line="360" w:lineRule="auto"/>
+        <w:jc w:val="both"/>
+        <w:rPr>
+          <w:rFonts w:ascii="Times New Roman" w:eastAsiaTheme="majorEastAsia" w:hAnsi="Times New Roman" w:cs="Times New Roman"/>
+          <w:i/>
+          <w:iCs/>
+          <w:color w:val="000000" w:themeColor="text1"/>
+          <w:sz w:val="28"/>
+          <w:szCs w:val="28"/>
+        </w:rPr>
+      </w:pPr>
+      <w:hyperlink r:id="rId11" w:history="1">
+        <w:r>
+          <w:rPr>
+            <w:rStyle w:val="ad"/>
+            <w:rFonts w:ascii="Times New Roman" w:eastAsiaTheme="majorEastAsia" w:hAnsi="Times New Roman" w:cs="Times New Roman"/>
+            <w:i/>
+            <w:iCs/>
+            <w:sz w:val="28"/>
+            <w:szCs w:val="28"/>
+          </w:rPr>
+          <w:t>https://github.com/tetraminomusic/ITMO_2sem/blob/main/ОПД/Lab_6/disassemble.asm</w:t>
+        </w:r>
+      </w:hyperlink>
+    </w:p>
+    <w:p>
+      <w:pPr>
+        <w:spacing w:line="360" w:lineRule="auto"/>
+        <w:jc w:val="both"/>
+        <w:rPr>
+          <w:rFonts w:ascii="Times New Roman" w:eastAsiaTheme="majorEastAsia" w:hAnsi="Times New Roman" w:cs="Times New Roman"/>
+          <w:i/>
+          <w:iCs/>
+          <w:color w:val="000000" w:themeColor="text1"/>
+          <w:sz w:val="28"/>
+          <w:szCs w:val="28"/>
+        </w:rPr>
+      </w:pPr>
+    </w:p>
+    <w:p>
+      <w:pPr>
+        <w:rPr>
+          <w:rFonts w:ascii="Times New Roman" w:eastAsiaTheme="majorEastAsia" w:hAnsi="Times New Roman" w:cs="Times New Roman"/>
+          <w:b/>
+          <w:bCs/>
+          <w:iCs/>
+          <w:color w:val="000000" w:themeColor="text1"/>
+          <w:sz w:val="28"/>
+          <w:szCs w:val="28"/>
+        </w:rPr>
+      </w:pPr>
+      <w:r>
         <w:rPr>
           <w:rFonts w:ascii="Times New Roman" w:hAnsi="Times New Roman" w:cs="Times New Roman"/>
           <w:b/>
@@ -6793,9 +7175,14 @@
           <w:sz w:val="28"/>
           <w:szCs w:val="28"/>
         </w:rPr>
-      </w:pPr>
-      <w:bookmarkStart w:id="3" w:name="_Toc224577852"/>
-      <w:r>
+        <w:br w:type="page"/>
+      </w:r>
+    </w:p>
+    <w:p>
+      <w:pPr>
+        <w:pStyle w:val="1"/>
+        <w:spacing w:line="360" w:lineRule="auto"/>
+        <w:jc w:val="center"/>
         <w:rPr>
           <w:rFonts w:ascii="Times New Roman" w:hAnsi="Times New Roman" w:cs="Times New Roman"/>
           <w:b/>
@@ -6804,10 +7191,9 @@
           <w:color w:val="000000" w:themeColor="text1"/>
           <w:sz w:val="28"/>
           <w:szCs w:val="28"/>
-          <w:lang w:val="en-US"/>
-        </w:rPr>
-        <w:t>5</w:t>
-      </w:r>
+        </w:rPr>
+      </w:pPr>
+      <w:bookmarkStart w:id="4" w:name="_Toc224999145"/>
       <w:r>
         <w:rPr>
           <w:rFonts w:ascii="Times New Roman" w:hAnsi="Times New Roman" w:cs="Times New Roman"/>
@@ -6818,9 +7204,22 @@
           <w:sz w:val="28"/>
           <w:szCs w:val="28"/>
         </w:rPr>
+        <w:lastRenderedPageBreak/>
+        <w:t>5</w:t>
+      </w:r>
+      <w:r>
+        <w:rPr>
+          <w:rFonts w:ascii="Times New Roman" w:hAnsi="Times New Roman" w:cs="Times New Roman"/>
+          <w:b/>
+          <w:bCs/>
+          <w:iCs/>
+          <w:color w:val="000000" w:themeColor="text1"/>
+          <w:sz w:val="28"/>
+          <w:szCs w:val="28"/>
+        </w:rPr>
         <w:t>. Вывод по работе</w:t>
       </w:r>
-      <w:bookmarkEnd w:id="3"/>
+      <w:bookmarkEnd w:id="4"/>
     </w:p>
     <w:p>
       <w:pPr>
@@ -6894,7 +7293,7 @@
           <w:szCs w:val="28"/>
         </w:rPr>
       </w:pPr>
-      <w:bookmarkStart w:id="4" w:name="_Toc224577853"/>
+      <w:bookmarkStart w:id="5" w:name="_Toc224999146"/>
       <w:r>
         <w:rPr>
           <w:rFonts w:ascii="Times New Roman" w:hAnsi="Times New Roman" w:cs="Times New Roman"/>
@@ -6941,7 +7340,7 @@
         </w:rPr>
         <w:t>исок использованной литературы</w:t>
       </w:r>
-      <w:bookmarkEnd w:id="4"/>
+      <w:bookmarkEnd w:id="5"/>
     </w:p>
     <w:p>
       <w:pPr>
@@ -7047,7 +7446,7 @@
         </w:rPr>
         <w:t xml:space="preserve">URL: </w:t>
       </w:r>
-      <w:hyperlink r:id="rId10" w:history="1">
+      <w:hyperlink r:id="rId12" w:history="1">
         <w:r>
           <w:rPr>
             <w:rStyle w:val="ad"/>
@@ -7099,8 +7498,18 @@
           <w:sz w:val="28"/>
           <w:szCs w:val="28"/>
         </w:rPr>
-        <w:t>Как построить ферму мобов в майнкрафте</w:t>
-      </w:r>
+        <w:t xml:space="preserve">Как построить ферму мобов в </w:t>
+      </w:r>
+      <w:proofErr w:type="spellStart"/>
+      <w:r>
+        <w:rPr>
+          <w:rFonts w:ascii="Times New Roman" w:hAnsi="Times New Roman" w:cs="Times New Roman"/>
+          <w:sz w:val="28"/>
+          <w:szCs w:val="28"/>
+        </w:rPr>
+        <w:t>майнкрафте</w:t>
+      </w:r>
+      <w:proofErr w:type="spellEnd"/>
       <w:r>
         <w:rPr>
           <w:rFonts w:ascii="Times New Roman" w:hAnsi="Times New Roman" w:cs="Times New Roman"/>
@@ -7126,7 +7535,7 @@
         </w:rPr>
         <w:t xml:space="preserve">URL: </w:t>
       </w:r>
-      <w:hyperlink r:id="rId11" w:history="1">
+      <w:hyperlink r:id="rId13" w:history="1">
         <w:r>
           <w:rPr>
             <w:rStyle w:val="ad"/>
@@ -7140,7 +7549,7 @@
       </w:hyperlink>
     </w:p>
     <w:sectPr>
-      <w:footerReference w:type="default" r:id="rId12"/>
+      <w:footerReference w:type="default" r:id="rId14"/>
       <w:pgSz w:w="11906" w:h="16838"/>
       <w:pgMar w:top="1134" w:right="850" w:bottom="1134" w:left="1701" w:header="708" w:footer="708" w:gutter="0"/>
       <w:cols w:space="708"/>
